--- a/eng/docx/39.content.docx
+++ b/eng/docx/39.content.docx
@@ -7,6 +7,15 @@
       <w:r/>
     </w:p>
     <w:p>
+      <w:pPr>
+        <w:pStyle w:val="Heading2"/>
+      </w:pPr>
+      <w:r>
+        <w:t>Resource: Study Notes (Tyndale)</w:t>
+      </w:r>
+      <w:r/>
+    </w:p>
+    <w:p>
       <w:r/>
       <w:r>
         <w:rPr>
@@ -46,7 +55,7 @@
         <w:pStyle w:val="Heading1"/>
       </w:pPr>
       <w:r>
-        <w:t>Aquifer Open Study Notes</w:t>
+        <w:t>Study Notes (Tyndale)</w:t>
       </w:r>
     </w:p>
     <w:p>
@@ -55,6 +64,51 @@
           <w:headerReference w:type="even" r:id="rId8"/>
           <w:headerReference w:type="default" r:id="rId9"/>
           <w:footerReference w:type="default" r:id="rId10"/>
+          <w:footnotePr>
+            <w:numRestart w:val="eachSect"/>
+          </w:footnotePr>
+          <w:type w:val="continuous"/>
+          <w:pgSz w:w="12240" w:h="15840" w:code="1"/>
+          <w:pgMar w:top="1440" w:right="1440" w:bottom="1440" w:left="1440" w:header="504" w:footer="504" w:gutter="0"/>
+          <w:cols w:space="708"/>
+          <w:titlePg/>
+          <w:docGrid w:linePitch="360"/>
+        </w:sectPr>
+      </w:pPr>
+    </w:p>
+    <w:p>
+      <w:r/>
+    </w:p>
+    <w:p>
+      <w:pPr>
+        <w:pStyle w:val="Heading2"/>
+      </w:pPr>
+      <w:r>
+        <w:t>MAL</w:t>
+      </w:r>
+      <w:r/>
+    </w:p>
+    <w:p>
+      <w:r/>
+      <w:r>
+        <w:rPr>
+          <w:i/>
+        </w:rPr>
+        <w:t>Malachi 1:1, Malachi 1:2, Malachi 1:2–5, Malachi 1:3, Malachi 1:4, Malachi 1:6, Malachi 1:6–2.9, Malachi 1:7, Malachi 1:8, Malachi 1:12, Malachi 1:14, Malachi 2:2, Malachi 2:4, Malachi 2:7, Malachi 2:9, Malachi 2:10, Malachi 2:10–16, Malachi 2:11, Malachi 2:12, Malachi 2:14, Malachi 2:16, Malachi 2:17, Malachi 2:17–3.5, Malachi 3:1, Malachi 3:2, Malachi 3:5, Malachi 3:6–12, Malachi 3:7, Malachi 3:8–9, Malachi 3:10, Malachi 3:12, Malachi 3:13, Malachi 3:13–4.3, Malachi 3:14, Malachi 3:15, Malachi 3:16, Malachi 3:16–18, Malachi 3:17, Malachi 4:1–3, Malachi 4:2, Malachi 4:4, Malachi 4:4–6, Malachi 4:5–6, Malachi 4:6</w:t>
+      </w:r>
+      <w:r/>
+    </w:p>
+    <w:p>
+      <w:r/>
+      <w:r>
+        <w:t xml:space="preserve"> </w:t>
+      </w:r>
+      <w:r/>
+      <w:r/>
+    </w:p>
+    <w:p>
+      <w:pPr>
+        <w:sectPr>
           <w:footnotePr>
             <w:numRestart w:val="eachSect"/>
           </w:footnotePr>

--- a/eng/docx/39.content.docx
+++ b/eng/docx/39.content.docx
@@ -4,57 +4,114 @@
   <w:body>
     <w:p/>
     <w:p>
-      <w:r/>
+      <w:pPr/>
+      <w:r>
+        <w:rPr>
+          <w:lang w:val="en_US" w:bidi="en_US"/>
+        </w:rPr>
+      </w:r>
     </w:p>
     <w:p>
       <w:pPr>
         <w:pStyle w:val="Heading2"/>
       </w:pPr>
       <w:r>
+        <w:rPr>
+          <w:lang w:val="en_US" w:bidi="en_US"/>
+        </w:rPr>
         <w:t>Resource: Study Notes (Tyndale)</w:t>
       </w:r>
-      <w:r/>
-    </w:p>
-    <w:p>
-      <w:r/>
+      <w:r>
+        <w:rPr>
+          <w:lang w:val="en_US" w:bidi="en_US"/>
+        </w:rPr>
+      </w:r>
+    </w:p>
+    <w:p>
+      <w:pPr/>
+      <w:r>
+        <w:rPr>
+          <w:lang w:val="en_US" w:bidi="en_US"/>
+        </w:rPr>
+      </w:r>
       <w:r>
         <w:rPr>
           <w:b/>
+          <w:lang w:val="en_US" w:bidi="en_US"/>
         </w:rPr>
         <w:t>Aquifer Open Study Notes</w:t>
       </w:r>
     </w:p>
     <w:p>
-      <w:r/>
-      <w:r>
+      <w:pPr/>
+      <w:r>
+        <w:rPr>
+          <w:lang w:val="en_US" w:bidi="en_US"/>
+        </w:rPr>
+      </w:r>
+      <w:r>
+        <w:rPr>
+          <w:lang w:val="en_US" w:bidi="en_US"/>
+        </w:rPr>
         <w:t xml:space="preserve">This work is an adaptation of </w:t>
       </w:r>
       <w:r>
+        <w:rPr>
+          <w:lang w:val="en_US" w:bidi="en_US"/>
+        </w:rPr>
         <w:t>Tyndale Open Study Notes</w:t>
       </w:r>
       <w:r>
+        <w:rPr>
+          <w:lang w:val="en_US" w:bidi="en_US"/>
+        </w:rPr>
         <w:t xml:space="preserve"> © 2023 Tyndale House Publishers, licensed under the CC BY-SA 4.0 license. The adaptation, </w:t>
       </w:r>
       <w:r>
+        <w:rPr>
+          <w:lang w:val="en_US" w:bidi="en_US"/>
+        </w:rPr>
         <w:t>Aquifer Open Study Notes</w:t>
       </w:r>
       <w:r>
+        <w:rPr>
+          <w:lang w:val="en_US" w:bidi="en_US"/>
+        </w:rPr>
         <w:t>, was created by Mission Mutual and is also licensed under CC BY-SA 4.0.</w:t>
       </w:r>
     </w:p>
     <w:p>
-      <w:r/>
-      <w:r>
+      <w:pPr/>
+      <w:r>
+        <w:rPr>
+          <w:lang w:val="en_US" w:bidi="en_US"/>
+        </w:rPr>
+      </w:r>
+      <w:r>
+        <w:rPr>
+          <w:lang w:val="en_US" w:bidi="en_US"/>
+        </w:rPr>
         <w:t>This resource has been adapted into multiple languages, including English, Tok Pisin, Arabic (عربي), French (Français), Hindi (हिंदी), Indonesian (Bahasa Indonesia), Portuguese (Português), Russian (Русский), Spanish (Español), Swahili (Kiswahili), and Simplified Chinese (简体中文).</w:t>
       </w:r>
-      <w:r/>
-      <w:r/>
+      <w:r>
+        <w:rPr>
+          <w:lang w:val="en_US" w:bidi="en_US"/>
+        </w:rPr>
+      </w:r>
+      <w:r>
+        <w:rPr>
+          <w:lang w:val="en_US" w:bidi="en_US"/>
+        </w:rPr>
+      </w:r>
     </w:p>
     <w:p>
       <w:pPr>
         <w:pStyle w:val="Heading1"/>
       </w:pPr>
       <w:r>
+        <w:rPr>
+          <w:lang w:val="en_US" w:bidi="en_US"/>
+        </w:rPr>
         <w:t>Study Notes (Tyndale)</w:t>
       </w:r>
     </w:p>
@@ -77,34 +134,72 @@
       </w:pPr>
     </w:p>
     <w:p>
-      <w:r/>
+      <w:pPr/>
+      <w:r>
+        <w:rPr>
+          <w:lang w:val="en_US" w:bidi="en_US"/>
+        </w:rPr>
+      </w:r>
     </w:p>
     <w:p>
       <w:pPr>
         <w:pStyle w:val="Heading2"/>
       </w:pPr>
       <w:r>
+        <w:rPr>
+          <w:lang w:val="en_US" w:bidi="en_US"/>
+        </w:rPr>
         <w:t>MAL</w:t>
       </w:r>
-      <w:r/>
-    </w:p>
-    <w:p>
-      <w:r/>
+      <w:r>
+        <w:rPr>
+          <w:lang w:val="en_US" w:bidi="en_US"/>
+        </w:rPr>
+      </w:r>
+    </w:p>
+    <w:p>
+      <w:pPr/>
+      <w:r>
+        <w:rPr>
+          <w:lang w:val="en_US" w:bidi="en_US"/>
+        </w:rPr>
+      </w:r>
       <w:r>
         <w:rPr>
           <w:i/>
+          <w:lang w:val="en_US" w:bidi="en_US"/>
         </w:rPr>
         <w:t>Malachi 1:1, Malachi 1:2, Malachi 1:2–5, Malachi 1:3, Malachi 1:4, Malachi 1:6, Malachi 1:6–2.9, Malachi 1:7, Malachi 1:8, Malachi 1:12, Malachi 1:14, Malachi 2:2, Malachi 2:4, Malachi 2:7, Malachi 2:9, Malachi 2:10, Malachi 2:10–16, Malachi 2:11, Malachi 2:12, Malachi 2:14, Malachi 2:16, Malachi 2:17, Malachi 2:17–3.5, Malachi 3:1, Malachi 3:2, Malachi 3:5, Malachi 3:6–12, Malachi 3:7, Malachi 3:8–9, Malachi 3:10, Malachi 3:12, Malachi 3:13, Malachi 3:13–4.3, Malachi 3:14, Malachi 3:15, Malachi 3:16, Malachi 3:16–18, Malachi 3:17, Malachi 4:1–3, Malachi 4:2, Malachi 4:4, Malachi 4:4–6, Malachi 4:5–6, Malachi 4:6</w:t>
       </w:r>
-      <w:r/>
-    </w:p>
-    <w:p>
-      <w:r/>
-      <w:r>
+      <w:r>
+        <w:rPr>
+          <w:lang w:val="en_US" w:bidi="en_US"/>
+        </w:rPr>
+      </w:r>
+    </w:p>
+    <w:p>
+      <w:pPr/>
+      <w:r>
+        <w:rPr>
+          <w:lang w:val="en_US" w:bidi="en_US"/>
+        </w:rPr>
+      </w:r>
+      <w:r>
+        <w:rPr>
+          <w:lang w:val="en_US" w:bidi="en_US"/>
+        </w:rPr>
         <w:t xml:space="preserve"> </w:t>
       </w:r>
-      <w:r/>
-      <w:r/>
+      <w:r>
+        <w:rPr>
+          <w:lang w:val="en_US" w:bidi="en_US"/>
+        </w:rPr>
+      </w:r>
+      <w:r>
+        <w:rPr>
+          <w:lang w:val="en_US" w:bidi="en_US"/>
+        </w:rPr>
+      </w:r>
     </w:p>
     <w:p>
       <w:pPr>
@@ -122,72 +217,135 @@
       </w:pPr>
     </w:p>
     <w:p>
-      <w:r/>
+      <w:pPr/>
+      <w:r>
+        <w:rPr>
+          <w:lang w:val="en_US" w:bidi="en_US"/>
+        </w:rPr>
+      </w:r>
     </w:p>
     <w:p>
       <w:pPr>
         <w:pStyle w:val="Heading2"/>
       </w:pPr>
       <w:r>
+        <w:rPr>
+          <w:lang w:val="en_US" w:bidi="en_US"/>
+        </w:rPr>
         <w:t>Malachi 1:1</w:t>
       </w:r>
-      <w:r/>
-    </w:p>
-    <w:p>
-      <w:r/>
-      <w:r>
+      <w:r>
+        <w:rPr>
+          <w:lang w:val="en_US" w:bidi="en_US"/>
+        </w:rPr>
+      </w:r>
+    </w:p>
+    <w:p>
+      <w:pPr/>
+      <w:r>
+        <w:rPr>
+          <w:lang w:val="en_US" w:bidi="en_US"/>
+        </w:rPr>
+      </w:r>
+      <w:r>
+        <w:rPr>
+          <w:lang w:val="en_US" w:bidi="en_US"/>
+        </w:rPr>
         <w:t xml:space="preserve">This is the message (literally </w:t>
       </w:r>
       <w:r>
         <w:rPr>
           <w:i/>
+          <w:lang w:val="en_US" w:bidi="en_US"/>
         </w:rPr>
         <w:t>An Oracle: The message</w:t>
       </w:r>
       <w:r>
+        <w:rPr>
+          <w:lang w:val="en_US" w:bidi="en_US"/>
+        </w:rPr>
         <w:t xml:space="preserve">) that the Lord gave to Israel: This superscription classifies the book of Malachi as an authoritative message from God and identifies the author and audience, though not the date or occasion. The word </w:t>
       </w:r>
       <w:r>
         <w:rPr>
           <w:i/>
+          <w:lang w:val="en_US" w:bidi="en_US"/>
         </w:rPr>
         <w:t>oracle</w:t>
       </w:r>
       <w:r>
+        <w:rPr>
+          <w:lang w:val="en_US" w:bidi="en_US"/>
+        </w:rPr>
         <w:t xml:space="preserve"> imbues Malachi’s message with authority and urgency. His audience was expected to pay attention and respond.</w:t>
       </w:r>
-      <w:r/>
-      <w:r/>
-    </w:p>
-    <w:p>
-      <w:r/>
+      <w:r>
+        <w:rPr>
+          <w:lang w:val="en_US" w:bidi="en_US"/>
+        </w:rPr>
+      </w:r>
+      <w:r>
+        <w:rPr>
+          <w:lang w:val="en_US" w:bidi="en_US"/>
+        </w:rPr>
+      </w:r>
+    </w:p>
+    <w:p>
+      <w:pPr/>
+      <w:r>
+        <w:rPr>
+          <w:lang w:val="en_US" w:bidi="en_US"/>
+        </w:rPr>
+      </w:r>
     </w:p>
     <w:p>
       <w:pPr>
         <w:pStyle w:val="Heading2"/>
       </w:pPr>
       <w:r>
+        <w:rPr>
+          <w:lang w:val="en_US" w:bidi="en_US"/>
+        </w:rPr>
         <w:t>Malachi 1:2</w:t>
       </w:r>
-      <w:r/>
-    </w:p>
-    <w:p>
-      <w:r/>
-      <w:r>
+      <w:r>
+        <w:rPr>
+          <w:lang w:val="en_US" w:bidi="en_US"/>
+        </w:rPr>
+      </w:r>
+    </w:p>
+    <w:p>
+      <w:pPr/>
+      <w:r>
+        <w:rPr>
+          <w:lang w:val="en_US" w:bidi="en_US"/>
+        </w:rPr>
+      </w:r>
+      <w:r>
+        <w:rPr>
+          <w:lang w:val="en_US" w:bidi="en_US"/>
+        </w:rPr>
         <w:t xml:space="preserve">loved: In portraying a relationship between the Lord and Israel, love has covenant implications. The term may be equated with God’s choice, or </w:t>
       </w:r>
       <w:r>
         <w:rPr>
           <w:i/>
+          <w:lang w:val="en_US" w:bidi="en_US"/>
         </w:rPr>
         <w:t>election,</w:t>
       </w:r>
       <w:r>
+        <w:rPr>
+          <w:lang w:val="en_US" w:bidi="en_US"/>
+        </w:rPr>
         <w:t xml:space="preserve"> of Israel as his people. Malachi’s message indicates that the other dimensions of God’s unconditional covenant love for Israel (such as his patient mercy; see </w:t>
       </w:r>
       <w:hyperlink r:id="rId13">
         <w:r>
           <w:rPr>
+            <w:lang w:val="en_US" w:bidi="en_US"/>
+          </w:rPr>
+          <w:rPr>
             <w:color w:val="0000EE"/>
             <w:u w:val="single"/>
           </w:rPr>
@@ -195,11 +353,17 @@
         </w:r>
       </w:hyperlink>
       <w:r>
+        <w:rPr>
+          <w:lang w:val="en_US" w:bidi="en_US"/>
+        </w:rPr>
         <w:t xml:space="preserve">, </w:t>
       </w:r>
       <w:hyperlink r:id="rId14">
         <w:r>
           <w:rPr>
+            <w:lang w:val="en_US" w:bidi="en_US"/>
+          </w:rPr>
+          <w:rPr>
             <w:color w:val="0000EE"/>
             <w:u w:val="single"/>
           </w:rPr>
@@ -207,11 +371,17 @@
         </w:r>
       </w:hyperlink>
       <w:r>
+        <w:rPr>
+          <w:lang w:val="en_US" w:bidi="en_US"/>
+        </w:rPr>
         <w:t xml:space="preserve">) are also still operative. See also </w:t>
       </w:r>
       <w:hyperlink r:id="rId15">
         <w:r>
           <w:rPr>
+            <w:lang w:val="en_US" w:bidi="en_US"/>
+          </w:rPr>
+          <w:rPr>
             <w:color w:val="0000EE"/>
             <w:u w:val="single"/>
           </w:rPr>
@@ -219,40 +389,78 @@
         </w:r>
       </w:hyperlink>
       <w:r>
+        <w:rPr>
+          <w:lang w:val="en_US" w:bidi="en_US"/>
+        </w:rPr>
         <w:t>.</w:t>
       </w:r>
-      <w:r/>
-      <w:r/>
-    </w:p>
-    <w:p>
-      <w:r/>
+      <w:r>
+        <w:rPr>
+          <w:lang w:val="en_US" w:bidi="en_US"/>
+        </w:rPr>
+      </w:r>
+      <w:r>
+        <w:rPr>
+          <w:lang w:val="en_US" w:bidi="en_US"/>
+        </w:rPr>
+      </w:r>
+    </w:p>
+    <w:p>
+      <w:pPr/>
+      <w:r>
+        <w:rPr>
+          <w:lang w:val="en_US" w:bidi="en_US"/>
+        </w:rPr>
+      </w:r>
     </w:p>
     <w:p>
       <w:pPr>
         <w:pStyle w:val="Heading2"/>
       </w:pPr>
       <w:r>
+        <w:rPr>
+          <w:lang w:val="en_US" w:bidi="en_US"/>
+        </w:rPr>
         <w:t>Malachi 1:2–5</w:t>
       </w:r>
-      <w:r/>
-    </w:p>
-    <w:p>
-      <w:r/>
-      <w:r>
+      <w:r>
+        <w:rPr>
+          <w:lang w:val="en_US" w:bidi="en_US"/>
+        </w:rPr>
+      </w:r>
+    </w:p>
+    <w:p>
+      <w:pPr/>
+      <w:r>
+        <w:rPr>
+          <w:lang w:val="en_US" w:bidi="en_US"/>
+        </w:rPr>
+      </w:r>
+      <w:r>
+        <w:rPr>
+          <w:lang w:val="en_US" w:bidi="en_US"/>
+        </w:rPr>
         <w:t xml:space="preserve">Malachi’s sermons are literary </w:t>
       </w:r>
       <w:r>
         <w:rPr>
           <w:i/>
+          <w:lang w:val="en_US" w:bidi="en_US"/>
         </w:rPr>
         <w:t>disputations</w:t>
       </w:r>
       <w:r>
+        <w:rPr>
+          <w:lang w:val="en_US" w:bidi="en_US"/>
+        </w:rPr>
         <w:t>—a format that calls to mind the setting of a courtroom and establishes the tone of a trial for the prophet’s message. This first disputation presents the truth that God loves Israel (</w:t>
       </w:r>
       <w:hyperlink r:id="rId16">
         <w:r>
           <w:rPr>
+            <w:lang w:val="en_US" w:bidi="en_US"/>
+          </w:rPr>
+          <w:rPr>
             <w:color w:val="0000EE"/>
             <w:u w:val="single"/>
           </w:rPr>
@@ -260,49 +468,91 @@
         </w:r>
       </w:hyperlink>
       <w:r>
+        <w:rPr>
+          <w:lang w:val="en_US" w:bidi="en_US"/>
+        </w:rPr>
         <w:t>). The prophet then debates this thesis with his audience in the five messages that follow.</w:t>
       </w:r>
-      <w:r/>
-      <w:r/>
-    </w:p>
-    <w:p>
-      <w:r/>
+      <w:r>
+        <w:rPr>
+          <w:lang w:val="en_US" w:bidi="en_US"/>
+        </w:rPr>
+      </w:r>
+      <w:r>
+        <w:rPr>
+          <w:lang w:val="en_US" w:bidi="en_US"/>
+        </w:rPr>
+      </w:r>
+    </w:p>
+    <w:p>
+      <w:pPr/>
+      <w:r>
+        <w:rPr>
+          <w:lang w:val="en_US" w:bidi="en_US"/>
+        </w:rPr>
+      </w:r>
     </w:p>
     <w:p>
       <w:pPr>
         <w:pStyle w:val="Heading2"/>
       </w:pPr>
       <w:r>
+        <w:rPr>
+          <w:lang w:val="en_US" w:bidi="en_US"/>
+        </w:rPr>
         <w:t>Malachi 1:3</w:t>
       </w:r>
-      <w:r/>
-    </w:p>
-    <w:p>
-      <w:r/>
-      <w:r>
+      <w:r>
+        <w:rPr>
+          <w:lang w:val="en_US" w:bidi="en_US"/>
+        </w:rPr>
+      </w:r>
+    </w:p>
+    <w:p>
+      <w:pPr/>
+      <w:r>
+        <w:rPr>
+          <w:lang w:val="en_US" w:bidi="en_US"/>
+        </w:rPr>
+      </w:r>
+      <w:r>
+        <w:rPr>
+          <w:lang w:val="en_US" w:bidi="en_US"/>
+        </w:rPr>
         <w:t xml:space="preserve">rejected (literally </w:t>
       </w:r>
       <w:r>
         <w:rPr>
           <w:i/>
+          <w:lang w:val="en_US" w:bidi="en_US"/>
         </w:rPr>
         <w:t>hated,</w:t>
       </w:r>
       <w:r>
+        <w:rPr>
+          <w:lang w:val="en_US" w:bidi="en_US"/>
+        </w:rPr>
         <w:t xml:space="preserve"> the antonym of </w:t>
       </w:r>
       <w:r>
         <w:rPr>
           <w:i/>
+          <w:lang w:val="en_US" w:bidi="en_US"/>
         </w:rPr>
         <w:t>loved</w:t>
       </w:r>
       <w:r>
+        <w:rPr>
+          <w:lang w:val="en_US" w:bidi="en_US"/>
+        </w:rPr>
         <w:t xml:space="preserve"> in </w:t>
       </w:r>
       <w:hyperlink r:id="rId16">
         <w:r>
           <w:rPr>
+            <w:lang w:val="en_US" w:bidi="en_US"/>
+          </w:rPr>
+          <w:rPr>
             <w:color w:val="0000EE"/>
             <w:u w:val="single"/>
           </w:rPr>
@@ -310,11 +560,17 @@
         </w:r>
       </w:hyperlink>
       <w:r>
+        <w:rPr>
+          <w:lang w:val="en_US" w:bidi="en_US"/>
+        </w:rPr>
         <w:t xml:space="preserve">): Love and hate form a polar word pair in Old Testament legal and prophetic texts (see </w:t>
       </w:r>
       <w:hyperlink r:id="rId17">
         <w:r>
           <w:rPr>
+            <w:lang w:val="en_US" w:bidi="en_US"/>
+          </w:rPr>
+          <w:rPr>
             <w:color w:val="0000EE"/>
             <w:u w:val="single"/>
           </w:rPr>
@@ -322,11 +578,17 @@
         </w:r>
       </w:hyperlink>
       <w:r>
+        <w:rPr>
+          <w:lang w:val="en_US" w:bidi="en_US"/>
+        </w:rPr>
         <w:t xml:space="preserve">; </w:t>
       </w:r>
       <w:hyperlink r:id="rId18">
         <w:r>
           <w:rPr>
+            <w:lang w:val="en_US" w:bidi="en_US"/>
+          </w:rPr>
+          <w:rPr>
             <w:color w:val="0000EE"/>
             <w:u w:val="single"/>
           </w:rPr>
@@ -334,11 +596,17 @@
         </w:r>
       </w:hyperlink>
       <w:r>
+        <w:rPr>
+          <w:lang w:val="en_US" w:bidi="en_US"/>
+        </w:rPr>
         <w:t xml:space="preserve">), often used to describe the alienation of a broken covenant relationship. Here, God says that he rejected Esau (and his descendants, the Edomites). Esau had despised and rejected covenant relationship with the Lord (see </w:t>
       </w:r>
       <w:hyperlink r:id="rId19">
         <w:r>
           <w:rPr>
+            <w:lang w:val="en_US" w:bidi="en_US"/>
+          </w:rPr>
+          <w:rPr>
             <w:color w:val="0000EE"/>
             <w:u w:val="single"/>
           </w:rPr>
@@ -346,11 +614,17 @@
         </w:r>
       </w:hyperlink>
       <w:r>
+        <w:rPr>
+          <w:lang w:val="en_US" w:bidi="en_US"/>
+        </w:rPr>
         <w:t xml:space="preserve">; </w:t>
       </w:r>
       <w:hyperlink r:id="rId20">
         <w:r>
           <w:rPr>
+            <w:lang w:val="en_US" w:bidi="en_US"/>
+          </w:rPr>
+          <w:rPr>
             <w:color w:val="0000EE"/>
             <w:u w:val="single"/>
           </w:rPr>
@@ -358,20 +632,30 @@
         </w:r>
       </w:hyperlink>
       <w:r>
+        <w:rPr>
+          <w:lang w:val="en_US" w:bidi="en_US"/>
+        </w:rPr>
         <w:t>). • Esau was the ancestor of the Edomite nation, and his inheritance</w:t>
       </w:r>
       <w:r>
         <w:rPr>
           <w:i/>
+          <w:lang w:val="en_US" w:bidi="en_US"/>
         </w:rPr>
         <w:t>,</w:t>
       </w:r>
       <w:r>
+        <w:rPr>
+          <w:lang w:val="en_US" w:bidi="en_US"/>
+        </w:rPr>
         <w:t xml:space="preserve"> the territory of Edom, was located on the southeastern rim of the Dead Sea. The mention of Jacob and Esau calls to mind the twin brothers’ rivalry (</w:t>
       </w:r>
       <w:hyperlink r:id="rId21">
         <w:r>
           <w:rPr>
+            <w:lang w:val="en_US" w:bidi="en_US"/>
+          </w:rPr>
+          <w:rPr>
             <w:color w:val="0000EE"/>
             <w:u w:val="single"/>
           </w:rPr>
@@ -379,40 +663,78 @@
         </w:r>
       </w:hyperlink>
       <w:r>
+        <w:rPr>
+          <w:lang w:val="en_US" w:bidi="en_US"/>
+        </w:rPr>
         <w:t>).</w:t>
       </w:r>
-      <w:r/>
-      <w:r/>
-    </w:p>
-    <w:p>
-      <w:r/>
+      <w:r>
+        <w:rPr>
+          <w:lang w:val="en_US" w:bidi="en_US"/>
+        </w:rPr>
+      </w:r>
+      <w:r>
+        <w:rPr>
+          <w:lang w:val="en_US" w:bidi="en_US"/>
+        </w:rPr>
+      </w:r>
+    </w:p>
+    <w:p>
+      <w:pPr/>
+      <w:r>
+        <w:rPr>
+          <w:lang w:val="en_US" w:bidi="en_US"/>
+        </w:rPr>
+      </w:r>
     </w:p>
     <w:p>
       <w:pPr>
         <w:pStyle w:val="Heading2"/>
       </w:pPr>
       <w:r>
+        <w:rPr>
+          <w:lang w:val="en_US" w:bidi="en_US"/>
+        </w:rPr>
         <w:t>Malachi 1:4</w:t>
       </w:r>
-      <w:r/>
-    </w:p>
-    <w:p>
-      <w:r/>
-      <w:r>
+      <w:r>
+        <w:rPr>
+          <w:lang w:val="en_US" w:bidi="en_US"/>
+        </w:rPr>
+      </w:r>
+    </w:p>
+    <w:p>
+      <w:pPr/>
+      <w:r>
+        <w:rPr>
+          <w:lang w:val="en_US" w:bidi="en_US"/>
+        </w:rPr>
+      </w:r>
+      <w:r>
+        <w:rPr>
+          <w:lang w:val="en_US" w:bidi="en_US"/>
+        </w:rPr>
         <w:t xml:space="preserve">the Lord of Heaven’s Armies (Hebrew Yahweh tseba’oth): This name for God is prominent in Old Testament prophetic literature. </w:t>
       </w:r>
       <w:r>
         <w:rPr>
           <w:i/>
+          <w:lang w:val="en_US" w:bidi="en_US"/>
         </w:rPr>
         <w:t>Heaven’s Armies</w:t>
       </w:r>
       <w:r>
+        <w:rPr>
+          <w:lang w:val="en_US" w:bidi="en_US"/>
+        </w:rPr>
         <w:t xml:space="preserve"> are the angelic armies at God’s command; the phrase emphasizes the invincible power of God. • The Land of Wickedness: Esau was selfish and contemptuous of the tokens of the Lord’s covenant (see </w:t>
       </w:r>
       <w:hyperlink r:id="rId19">
         <w:r>
           <w:rPr>
+            <w:lang w:val="en_US" w:bidi="en_US"/>
+          </w:rPr>
+          <w:rPr>
             <w:color w:val="0000EE"/>
             <w:u w:val="single"/>
           </w:rPr>
@@ -420,11 +742,17 @@
         </w:r>
       </w:hyperlink>
       <w:r>
+        <w:rPr>
+          <w:lang w:val="en_US" w:bidi="en_US"/>
+        </w:rPr>
         <w:t xml:space="preserve">). The nation of Edom came to personify the pride of self-centered existence (see </w:t>
       </w:r>
       <w:hyperlink r:id="rId22">
         <w:r>
           <w:rPr>
+            <w:lang w:val="en_US" w:bidi="en_US"/>
+          </w:rPr>
+          <w:rPr>
             <w:color w:val="0000EE"/>
             <w:u w:val="single"/>
           </w:rPr>
@@ -432,11 +760,17 @@
         </w:r>
       </w:hyperlink>
       <w:r>
+        <w:rPr>
+          <w:lang w:val="en_US" w:bidi="en_US"/>
+        </w:rPr>
         <w:t xml:space="preserve">). The Edomites were also allies of Babylon in the destruction of Jerusalem (see </w:t>
       </w:r>
       <w:hyperlink r:id="rId23">
         <w:r>
           <w:rPr>
+            <w:lang w:val="en_US" w:bidi="en_US"/>
+          </w:rPr>
+          <w:rPr>
             <w:color w:val="0000EE"/>
             <w:u w:val="single"/>
           </w:rPr>
@@ -444,11 +778,17 @@
         </w:r>
       </w:hyperlink>
       <w:r>
+        <w:rPr>
+          <w:lang w:val="en_US" w:bidi="en_US"/>
+        </w:rPr>
         <w:t xml:space="preserve">; </w:t>
       </w:r>
       <w:hyperlink r:id="rId24">
         <w:r>
           <w:rPr>
+            <w:lang w:val="en_US" w:bidi="en_US"/>
+          </w:rPr>
+          <w:rPr>
             <w:color w:val="0000EE"/>
             <w:u w:val="single"/>
           </w:rPr>
@@ -456,11 +796,17 @@
         </w:r>
       </w:hyperlink>
       <w:r>
+        <w:rPr>
+          <w:lang w:val="en_US" w:bidi="en_US"/>
+        </w:rPr>
         <w:t xml:space="preserve">, </w:t>
       </w:r>
       <w:hyperlink r:id="rId25">
         <w:r>
           <w:rPr>
+            <w:lang w:val="en_US" w:bidi="en_US"/>
+          </w:rPr>
+          <w:rPr>
             <w:color w:val="0000EE"/>
             <w:u w:val="single"/>
           </w:rPr>
@@ -468,31 +814,65 @@
         </w:r>
       </w:hyperlink>
       <w:r>
+        <w:rPr>
+          <w:lang w:val="en_US" w:bidi="en_US"/>
+        </w:rPr>
         <w:t>).</w:t>
       </w:r>
-      <w:r/>
-      <w:r/>
-    </w:p>
-    <w:p>
-      <w:r/>
+      <w:r>
+        <w:rPr>
+          <w:lang w:val="en_US" w:bidi="en_US"/>
+        </w:rPr>
+      </w:r>
+      <w:r>
+        <w:rPr>
+          <w:lang w:val="en_US" w:bidi="en_US"/>
+        </w:rPr>
+      </w:r>
+    </w:p>
+    <w:p>
+      <w:pPr/>
+      <w:r>
+        <w:rPr>
+          <w:lang w:val="en_US" w:bidi="en_US"/>
+        </w:rPr>
+      </w:r>
     </w:p>
     <w:p>
       <w:pPr>
         <w:pStyle w:val="Heading2"/>
       </w:pPr>
       <w:r>
+        <w:rPr>
+          <w:lang w:val="en_US" w:bidi="en_US"/>
+        </w:rPr>
         <w:t>Malachi 1:6</w:t>
       </w:r>
-      <w:r/>
-    </w:p>
-    <w:p>
-      <w:r/>
-      <w:r>
+      <w:r>
+        <w:rPr>
+          <w:lang w:val="en_US" w:bidi="en_US"/>
+        </w:rPr>
+      </w:r>
+    </w:p>
+    <w:p>
+      <w:pPr/>
+      <w:r>
+        <w:rPr>
+          <w:lang w:val="en_US" w:bidi="en_US"/>
+        </w:rPr>
+      </w:r>
+      <w:r>
+        <w:rPr>
+          <w:lang w:val="en_US" w:bidi="en_US"/>
+        </w:rPr>
         <w:t xml:space="preserve">shown contempt for my name: God’s name is his reputation or character (cp. </w:t>
       </w:r>
       <w:hyperlink r:id="rId26">
         <w:r>
           <w:rPr>
+            <w:lang w:val="en_US" w:bidi="en_US"/>
+          </w:rPr>
+          <w:rPr>
             <w:color w:val="0000EE"/>
             <w:u w:val="single"/>
           </w:rPr>
@@ -500,31 +880,65 @@
         </w:r>
       </w:hyperlink>
       <w:r>
+        <w:rPr>
+          <w:lang w:val="en_US" w:bidi="en_US"/>
+        </w:rPr>
         <w:t>). The Judeans were showing how little they thought of God by giving him worthless offerings.</w:t>
       </w:r>
-      <w:r/>
-      <w:r/>
-    </w:p>
-    <w:p>
-      <w:r/>
+      <w:r>
+        <w:rPr>
+          <w:lang w:val="en_US" w:bidi="en_US"/>
+        </w:rPr>
+      </w:r>
+      <w:r>
+        <w:rPr>
+          <w:lang w:val="en_US" w:bidi="en_US"/>
+        </w:rPr>
+      </w:r>
+    </w:p>
+    <w:p>
+      <w:pPr/>
+      <w:r>
+        <w:rPr>
+          <w:lang w:val="en_US" w:bidi="en_US"/>
+        </w:rPr>
+      </w:r>
     </w:p>
     <w:p>
       <w:pPr>
         <w:pStyle w:val="Heading2"/>
       </w:pPr>
       <w:r>
+        <w:rPr>
+          <w:lang w:val="en_US" w:bidi="en_US"/>
+        </w:rPr>
         <w:t>Malachi 1:6–2.9</w:t>
       </w:r>
-      <w:r/>
-    </w:p>
-    <w:p>
-      <w:r/>
-      <w:r>
+      <w:r>
+        <w:rPr>
+          <w:lang w:val="en_US" w:bidi="en_US"/>
+        </w:rPr>
+      </w:r>
+    </w:p>
+    <w:p>
+      <w:pPr/>
+      <w:r>
+        <w:rPr>
+          <w:lang w:val="en_US" w:bidi="en_US"/>
+        </w:rPr>
+      </w:r>
+      <w:r>
+        <w:rPr>
+          <w:lang w:val="en_US" w:bidi="en_US"/>
+        </w:rPr>
         <w:t>Malachi’s second message affirms the Lord’s role as God and Father of Israel; he alone deserves true worship. The first part (</w:t>
       </w:r>
       <w:hyperlink r:id="rId27">
         <w:r>
           <w:rPr>
+            <w:lang w:val="en_US" w:bidi="en_US"/>
+          </w:rPr>
+          <w:rPr>
             <w:color w:val="0000EE"/>
             <w:u w:val="single"/>
           </w:rPr>
@@ -532,11 +946,17 @@
         </w:r>
       </w:hyperlink>
       <w:r>
+        <w:rPr>
+          <w:lang w:val="en_US" w:bidi="en_US"/>
+        </w:rPr>
         <w:t>) shows how the Israelites had dishonored God in spite of his fatherly care and masterly power. The second part (</w:t>
       </w:r>
       <w:hyperlink r:id="rId28">
         <w:r>
           <w:rPr>
+            <w:lang w:val="en_US" w:bidi="en_US"/>
+          </w:rPr>
+          <w:rPr>
             <w:color w:val="0000EE"/>
             <w:u w:val="single"/>
           </w:rPr>
@@ -544,11 +964,17 @@
         </w:r>
       </w:hyperlink>
       <w:r>
+        <w:rPr>
+          <w:lang w:val="en_US" w:bidi="en_US"/>
+        </w:rPr>
         <w:t>) warns the priests of Judah against sacrificing sick and defective animals and faults them for not teaching God’s instructions (</w:t>
       </w:r>
       <w:hyperlink r:id="rId29">
         <w:r>
           <w:rPr>
+            <w:lang w:val="en_US" w:bidi="en_US"/>
+          </w:rPr>
+          <w:rPr>
             <w:color w:val="0000EE"/>
             <w:u w:val="single"/>
           </w:rPr>
@@ -556,31 +982,65 @@
         </w:r>
       </w:hyperlink>
       <w:r>
+        <w:rPr>
+          <w:lang w:val="en_US" w:bidi="en_US"/>
+        </w:rPr>
         <w:t>).</w:t>
       </w:r>
-      <w:r/>
-      <w:r/>
-    </w:p>
-    <w:p>
-      <w:r/>
+      <w:r>
+        <w:rPr>
+          <w:lang w:val="en_US" w:bidi="en_US"/>
+        </w:rPr>
+      </w:r>
+      <w:r>
+        <w:rPr>
+          <w:lang w:val="en_US" w:bidi="en_US"/>
+        </w:rPr>
+      </w:r>
+    </w:p>
+    <w:p>
+      <w:pPr/>
+      <w:r>
+        <w:rPr>
+          <w:lang w:val="en_US" w:bidi="en_US"/>
+        </w:rPr>
+      </w:r>
     </w:p>
     <w:p>
       <w:pPr>
         <w:pStyle w:val="Heading2"/>
       </w:pPr>
       <w:r>
+        <w:rPr>
+          <w:lang w:val="en_US" w:bidi="en_US"/>
+        </w:rPr>
         <w:t>Malachi 1:7</w:t>
       </w:r>
-      <w:r/>
-    </w:p>
-    <w:p>
-      <w:r/>
-      <w:r>
+      <w:r>
+        <w:rPr>
+          <w:lang w:val="en_US" w:bidi="en_US"/>
+        </w:rPr>
+      </w:r>
+    </w:p>
+    <w:p>
+      <w:pPr/>
+      <w:r>
+        <w:rPr>
+          <w:lang w:val="en_US" w:bidi="en_US"/>
+        </w:rPr>
+      </w:r>
+      <w:r>
+        <w:rPr>
+          <w:lang w:val="en_US" w:bidi="en_US"/>
+        </w:rPr>
         <w:t>defiled the sacrifices?: Ritual uncleanness or contamination disqualified an object or person from being in the ceremonies of worship to the Lord. The defilement in this case resulted from ignoring the laws concerning acceptable animal sacrifices (</w:t>
       </w:r>
       <w:hyperlink r:id="rId30">
         <w:r>
           <w:rPr>
+            <w:lang w:val="en_US" w:bidi="en_US"/>
+          </w:rPr>
+          <w:rPr>
             <w:color w:val="0000EE"/>
             <w:u w:val="single"/>
           </w:rPr>
@@ -588,11 +1048,17 @@
         </w:r>
       </w:hyperlink>
       <w:r>
+        <w:rPr>
+          <w:lang w:val="en_US" w:bidi="en_US"/>
+        </w:rPr>
         <w:t xml:space="preserve">; </w:t>
       </w:r>
       <w:hyperlink r:id="rId31">
         <w:r>
           <w:rPr>
+            <w:lang w:val="en_US" w:bidi="en_US"/>
+          </w:rPr>
+          <w:rPr>
             <w:color w:val="0000EE"/>
             <w:u w:val="single"/>
           </w:rPr>
@@ -600,40 +1066,78 @@
         </w:r>
       </w:hyperlink>
       <w:r>
+        <w:rPr>
+          <w:lang w:val="en_US" w:bidi="en_US"/>
+        </w:rPr>
         <w:t>).</w:t>
       </w:r>
-      <w:r/>
-      <w:r/>
-    </w:p>
-    <w:p>
-      <w:r/>
+      <w:r>
+        <w:rPr>
+          <w:lang w:val="en_US" w:bidi="en_US"/>
+        </w:rPr>
+      </w:r>
+      <w:r>
+        <w:rPr>
+          <w:lang w:val="en_US" w:bidi="en_US"/>
+        </w:rPr>
+      </w:r>
+    </w:p>
+    <w:p>
+      <w:pPr/>
+      <w:r>
+        <w:rPr>
+          <w:lang w:val="en_US" w:bidi="en_US"/>
+        </w:rPr>
+      </w:r>
     </w:p>
     <w:p>
       <w:pPr>
         <w:pStyle w:val="Heading2"/>
       </w:pPr>
       <w:r>
+        <w:rPr>
+          <w:lang w:val="en_US" w:bidi="en_US"/>
+        </w:rPr>
         <w:t>Malachi 1:8</w:t>
       </w:r>
-      <w:r/>
-    </w:p>
-    <w:p>
-      <w:r/>
-      <w:r>
+      <w:r>
+        <w:rPr>
+          <w:lang w:val="en_US" w:bidi="en_US"/>
+        </w:rPr>
+      </w:r>
+    </w:p>
+    <w:p>
+      <w:pPr/>
+      <w:r>
+        <w:rPr>
+          <w:lang w:val="en_US" w:bidi="en_US"/>
+        </w:rPr>
+      </w:r>
+      <w:r>
+        <w:rPr>
+          <w:lang w:val="en_US" w:bidi="en_US"/>
+        </w:rPr>
         <w:t xml:space="preserve">The governor was Persia’s appointed overseer of the province of Judah. The juxtaposition of </w:t>
       </w:r>
       <w:r>
         <w:rPr>
           <w:i/>
+          <w:lang w:val="en_US" w:bidi="en_US"/>
         </w:rPr>
         <w:t>my altar</w:t>
       </w:r>
       <w:r>
+        <w:rPr>
+          <w:lang w:val="en_US" w:bidi="en_US"/>
+        </w:rPr>
         <w:t xml:space="preserve"> (</w:t>
       </w:r>
       <w:hyperlink r:id="rId32">
         <w:r>
           <w:rPr>
+            <w:lang w:val="en_US" w:bidi="en_US"/>
+          </w:rPr>
+          <w:rPr>
             <w:color w:val="0000EE"/>
             <w:u w:val="single"/>
           </w:rPr>
@@ -641,20 +1145,30 @@
         </w:r>
       </w:hyperlink>
       <w:r>
+        <w:rPr>
+          <w:lang w:val="en_US" w:bidi="en_US"/>
+        </w:rPr>
         <w:t xml:space="preserve">) and </w:t>
       </w:r>
       <w:r>
         <w:rPr>
           <w:i/>
+          <w:lang w:val="en_US" w:bidi="en_US"/>
         </w:rPr>
         <w:t>your governor</w:t>
       </w:r>
       <w:r>
+        <w:rPr>
+          <w:lang w:val="en_US" w:bidi="en_US"/>
+        </w:rPr>
         <w:t xml:space="preserve"> (</w:t>
       </w:r>
       <w:hyperlink r:id="rId33">
         <w:r>
           <w:rPr>
+            <w:lang w:val="en_US" w:bidi="en_US"/>
+          </w:rPr>
+          <w:rPr>
             <w:color w:val="0000EE"/>
             <w:u w:val="single"/>
           </w:rPr>
@@ -662,51 +1176,113 @@
         </w:r>
       </w:hyperlink>
       <w:r>
+        <w:rPr>
+          <w:lang w:val="en_US" w:bidi="en_US"/>
+        </w:rPr>
         <w:t>) reveals a confusion of loyalties among the Levitical priests. • says the Lord of Heaven’s Armies: This phrase is known as the messenger formula in prophetic speech and signifies that God’s authority stands behind the prophet’s message.</w:t>
       </w:r>
-      <w:r/>
-      <w:r/>
-    </w:p>
-    <w:p>
-      <w:r/>
+      <w:r>
+        <w:rPr>
+          <w:lang w:val="en_US" w:bidi="en_US"/>
+        </w:rPr>
+      </w:r>
+      <w:r>
+        <w:rPr>
+          <w:lang w:val="en_US" w:bidi="en_US"/>
+        </w:rPr>
+      </w:r>
+    </w:p>
+    <w:p>
+      <w:pPr/>
+      <w:r>
+        <w:rPr>
+          <w:lang w:val="en_US" w:bidi="en_US"/>
+        </w:rPr>
+      </w:r>
     </w:p>
     <w:p>
       <w:pPr>
         <w:pStyle w:val="Heading2"/>
       </w:pPr>
       <w:r>
+        <w:rPr>
+          <w:lang w:val="en_US" w:bidi="en_US"/>
+        </w:rPr>
         <w:t>Malachi 1:12</w:t>
       </w:r>
-      <w:r/>
-    </w:p>
-    <w:p>
-      <w:r/>
-      <w:r>
+      <w:r>
+        <w:rPr>
+          <w:lang w:val="en_US" w:bidi="en_US"/>
+        </w:rPr>
+      </w:r>
+    </w:p>
+    <w:p>
+      <w:pPr/>
+      <w:r>
+        <w:rPr>
+          <w:lang w:val="en_US" w:bidi="en_US"/>
+        </w:rPr>
+      </w:r>
+      <w:r>
+        <w:rPr>
+          <w:lang w:val="en_US" w:bidi="en_US"/>
+        </w:rPr>
         <w:t>Dishonor was an ongoing state of affairs. Ironically, the guardians of Israel’s covenant relationship with the Lord were habitually profaning his Temple with impure sacrifices.</w:t>
       </w:r>
-      <w:r/>
-      <w:r/>
-    </w:p>
-    <w:p>
-      <w:r/>
+      <w:r>
+        <w:rPr>
+          <w:lang w:val="en_US" w:bidi="en_US"/>
+        </w:rPr>
+      </w:r>
+      <w:r>
+        <w:rPr>
+          <w:lang w:val="en_US" w:bidi="en_US"/>
+        </w:rPr>
+      </w:r>
+    </w:p>
+    <w:p>
+      <w:pPr/>
+      <w:r>
+        <w:rPr>
+          <w:lang w:val="en_US" w:bidi="en_US"/>
+        </w:rPr>
+      </w:r>
     </w:p>
     <w:p>
       <w:pPr>
         <w:pStyle w:val="Heading2"/>
       </w:pPr>
       <w:r>
+        <w:rPr>
+          <w:lang w:val="en_US" w:bidi="en_US"/>
+        </w:rPr>
         <w:t>Malachi 1:14</w:t>
       </w:r>
-      <w:r/>
-    </w:p>
-    <w:p>
-      <w:r/>
-      <w:r>
+      <w:r>
+        <w:rPr>
+          <w:lang w:val="en_US" w:bidi="en_US"/>
+        </w:rPr>
+      </w:r>
+    </w:p>
+    <w:p>
+      <w:pPr/>
+      <w:r>
+        <w:rPr>
+          <w:lang w:val="en_US" w:bidi="en_US"/>
+        </w:rPr>
+      </w:r>
+      <w:r>
+        <w:rPr>
+          <w:lang w:val="en_US" w:bidi="en_US"/>
+        </w:rPr>
         <w:t xml:space="preserve">Cursed: To “bind with a curse” was to deliver an individual over to misfortune as punishment for a serious crime against the community (see </w:t>
       </w:r>
       <w:hyperlink r:id="rId34">
         <w:r>
           <w:rPr>
+            <w:lang w:val="en_US" w:bidi="en_US"/>
+          </w:rPr>
+          <w:rPr>
             <w:color w:val="0000EE"/>
             <w:u w:val="single"/>
           </w:rPr>
@@ -714,11 +1290,17 @@
         </w:r>
       </w:hyperlink>
       <w:r>
+        <w:rPr>
+          <w:lang w:val="en_US" w:bidi="en_US"/>
+        </w:rPr>
         <w:t xml:space="preserve">; </w:t>
       </w:r>
       <w:hyperlink r:id="rId35">
         <w:r>
           <w:rPr>
+            <w:lang w:val="en_US" w:bidi="en_US"/>
+          </w:rPr>
+          <w:rPr>
             <w:color w:val="0000EE"/>
             <w:u w:val="single"/>
           </w:rPr>
@@ -726,31 +1308,65 @@
         </w:r>
       </w:hyperlink>
       <w:r>
+        <w:rPr>
+          <w:lang w:val="en_US" w:bidi="en_US"/>
+        </w:rPr>
         <w:t>). Malachi spoke for the Lord, so the curse was a pronouncement of doom.</w:t>
       </w:r>
-      <w:r/>
-      <w:r/>
-    </w:p>
-    <w:p>
-      <w:r/>
+      <w:r>
+        <w:rPr>
+          <w:lang w:val="en_US" w:bidi="en_US"/>
+        </w:rPr>
+      </w:r>
+      <w:r>
+        <w:rPr>
+          <w:lang w:val="en_US" w:bidi="en_US"/>
+        </w:rPr>
+      </w:r>
+    </w:p>
+    <w:p>
+      <w:pPr/>
+      <w:r>
+        <w:rPr>
+          <w:lang w:val="en_US" w:bidi="en_US"/>
+        </w:rPr>
+      </w:r>
     </w:p>
     <w:p>
       <w:pPr>
         <w:pStyle w:val="Heading2"/>
       </w:pPr>
       <w:r>
+        <w:rPr>
+          <w:lang w:val="en_US" w:bidi="en_US"/>
+        </w:rPr>
         <w:t>Malachi 2:2</w:t>
       </w:r>
-      <w:r/>
-    </w:p>
-    <w:p>
-      <w:r/>
-      <w:r>
+      <w:r>
+        <w:rPr>
+          <w:lang w:val="en_US" w:bidi="en_US"/>
+        </w:rPr>
+      </w:r>
+    </w:p>
+    <w:p>
+      <w:pPr/>
+      <w:r>
+        <w:rPr>
+          <w:lang w:val="en_US" w:bidi="en_US"/>
+        </w:rPr>
+      </w:r>
+      <w:r>
+        <w:rPr>
+          <w:lang w:val="en_US" w:bidi="en_US"/>
+        </w:rPr>
         <w:t xml:space="preserve">make up your minds: This was an issue of the will, not the emotions. • terrible curse: Malachi had in mind the utter destruction of those who violated God’s covenant (see </w:t>
       </w:r>
       <w:hyperlink r:id="rId36">
         <w:r>
           <w:rPr>
+            <w:lang w:val="en_US" w:bidi="en_US"/>
+          </w:rPr>
+          <w:rPr>
             <w:color w:val="0000EE"/>
             <w:u w:val="single"/>
           </w:rPr>
@@ -758,31 +1374,65 @@
         </w:r>
       </w:hyperlink>
       <w:r>
+        <w:rPr>
+          <w:lang w:val="en_US" w:bidi="en_US"/>
+        </w:rPr>
         <w:t>).</w:t>
       </w:r>
-      <w:r/>
-      <w:r/>
-    </w:p>
-    <w:p>
-      <w:r/>
+      <w:r>
+        <w:rPr>
+          <w:lang w:val="en_US" w:bidi="en_US"/>
+        </w:rPr>
+      </w:r>
+      <w:r>
+        <w:rPr>
+          <w:lang w:val="en_US" w:bidi="en_US"/>
+        </w:rPr>
+      </w:r>
+    </w:p>
+    <w:p>
+      <w:pPr/>
+      <w:r>
+        <w:rPr>
+          <w:lang w:val="en_US" w:bidi="en_US"/>
+        </w:rPr>
+      </w:r>
     </w:p>
     <w:p>
       <w:pPr>
         <w:pStyle w:val="Heading2"/>
       </w:pPr>
       <w:r>
+        <w:rPr>
+          <w:lang w:val="en_US" w:bidi="en_US"/>
+        </w:rPr>
         <w:t>Malachi 2:4</w:t>
       </w:r>
-      <w:r/>
-    </w:p>
-    <w:p>
-      <w:r/>
-      <w:r>
+      <w:r>
+        <w:rPr>
+          <w:lang w:val="en_US" w:bidi="en_US"/>
+        </w:rPr>
+      </w:r>
+    </w:p>
+    <w:p>
+      <w:pPr/>
+      <w:r>
+        <w:rPr>
+          <w:lang w:val="en_US" w:bidi="en_US"/>
+        </w:rPr>
+      </w:r>
+      <w:r>
+        <w:rPr>
+          <w:lang w:val="en_US" w:bidi="en_US"/>
+        </w:rPr>
         <w:t>my covenant with the Levites: If the Levites would give themselves to serving God and forsake their own glory, God would give them life and peace (</w:t>
       </w:r>
       <w:hyperlink r:id="rId37">
         <w:r>
           <w:rPr>
+            <w:lang w:val="en_US" w:bidi="en_US"/>
+          </w:rPr>
+          <w:rPr>
             <w:color w:val="0000EE"/>
             <w:u w:val="single"/>
           </w:rPr>
@@ -790,11 +1440,17 @@
         </w:r>
       </w:hyperlink>
       <w:r>
+        <w:rPr>
+          <w:lang w:val="en_US" w:bidi="en_US"/>
+        </w:rPr>
         <w:t xml:space="preserve">; cp. </w:t>
       </w:r>
       <w:hyperlink r:id="rId38">
         <w:r>
           <w:rPr>
+            <w:lang w:val="en_US" w:bidi="en_US"/>
+          </w:rPr>
+          <w:rPr>
             <w:color w:val="0000EE"/>
             <w:u w:val="single"/>
           </w:rPr>
@@ -802,11 +1458,17 @@
         </w:r>
       </w:hyperlink>
       <w:r>
+        <w:rPr>
+          <w:lang w:val="en_US" w:bidi="en_US"/>
+        </w:rPr>
         <w:t xml:space="preserve">; </w:t>
       </w:r>
       <w:hyperlink r:id="rId39">
         <w:r>
           <w:rPr>
+            <w:lang w:val="en_US" w:bidi="en_US"/>
+          </w:rPr>
+          <w:rPr>
             <w:color w:val="0000EE"/>
             <w:u w:val="single"/>
           </w:rPr>
@@ -814,11 +1476,17 @@
         </w:r>
       </w:hyperlink>
       <w:r>
+        <w:rPr>
+          <w:lang w:val="en_US" w:bidi="en_US"/>
+        </w:rPr>
         <w:t>). Their special responsibility was to teach God’s instructions (</w:t>
       </w:r>
       <w:hyperlink r:id="rId40">
         <w:r>
           <w:rPr>
+            <w:lang w:val="en_US" w:bidi="en_US"/>
+          </w:rPr>
+          <w:rPr>
             <w:color w:val="0000EE"/>
             <w:u w:val="single"/>
           </w:rPr>
@@ -826,31 +1494,65 @@
         </w:r>
       </w:hyperlink>
       <w:r>
+        <w:rPr>
+          <w:lang w:val="en_US" w:bidi="en_US"/>
+        </w:rPr>
         <w:t>).</w:t>
       </w:r>
-      <w:r/>
-      <w:r/>
-    </w:p>
-    <w:p>
-      <w:r/>
+      <w:r>
+        <w:rPr>
+          <w:lang w:val="en_US" w:bidi="en_US"/>
+        </w:rPr>
+      </w:r>
+      <w:r>
+        <w:rPr>
+          <w:lang w:val="en_US" w:bidi="en_US"/>
+        </w:rPr>
+      </w:r>
+    </w:p>
+    <w:p>
+      <w:pPr/>
+      <w:r>
+        <w:rPr>
+          <w:lang w:val="en_US" w:bidi="en_US"/>
+        </w:rPr>
+      </w:r>
     </w:p>
     <w:p>
       <w:pPr>
         <w:pStyle w:val="Heading2"/>
       </w:pPr>
       <w:r>
+        <w:rPr>
+          <w:lang w:val="en_US" w:bidi="en_US"/>
+        </w:rPr>
         <w:t>Malachi 2:7</w:t>
       </w:r>
-      <w:r/>
-    </w:p>
-    <w:p>
-      <w:r/>
-      <w:r>
+      <w:r>
+        <w:rPr>
+          <w:lang w:val="en_US" w:bidi="en_US"/>
+        </w:rPr>
+      </w:r>
+    </w:p>
+    <w:p>
+      <w:pPr/>
+      <w:r>
+        <w:rPr>
+          <w:lang w:val="en_US" w:bidi="en_US"/>
+        </w:rPr>
+      </w:r>
+      <w:r>
+        <w:rPr>
+          <w:lang w:val="en_US" w:bidi="en_US"/>
+        </w:rPr>
         <w:t>The priests had been entrusted with the sacred knowledge of God as revealed in the law of Moses. Through their role as teachers, they were guardians of God’s covenant with Israel (</w:t>
       </w:r>
       <w:hyperlink r:id="rId41">
         <w:r>
           <w:rPr>
+            <w:lang w:val="en_US" w:bidi="en_US"/>
+          </w:rPr>
+          <w:rPr>
             <w:color w:val="0000EE"/>
             <w:u w:val="single"/>
           </w:rPr>
@@ -858,49 +1560,91 @@
         </w:r>
       </w:hyperlink>
       <w:r>
+        <w:rPr>
+          <w:lang w:val="en_US" w:bidi="en_US"/>
+        </w:rPr>
         <w:t xml:space="preserve">). • messenger (Hebrew mal’ak): This may be a wordplay on the name </w:t>
       </w:r>
       <w:r>
         <w:rPr>
           <w:i/>
+          <w:lang w:val="en_US" w:bidi="en_US"/>
         </w:rPr>
         <w:t>Malachi</w:t>
       </w:r>
       <w:r>
+        <w:rPr>
+          <w:lang w:val="en_US" w:bidi="en_US"/>
+        </w:rPr>
         <w:t xml:space="preserve"> (mal’aki). Usually this title was reserved for Hebrew prophets in the Old Testament, but Malachi ascribes prophetic duties to the priest, since the priests were to interpret God’s word.</w:t>
       </w:r>
-      <w:r/>
-      <w:r/>
-    </w:p>
-    <w:p>
-      <w:r/>
+      <w:r>
+        <w:rPr>
+          <w:lang w:val="en_US" w:bidi="en_US"/>
+        </w:rPr>
+      </w:r>
+      <w:r>
+        <w:rPr>
+          <w:lang w:val="en_US" w:bidi="en_US"/>
+        </w:rPr>
+      </w:r>
+    </w:p>
+    <w:p>
+      <w:pPr/>
+      <w:r>
+        <w:rPr>
+          <w:lang w:val="en_US" w:bidi="en_US"/>
+        </w:rPr>
+      </w:r>
     </w:p>
     <w:p>
       <w:pPr>
         <w:pStyle w:val="Heading2"/>
       </w:pPr>
       <w:r>
+        <w:rPr>
+          <w:lang w:val="en_US" w:bidi="en_US"/>
+        </w:rPr>
         <w:t>Malachi 2:9</w:t>
       </w:r>
-      <w:r/>
-    </w:p>
-    <w:p>
-      <w:r/>
-      <w:r>
+      <w:r>
+        <w:rPr>
+          <w:lang w:val="en_US" w:bidi="en_US"/>
+        </w:rPr>
+      </w:r>
+    </w:p>
+    <w:p>
+      <w:pPr/>
+      <w:r>
+        <w:rPr>
+          <w:lang w:val="en_US" w:bidi="en_US"/>
+        </w:rPr>
+      </w:r>
+      <w:r>
+        <w:rPr>
+          <w:lang w:val="en_US" w:bidi="en_US"/>
+        </w:rPr>
         <w:t xml:space="preserve">shown favoritism (literally </w:t>
       </w:r>
       <w:r>
         <w:rPr>
           <w:i/>
+          <w:lang w:val="en_US" w:bidi="en_US"/>
         </w:rPr>
         <w:t>lifted up the face</w:t>
       </w:r>
       <w:r>
+        <w:rPr>
+          <w:lang w:val="en_US" w:bidi="en_US"/>
+        </w:rPr>
         <w:t xml:space="preserve">): The expression is also found in </w:t>
       </w:r>
       <w:hyperlink r:id="rId33">
         <w:r>
           <w:rPr>
+            <w:lang w:val="en_US" w:bidi="en_US"/>
+          </w:rPr>
+          <w:rPr>
             <w:color w:val="0000EE"/>
             <w:u w:val="single"/>
           </w:rPr>
@@ -908,58 +1652,104 @@
         </w:r>
       </w:hyperlink>
       <w:r>
+        <w:rPr>
+          <w:lang w:val="en_US" w:bidi="en_US"/>
+        </w:rPr>
         <w:t xml:space="preserve"> (“see how pleased he is”). The priests should have administered the law with kindness and fairness, but they had not done so. It was ridiculous for the priests to suppose that God would show them favor when they had shown partiality in discharging the prescribed duties of their office.</w:t>
       </w:r>
-      <w:r/>
-      <w:r/>
-    </w:p>
-    <w:p>
-      <w:r/>
+      <w:r>
+        <w:rPr>
+          <w:lang w:val="en_US" w:bidi="en_US"/>
+        </w:rPr>
+      </w:r>
+      <w:r>
+        <w:rPr>
+          <w:lang w:val="en_US" w:bidi="en_US"/>
+        </w:rPr>
+      </w:r>
+    </w:p>
+    <w:p>
+      <w:pPr/>
+      <w:r>
+        <w:rPr>
+          <w:lang w:val="en_US" w:bidi="en_US"/>
+        </w:rPr>
+      </w:r>
     </w:p>
     <w:p>
       <w:pPr>
         <w:pStyle w:val="Heading2"/>
       </w:pPr>
       <w:r>
+        <w:rPr>
+          <w:lang w:val="en_US" w:bidi="en_US"/>
+        </w:rPr>
         <w:t>Malachi 2:10</w:t>
       </w:r>
-      <w:r/>
-    </w:p>
-    <w:p>
-      <w:r/>
-      <w:r>
+      <w:r>
+        <w:rPr>
+          <w:lang w:val="en_US" w:bidi="en_US"/>
+        </w:rPr>
+      </w:r>
+    </w:p>
+    <w:p>
+      <w:pPr/>
+      <w:r>
+        <w:rPr>
+          <w:lang w:val="en_US" w:bidi="en_US"/>
+        </w:rPr>
+      </w:r>
+      <w:r>
+        <w:rPr>
+          <w:lang w:val="en_US" w:bidi="en_US"/>
+        </w:rPr>
         <w:t xml:space="preserve">children of the same Father . . . created by the same God (or </w:t>
       </w:r>
       <w:r>
         <w:rPr>
           <w:i/>
+          <w:lang w:val="en_US" w:bidi="en_US"/>
         </w:rPr>
         <w:t>by one God</w:t>
       </w:r>
       <w:r>
+        <w:rPr>
+          <w:lang w:val="en_US" w:bidi="en_US"/>
+        </w:rPr>
         <w:t xml:space="preserve">): These divine titles underscore the Lord’s uniqueness as Creator and his exclusive role as Israel’s Father. </w:t>
       </w:r>
       <w:r>
         <w:rPr>
           <w:i/>
+          <w:lang w:val="en_US" w:bidi="en_US"/>
         </w:rPr>
         <w:t>One God</w:t>
       </w:r>
       <w:r>
+        <w:rPr>
+          <w:lang w:val="en_US" w:bidi="en_US"/>
+        </w:rPr>
         <w:t xml:space="preserve"> echoes the </w:t>
       </w:r>
       <w:r>
         <w:rPr>
           <w:i/>
+          <w:lang w:val="en_US" w:bidi="en_US"/>
         </w:rPr>
         <w:t>Shema</w:t>
       </w:r>
       <w:r>
+        <w:rPr>
+          <w:lang w:val="en_US" w:bidi="en_US"/>
+        </w:rPr>
         <w:t>, Israel’s creed of monotheism (</w:t>
       </w:r>
       <w:hyperlink r:id="rId42">
         <w:r>
           <w:rPr>
+            <w:lang w:val="en_US" w:bidi="en_US"/>
+          </w:rPr>
+          <w:rPr>
             <w:color w:val="0000EE"/>
             <w:u w:val="single"/>
           </w:rPr>
@@ -967,31 +1757,65 @@
         </w:r>
       </w:hyperlink>
       <w:r>
+        <w:rPr>
+          <w:lang w:val="en_US" w:bidi="en_US"/>
+        </w:rPr>
         <w:t>). • betray: The central thesis of this third message is that divorce is a betrayal. • covenant of our ancestors: The prophet alludes to the covenant formed at Mount Sinai, reminding the people that the law of Moses stipulated responsibility both to God and to one another.</w:t>
       </w:r>
-      <w:r/>
-      <w:r/>
-    </w:p>
-    <w:p>
-      <w:r/>
+      <w:r>
+        <w:rPr>
+          <w:lang w:val="en_US" w:bidi="en_US"/>
+        </w:rPr>
+      </w:r>
+      <w:r>
+        <w:rPr>
+          <w:lang w:val="en_US" w:bidi="en_US"/>
+        </w:rPr>
+      </w:r>
+    </w:p>
+    <w:p>
+      <w:pPr/>
+      <w:r>
+        <w:rPr>
+          <w:lang w:val="en_US" w:bidi="en_US"/>
+        </w:rPr>
+      </w:r>
     </w:p>
     <w:p>
       <w:pPr>
         <w:pStyle w:val="Heading2"/>
       </w:pPr>
       <w:r>
+        <w:rPr>
+          <w:lang w:val="en_US" w:bidi="en_US"/>
+        </w:rPr>
         <w:t>Malachi 2:10–16</w:t>
       </w:r>
-      <w:r/>
-    </w:p>
-    <w:p>
-      <w:r/>
-      <w:r>
+      <w:r>
+        <w:rPr>
+          <w:lang w:val="en_US" w:bidi="en_US"/>
+        </w:rPr>
+      </w:r>
+    </w:p>
+    <w:p>
+      <w:pPr/>
+      <w:r>
+        <w:rPr>
+          <w:lang w:val="en_US" w:bidi="en_US"/>
+        </w:rPr>
+      </w:r>
+      <w:r>
+        <w:rPr>
+          <w:lang w:val="en_US" w:bidi="en_US"/>
+        </w:rPr>
         <w:t>Malachi’s third message shows that the failure to keep the covenant extended from the priests to the people as a whole. They did not keep covenant with the Lord or with their fellow countrymen when they married foreign women, and they broke their covenants with their wives when they divorced them. The prophet now speaks to his audience as to fellow citizens, with a striking change in style from adversarial indictment (</w:t>
       </w:r>
       <w:hyperlink r:id="rId43">
         <w:r>
           <w:rPr>
+            <w:lang w:val="en_US" w:bidi="en_US"/>
+          </w:rPr>
+          <w:rPr>
             <w:color w:val="0000EE"/>
             <w:u w:val="single"/>
           </w:rPr>
@@ -999,11 +1823,17 @@
         </w:r>
       </w:hyperlink>
       <w:r>
+        <w:rPr>
+          <w:lang w:val="en_US" w:bidi="en_US"/>
+        </w:rPr>
         <w:t>) to inclusive plea (</w:t>
       </w:r>
       <w:hyperlink r:id="rId44">
         <w:r>
           <w:rPr>
+            <w:lang w:val="en_US" w:bidi="en_US"/>
+          </w:rPr>
+          <w:rPr>
             <w:color w:val="0000EE"/>
             <w:u w:val="single"/>
           </w:rPr>
@@ -1011,40 +1841,78 @@
         </w:r>
       </w:hyperlink>
       <w:r>
+        <w:rPr>
+          <w:lang w:val="en_US" w:bidi="en_US"/>
+        </w:rPr>
         <w:t>).</w:t>
       </w:r>
-      <w:r/>
-      <w:r/>
-    </w:p>
-    <w:p>
-      <w:r/>
+      <w:r>
+        <w:rPr>
+          <w:lang w:val="en_US" w:bidi="en_US"/>
+        </w:rPr>
+      </w:r>
+      <w:r>
+        <w:rPr>
+          <w:lang w:val="en_US" w:bidi="en_US"/>
+        </w:rPr>
+      </w:r>
+    </w:p>
+    <w:p>
+      <w:pPr/>
+      <w:r>
+        <w:rPr>
+          <w:lang w:val="en_US" w:bidi="en_US"/>
+        </w:rPr>
+      </w:r>
     </w:p>
     <w:p>
       <w:pPr>
         <w:pStyle w:val="Heading2"/>
       </w:pPr>
       <w:r>
+        <w:rPr>
+          <w:lang w:val="en_US" w:bidi="en_US"/>
+        </w:rPr>
         <w:t>Malachi 2:11</w:t>
       </w:r>
-      <w:r/>
-    </w:p>
-    <w:p>
-      <w:r/>
-      <w:r>
+      <w:r>
+        <w:rPr>
+          <w:lang w:val="en_US" w:bidi="en_US"/>
+        </w:rPr>
+      </w:r>
+    </w:p>
+    <w:p>
+      <w:pPr/>
+      <w:r>
+        <w:rPr>
+          <w:lang w:val="en_US" w:bidi="en_US"/>
+        </w:rPr>
+      </w:r>
+      <w:r>
+        <w:rPr>
+          <w:lang w:val="en_US" w:bidi="en_US"/>
+        </w:rPr>
         <w:t xml:space="preserve">Judah has been unfaithful (or </w:t>
       </w:r>
       <w:r>
         <w:rPr>
           <w:i/>
+          <w:lang w:val="en_US" w:bidi="en_US"/>
         </w:rPr>
         <w:t>treacherous</w:t>
       </w:r>
       <w:r>
+        <w:rPr>
+          <w:lang w:val="en_US" w:bidi="en_US"/>
+        </w:rPr>
         <w:t>), and a detestable thing has been done in Israel and in Jerusalem: Men were divorcing their wives for the economic advantage of intermarriage with non-Israelite women who worshiped idols. Through these marriages, Jewish men gained access to the merchant guilds and trading cartels already in place when the Israelites returned from Babylonia. Malachi equates this adultery with idolatry. Israelite history had shown that intermarriage with foreign women went hand in hand with worship of foreign gods. Loyalty was to be the hallmark of Israel’s covenant relationships, whether with God or with a marriage partner. Divorce treats with contempt the oneness of the marriage covenant (</w:t>
       </w:r>
       <w:hyperlink r:id="rId45">
         <w:r>
           <w:rPr>
+            <w:lang w:val="en_US" w:bidi="en_US"/>
+          </w:rPr>
+          <w:rPr>
             <w:color w:val="0000EE"/>
             <w:u w:val="single"/>
           </w:rPr>
@@ -1052,11 +1920,17 @@
         </w:r>
       </w:hyperlink>
       <w:r>
+        <w:rPr>
+          <w:lang w:val="en_US" w:bidi="en_US"/>
+        </w:rPr>
         <w:t xml:space="preserve">; see </w:t>
       </w:r>
       <w:hyperlink r:id="rId46">
         <w:r>
           <w:rPr>
+            <w:lang w:val="en_US" w:bidi="en_US"/>
+          </w:rPr>
+          <w:rPr>
             <w:color w:val="0000EE"/>
             <w:u w:val="single"/>
           </w:rPr>
@@ -1064,60 +1938,126 @@
         </w:r>
       </w:hyperlink>
       <w:r>
+        <w:rPr>
+          <w:lang w:val="en_US" w:bidi="en_US"/>
+        </w:rPr>
         <w:t>).</w:t>
       </w:r>
-      <w:r/>
-      <w:r/>
-    </w:p>
-    <w:p>
-      <w:r/>
+      <w:r>
+        <w:rPr>
+          <w:lang w:val="en_US" w:bidi="en_US"/>
+        </w:rPr>
+      </w:r>
+      <w:r>
+        <w:rPr>
+          <w:lang w:val="en_US" w:bidi="en_US"/>
+        </w:rPr>
+      </w:r>
+    </w:p>
+    <w:p>
+      <w:pPr/>
+      <w:r>
+        <w:rPr>
+          <w:lang w:val="en_US" w:bidi="en_US"/>
+        </w:rPr>
+      </w:r>
     </w:p>
     <w:p>
       <w:pPr>
         <w:pStyle w:val="Heading2"/>
       </w:pPr>
       <w:r>
+        <w:rPr>
+          <w:lang w:val="en_US" w:bidi="en_US"/>
+        </w:rPr>
         <w:t>Malachi 2:12</w:t>
       </w:r>
-      <w:r/>
-    </w:p>
-    <w:p>
-      <w:r/>
-      <w:r>
+      <w:r>
+        <w:rPr>
+          <w:lang w:val="en_US" w:bidi="en_US"/>
+        </w:rPr>
+      </w:r>
+    </w:p>
+    <w:p>
+      <w:pPr/>
+      <w:r>
+        <w:rPr>
+          <w:lang w:val="en_US" w:bidi="en_US"/>
+        </w:rPr>
+      </w:r>
+      <w:r>
+        <w:rPr>
+          <w:lang w:val="en_US" w:bidi="en_US"/>
+        </w:rPr>
         <w:t>cut off: The intent was to blot out or destroy evildoers, in contrast to social banishment or religious excommunication.</w:t>
       </w:r>
-      <w:r/>
-      <w:r/>
-    </w:p>
-    <w:p>
-      <w:r/>
+      <w:r>
+        <w:rPr>
+          <w:lang w:val="en_US" w:bidi="en_US"/>
+        </w:rPr>
+      </w:r>
+      <w:r>
+        <w:rPr>
+          <w:lang w:val="en_US" w:bidi="en_US"/>
+        </w:rPr>
+      </w:r>
+    </w:p>
+    <w:p>
+      <w:pPr/>
+      <w:r>
+        <w:rPr>
+          <w:lang w:val="en_US" w:bidi="en_US"/>
+        </w:rPr>
+      </w:r>
     </w:p>
     <w:p>
       <w:pPr>
         <w:pStyle w:val="Heading2"/>
       </w:pPr>
       <w:r>
+        <w:rPr>
+          <w:lang w:val="en_US" w:bidi="en_US"/>
+        </w:rPr>
         <w:t>Malachi 2:14</w:t>
       </w:r>
-      <w:r/>
-    </w:p>
-    <w:p>
-      <w:r/>
-      <w:r>
+      <w:r>
+        <w:rPr>
+          <w:lang w:val="en_US" w:bidi="en_US"/>
+        </w:rPr>
+      </w:r>
+    </w:p>
+    <w:p>
+      <w:pPr/>
+      <w:r>
+        <w:rPr>
+          <w:lang w:val="en_US" w:bidi="en_US"/>
+        </w:rPr>
+      </w:r>
+      <w:r>
+        <w:rPr>
+          <w:lang w:val="en_US" w:bidi="en_US"/>
+        </w:rPr>
         <w:t>The expression faithful partner identifies a marriage companion (Greek Old Testament koinōnos</w:t>
       </w:r>
       <w:r>
         <w:rPr>
           <w:i/>
+          <w:lang w:val="en_US" w:bidi="en_US"/>
         </w:rPr>
         <w:t>,</w:t>
       </w:r>
       <w:r>
+        <w:rPr>
+          <w:lang w:val="en_US" w:bidi="en_US"/>
+        </w:rPr>
         <w:t xml:space="preserve"> “joint partner”). The Hebrew word, used for a seam or a joint in construction (e.g., </w:t>
       </w:r>
       <w:hyperlink r:id="rId47">
         <w:r>
           <w:rPr>
+            <w:lang w:val="en_US" w:bidi="en_US"/>
+          </w:rPr>
+          <w:rPr>
             <w:color w:val="0000EE"/>
             <w:u w:val="single"/>
           </w:rPr>
@@ -1125,20 +2065,30 @@
         </w:r>
       </w:hyperlink>
       <w:r>
+        <w:rPr>
+          <w:lang w:val="en_US" w:bidi="en_US"/>
+        </w:rPr>
         <w:t xml:space="preserve">), suggests a permanent bond. • marriage vows (literally </w:t>
       </w:r>
       <w:r>
         <w:rPr>
           <w:i/>
+          <w:lang w:val="en_US" w:bidi="en_US"/>
         </w:rPr>
         <w:t>covenant</w:t>
       </w:r>
       <w:r>
+        <w:rPr>
+          <w:lang w:val="en_US" w:bidi="en_US"/>
+        </w:rPr>
         <w:t xml:space="preserve">): Marriage is a solemn covenant to which God is witness (see </w:t>
       </w:r>
       <w:hyperlink r:id="rId48">
         <w:r>
           <w:rPr>
+            <w:lang w:val="en_US" w:bidi="en_US"/>
+          </w:rPr>
+          <w:rPr>
             <w:color w:val="0000EE"/>
             <w:u w:val="single"/>
           </w:rPr>
@@ -1146,31 +2096,65 @@
         </w:r>
       </w:hyperlink>
       <w:r>
+        <w:rPr>
+          <w:lang w:val="en_US" w:bidi="en_US"/>
+        </w:rPr>
         <w:t>).</w:t>
       </w:r>
-      <w:r/>
-      <w:r/>
-    </w:p>
-    <w:p>
-      <w:r/>
+      <w:r>
+        <w:rPr>
+          <w:lang w:val="en_US" w:bidi="en_US"/>
+        </w:rPr>
+      </w:r>
+      <w:r>
+        <w:rPr>
+          <w:lang w:val="en_US" w:bidi="en_US"/>
+        </w:rPr>
+      </w:r>
+    </w:p>
+    <w:p>
+      <w:pPr/>
+      <w:r>
+        <w:rPr>
+          <w:lang w:val="en_US" w:bidi="en_US"/>
+        </w:rPr>
+      </w:r>
     </w:p>
     <w:p>
       <w:pPr>
         <w:pStyle w:val="Heading2"/>
       </w:pPr>
       <w:r>
+        <w:rPr>
+          <w:lang w:val="en_US" w:bidi="en_US"/>
+        </w:rPr>
         <w:t>Malachi 2:16</w:t>
       </w:r>
-      <w:r/>
-    </w:p>
-    <w:p>
-      <w:r/>
-      <w:r>
+      <w:r>
+        <w:rPr>
+          <w:lang w:val="en_US" w:bidi="en_US"/>
+        </w:rPr>
+      </w:r>
+    </w:p>
+    <w:p>
+      <w:pPr/>
+      <w:r>
+        <w:rPr>
+          <w:lang w:val="en_US" w:bidi="en_US"/>
+        </w:rPr>
+      </w:r>
+      <w:r>
+        <w:rPr>
+          <w:lang w:val="en_US" w:bidi="en_US"/>
+        </w:rPr>
         <w:t xml:space="preserve">hate: God hates a broken covenant (see </w:t>
       </w:r>
       <w:hyperlink r:id="rId49">
         <w:r>
           <w:rPr>
+            <w:lang w:val="en_US" w:bidi="en_US"/>
+          </w:rPr>
+          <w:rPr>
             <w:color w:val="0000EE"/>
             <w:u w:val="single"/>
           </w:rPr>
@@ -1178,11 +2162,17 @@
         </w:r>
       </w:hyperlink>
       <w:r>
+        <w:rPr>
+          <w:lang w:val="en_US" w:bidi="en_US"/>
+        </w:rPr>
         <w:t xml:space="preserve">; </w:t>
       </w:r>
       <w:hyperlink r:id="rId50">
         <w:r>
           <w:rPr>
+            <w:lang w:val="en_US" w:bidi="en_US"/>
+          </w:rPr>
+          <w:rPr>
             <w:color w:val="0000EE"/>
             <w:u w:val="single"/>
           </w:rPr>
@@ -1190,11 +2180,17 @@
         </w:r>
       </w:hyperlink>
       <w:r>
+        <w:rPr>
+          <w:lang w:val="en_US" w:bidi="en_US"/>
+        </w:rPr>
         <w:t>). This is appropriate because God’s relationship with people is characterized by faithfulness, and he expected no less from Israel (</w:t>
       </w:r>
       <w:hyperlink r:id="rId51">
         <w:r>
           <w:rPr>
+            <w:lang w:val="en_US" w:bidi="en_US"/>
+          </w:rPr>
+          <w:rPr>
             <w:color w:val="0000EE"/>
             <w:u w:val="single"/>
           </w:rPr>
@@ -1202,11 +2198,17 @@
         </w:r>
       </w:hyperlink>
       <w:r>
+        <w:rPr>
+          <w:lang w:val="en_US" w:bidi="en_US"/>
+        </w:rPr>
         <w:t xml:space="preserve">; </w:t>
       </w:r>
       <w:hyperlink r:id="rId52">
         <w:r>
           <w:rPr>
+            <w:lang w:val="en_US" w:bidi="en_US"/>
+          </w:rPr>
+          <w:rPr>
             <w:color w:val="0000EE"/>
             <w:u w:val="single"/>
           </w:rPr>
@@ -1214,20 +2216,30 @@
         </w:r>
       </w:hyperlink>
       <w:r>
+        <w:rPr>
+          <w:lang w:val="en_US" w:bidi="en_US"/>
+        </w:rPr>
         <w:t xml:space="preserve">). • To divorce (literally </w:t>
       </w:r>
       <w:r>
         <w:rPr>
           <w:i/>
+          <w:lang w:val="en_US" w:bidi="en_US"/>
         </w:rPr>
         <w:t>send away</w:t>
       </w:r>
       <w:r>
+        <w:rPr>
+          <w:lang w:val="en_US" w:bidi="en_US"/>
+        </w:rPr>
         <w:t xml:space="preserve">) means to expel a marriage partner. Malachi wanted to correct the abuse of the divorce laws (see </w:t>
       </w:r>
       <w:hyperlink r:id="rId53">
         <w:r>
           <w:rPr>
+            <w:lang w:val="en_US" w:bidi="en_US"/>
+          </w:rPr>
+          <w:rPr>
             <w:color w:val="0000EE"/>
             <w:u w:val="single"/>
           </w:rPr>
@@ -1235,51 +2247,113 @@
         </w:r>
       </w:hyperlink>
       <w:r>
+        <w:rPr>
+          <w:lang w:val="en_US" w:bidi="en_US"/>
+        </w:rPr>
         <w:t>). • to overwhelm her with cruelty: Cruelty entails acts of violence or wrongdoing. The estrangement of divorce is a violent and cruel social crime. To divorce one’s wife is treachery against her and against the marriage covenant. It breaks the heart, destroys relationships, violates the integrity of the family, damages the children’s well-being, and puts the future in jeopardy.</w:t>
       </w:r>
-      <w:r/>
-      <w:r/>
-    </w:p>
-    <w:p>
-      <w:r/>
+      <w:r>
+        <w:rPr>
+          <w:lang w:val="en_US" w:bidi="en_US"/>
+        </w:rPr>
+      </w:r>
+      <w:r>
+        <w:rPr>
+          <w:lang w:val="en_US" w:bidi="en_US"/>
+        </w:rPr>
+      </w:r>
+    </w:p>
+    <w:p>
+      <w:pPr/>
+      <w:r>
+        <w:rPr>
+          <w:lang w:val="en_US" w:bidi="en_US"/>
+        </w:rPr>
+      </w:r>
     </w:p>
     <w:p>
       <w:pPr>
         <w:pStyle w:val="Heading2"/>
       </w:pPr>
       <w:r>
+        <w:rPr>
+          <w:lang w:val="en_US" w:bidi="en_US"/>
+        </w:rPr>
         <w:t>Malachi 2:17</w:t>
       </w:r>
-      <w:r/>
-    </w:p>
-    <w:p>
-      <w:r/>
-      <w:r>
+      <w:r>
+        <w:rPr>
+          <w:lang w:val="en_US" w:bidi="en_US"/>
+        </w:rPr>
+      </w:r>
+    </w:p>
+    <w:p>
+      <w:pPr/>
+      <w:r>
+        <w:rPr>
+          <w:lang w:val="en_US" w:bidi="en_US"/>
+        </w:rPr>
+      </w:r>
+      <w:r>
+        <w:rPr>
+          <w:lang w:val="en_US" w:bidi="en_US"/>
+        </w:rPr>
         <w:t>Malachi’s audience had wearied God by questioning his justice.</w:t>
       </w:r>
-      <w:r/>
-      <w:r/>
-    </w:p>
-    <w:p>
-      <w:r/>
+      <w:r>
+        <w:rPr>
+          <w:lang w:val="en_US" w:bidi="en_US"/>
+        </w:rPr>
+      </w:r>
+      <w:r>
+        <w:rPr>
+          <w:lang w:val="en_US" w:bidi="en_US"/>
+        </w:rPr>
+      </w:r>
+    </w:p>
+    <w:p>
+      <w:pPr/>
+      <w:r>
+        <w:rPr>
+          <w:lang w:val="en_US" w:bidi="en_US"/>
+        </w:rPr>
+      </w:r>
     </w:p>
     <w:p>
       <w:pPr>
         <w:pStyle w:val="Heading2"/>
       </w:pPr>
       <w:r>
+        <w:rPr>
+          <w:lang w:val="en_US" w:bidi="en_US"/>
+        </w:rPr>
         <w:t>Malachi 2:17–3.5</w:t>
       </w:r>
-      <w:r/>
-    </w:p>
-    <w:p>
-      <w:r/>
-      <w:r>
+      <w:r>
+        <w:rPr>
+          <w:lang w:val="en_US" w:bidi="en_US"/>
+        </w:rPr>
+      </w:r>
+    </w:p>
+    <w:p>
+      <w:pPr/>
+      <w:r>
+        <w:rPr>
+          <w:lang w:val="en_US" w:bidi="en_US"/>
+        </w:rPr>
+      </w:r>
+      <w:r>
+        <w:rPr>
+          <w:lang w:val="en_US" w:bidi="en_US"/>
+        </w:rPr>
         <w:t>Malachi’s fourth message concerns the disparity between God’s justice and human justice (</w:t>
       </w:r>
       <w:hyperlink r:id="rId54">
         <w:r>
           <w:rPr>
+            <w:lang w:val="en_US" w:bidi="en_US"/>
+          </w:rPr>
+          <w:rPr>
             <w:color w:val="0000EE"/>
             <w:u w:val="single"/>
           </w:rPr>
@@ -1287,11 +2361,17 @@
         </w:r>
       </w:hyperlink>
       <w:r>
+        <w:rPr>
+          <w:lang w:val="en_US" w:bidi="en_US"/>
+        </w:rPr>
         <w:t xml:space="preserve">). If the book of Malachi were a courtroom drama, the fourth message would be the formal indictment against Judah. Malachi indicts dutiful but heartless religiosity (see </w:t>
       </w:r>
       <w:hyperlink r:id="rId55">
         <w:r>
           <w:rPr>
+            <w:lang w:val="en_US" w:bidi="en_US"/>
+          </w:rPr>
+          <w:rPr>
             <w:color w:val="0000EE"/>
             <w:u w:val="single"/>
           </w:rPr>
@@ -1299,31 +2379,65 @@
         </w:r>
       </w:hyperlink>
       <w:r>
+        <w:rPr>
+          <w:lang w:val="en_US" w:bidi="en_US"/>
+        </w:rPr>
         <w:t>) that acts contrary to God’s justice; he appeals for honesty and genuine social concern.</w:t>
       </w:r>
-      <w:r/>
-      <w:r/>
-    </w:p>
-    <w:p>
-      <w:r/>
+      <w:r>
+        <w:rPr>
+          <w:lang w:val="en_US" w:bidi="en_US"/>
+        </w:rPr>
+      </w:r>
+      <w:r>
+        <w:rPr>
+          <w:lang w:val="en_US" w:bidi="en_US"/>
+        </w:rPr>
+      </w:r>
+    </w:p>
+    <w:p>
+      <w:pPr/>
+      <w:r>
+        <w:rPr>
+          <w:lang w:val="en_US" w:bidi="en_US"/>
+        </w:rPr>
+      </w:r>
     </w:p>
     <w:p>
       <w:pPr>
         <w:pStyle w:val="Heading2"/>
       </w:pPr>
       <w:r>
+        <w:rPr>
+          <w:lang w:val="en_US" w:bidi="en_US"/>
+        </w:rPr>
         <w:t>Malachi 3:1</w:t>
       </w:r>
-      <w:r/>
-    </w:p>
-    <w:p>
-      <w:r/>
-      <w:r>
+      <w:r>
+        <w:rPr>
+          <w:lang w:val="en_US" w:bidi="en_US"/>
+        </w:rPr>
+      </w:r>
+    </w:p>
+    <w:p>
+      <w:pPr/>
+      <w:r>
+        <w:rPr>
+          <w:lang w:val="en_US" w:bidi="en_US"/>
+        </w:rPr>
+      </w:r>
+      <w:r>
+        <w:rPr>
+          <w:lang w:val="en_US" w:bidi="en_US"/>
+        </w:rPr>
         <w:t xml:space="preserve">my messenger (Hebrew mal’aki): This is a wordplay on Malachi’s name. The messenger may be either an angel or a human being functioning as a divine courier. Jesus identified John the Baptist by pointing to this passage (see </w:t>
       </w:r>
       <w:hyperlink r:id="rId56">
         <w:r>
           <w:rPr>
+            <w:lang w:val="en_US" w:bidi="en_US"/>
+          </w:rPr>
+          <w:rPr>
             <w:color w:val="0000EE"/>
             <w:u w:val="single"/>
           </w:rPr>
@@ -1331,11 +2445,17 @@
         </w:r>
       </w:hyperlink>
       <w:r>
+        <w:rPr>
+          <w:lang w:val="en_US" w:bidi="en_US"/>
+        </w:rPr>
         <w:t xml:space="preserve">; </w:t>
       </w:r>
       <w:hyperlink r:id="rId57">
         <w:r>
           <w:rPr>
+            <w:lang w:val="en_US" w:bidi="en_US"/>
+          </w:rPr>
+          <w:rPr>
             <w:color w:val="0000EE"/>
             <w:u w:val="single"/>
           </w:rPr>
@@ -1343,11 +2463,17 @@
         </w:r>
       </w:hyperlink>
       <w:r>
+        <w:rPr>
+          <w:lang w:val="en_US" w:bidi="en_US"/>
+        </w:rPr>
         <w:t xml:space="preserve">; </w:t>
       </w:r>
       <w:hyperlink r:id="rId58">
         <w:r>
           <w:rPr>
+            <w:lang w:val="en_US" w:bidi="en_US"/>
+          </w:rPr>
+          <w:rPr>
             <w:color w:val="0000EE"/>
             <w:u w:val="single"/>
           </w:rPr>
@@ -1355,11 +2481,17 @@
         </w:r>
       </w:hyperlink>
       <w:r>
+        <w:rPr>
+          <w:lang w:val="en_US" w:bidi="en_US"/>
+        </w:rPr>
         <w:t xml:space="preserve">). • Malachi’s audience probably would have understood the messenger of the covenant to be a divine being (cp. </w:t>
       </w:r>
       <w:hyperlink r:id="rId59">
         <w:r>
           <w:rPr>
+            <w:lang w:val="en_US" w:bidi="en_US"/>
+          </w:rPr>
+          <w:rPr>
             <w:color w:val="0000EE"/>
             <w:u w:val="single"/>
           </w:rPr>
@@ -1367,31 +2499,65 @@
         </w:r>
       </w:hyperlink>
       <w:r>
+        <w:rPr>
+          <w:lang w:val="en_US" w:bidi="en_US"/>
+        </w:rPr>
         <w:t>). The Christian church has understood Jesus Christ to be the messenger of the new covenant.</w:t>
       </w:r>
-      <w:r/>
-      <w:r/>
-    </w:p>
-    <w:p>
-      <w:r/>
+      <w:r>
+        <w:rPr>
+          <w:lang w:val="en_US" w:bidi="en_US"/>
+        </w:rPr>
+      </w:r>
+      <w:r>
+        <w:rPr>
+          <w:lang w:val="en_US" w:bidi="en_US"/>
+        </w:rPr>
+      </w:r>
+    </w:p>
+    <w:p>
+      <w:pPr/>
+      <w:r>
+        <w:rPr>
+          <w:lang w:val="en_US" w:bidi="en_US"/>
+        </w:rPr>
+      </w:r>
     </w:p>
     <w:p>
       <w:pPr>
         <w:pStyle w:val="Heading2"/>
       </w:pPr>
       <w:r>
+        <w:rPr>
+          <w:lang w:val="en_US" w:bidi="en_US"/>
+        </w:rPr>
         <w:t>Malachi 3:2</w:t>
       </w:r>
-      <w:r/>
-    </w:p>
-    <w:p>
-      <w:r/>
-      <w:r>
+      <w:r>
+        <w:rPr>
+          <w:lang w:val="en_US" w:bidi="en_US"/>
+        </w:rPr>
+      </w:r>
+    </w:p>
+    <w:p>
+      <w:pPr/>
+      <w:r>
+        <w:rPr>
+          <w:lang w:val="en_US" w:bidi="en_US"/>
+        </w:rPr>
+      </w:r>
+      <w:r>
+        <w:rPr>
+          <w:lang w:val="en_US" w:bidi="en_US"/>
+        </w:rPr>
         <w:t>blazing fire: The dross of the people’s wickedness must be burned away by the fires of divine testing and chastisement (</w:t>
       </w:r>
       <w:hyperlink r:id="rId60">
         <w:r>
           <w:rPr>
+            <w:lang w:val="en_US" w:bidi="en_US"/>
+          </w:rPr>
+          <w:rPr>
             <w:color w:val="0000EE"/>
             <w:u w:val="single"/>
           </w:rPr>
@@ -1399,11 +2565,17 @@
         </w:r>
       </w:hyperlink>
       <w:r>
+        <w:rPr>
+          <w:lang w:val="en_US" w:bidi="en_US"/>
+        </w:rPr>
         <w:t xml:space="preserve">; </w:t>
       </w:r>
       <w:hyperlink r:id="rId61">
         <w:r>
           <w:rPr>
+            <w:lang w:val="en_US" w:bidi="en_US"/>
+          </w:rPr>
+          <w:rPr>
             <w:color w:val="0000EE"/>
             <w:u w:val="single"/>
           </w:rPr>
@@ -1411,11 +2583,17 @@
         </w:r>
       </w:hyperlink>
       <w:r>
+        <w:rPr>
+          <w:lang w:val="en_US" w:bidi="en_US"/>
+        </w:rPr>
         <w:t xml:space="preserve">; </w:t>
       </w:r>
       <w:hyperlink r:id="rId62">
         <w:r>
           <w:rPr>
+            <w:lang w:val="en_US" w:bidi="en_US"/>
+          </w:rPr>
+          <w:rPr>
             <w:color w:val="0000EE"/>
             <w:u w:val="single"/>
           </w:rPr>
@@ -1423,11 +2601,17 @@
         </w:r>
       </w:hyperlink>
       <w:r>
+        <w:rPr>
+          <w:lang w:val="en_US" w:bidi="en_US"/>
+        </w:rPr>
         <w:t xml:space="preserve">). • strong soap: An alkaline detergent was made from plants (see </w:t>
       </w:r>
       <w:hyperlink r:id="rId63">
         <w:r>
           <w:rPr>
+            <w:lang w:val="en_US" w:bidi="en_US"/>
+          </w:rPr>
+          <w:rPr>
             <w:color w:val="0000EE"/>
             <w:u w:val="single"/>
           </w:rPr>
@@ -1435,31 +2619,65 @@
         </w:r>
       </w:hyperlink>
       <w:r>
+        <w:rPr>
+          <w:lang w:val="en_US" w:bidi="en_US"/>
+        </w:rPr>
         <w:t>). The blazing fire and strong soap signify the testing (by smelting) and cleansing (by laundering) that would restore Israel’s faithfulness to its covenant with the Lord.</w:t>
       </w:r>
-      <w:r/>
-      <w:r/>
-    </w:p>
-    <w:p>
-      <w:r/>
+      <w:r>
+        <w:rPr>
+          <w:lang w:val="en_US" w:bidi="en_US"/>
+        </w:rPr>
+      </w:r>
+      <w:r>
+        <w:rPr>
+          <w:lang w:val="en_US" w:bidi="en_US"/>
+        </w:rPr>
+      </w:r>
+    </w:p>
+    <w:p>
+      <w:pPr/>
+      <w:r>
+        <w:rPr>
+          <w:lang w:val="en_US" w:bidi="en_US"/>
+        </w:rPr>
+      </w:r>
     </w:p>
     <w:p>
       <w:pPr>
         <w:pStyle w:val="Heading2"/>
       </w:pPr>
       <w:r>
+        <w:rPr>
+          <w:lang w:val="en_US" w:bidi="en_US"/>
+        </w:rPr>
         <w:t>Malachi 3:5</w:t>
       </w:r>
-      <w:r/>
-    </w:p>
-    <w:p>
-      <w:r/>
-      <w:r>
+      <w:r>
+        <w:rPr>
+          <w:lang w:val="en_US" w:bidi="en_US"/>
+        </w:rPr>
+      </w:r>
+    </w:p>
+    <w:p>
+      <w:pPr/>
+      <w:r>
+        <w:rPr>
+          <w:lang w:val="en_US" w:bidi="en_US"/>
+        </w:rPr>
+      </w:r>
+      <w:r>
+        <w:rPr>
+          <w:lang w:val="en_US" w:bidi="en_US"/>
+        </w:rPr>
         <w:t>The words eager to witness suggest a legal proceeding in which God is both prosecuting attorney (accuser) and key witness (provider of evidence) against postexilic Judah. • Sorcerers practiced witchcraft, black magic, or fortune-telling for personal gain. • The coming day of God’s judgment would either purify the sinful Judeans (</w:t>
       </w:r>
       <w:hyperlink r:id="rId64">
         <w:r>
           <w:rPr>
+            <w:lang w:val="en_US" w:bidi="en_US"/>
+          </w:rPr>
+          <w:rPr>
             <w:color w:val="0000EE"/>
             <w:u w:val="single"/>
           </w:rPr>
@@ -1467,11 +2685,17 @@
         </w:r>
       </w:hyperlink>
       <w:r>
+        <w:rPr>
+          <w:lang w:val="en_US" w:bidi="en_US"/>
+        </w:rPr>
         <w:t>) or destroy them (</w:t>
       </w:r>
       <w:hyperlink r:id="rId65">
         <w:r>
           <w:rPr>
+            <w:lang w:val="en_US" w:bidi="en_US"/>
+          </w:rPr>
+          <w:rPr>
             <w:color w:val="0000EE"/>
             <w:u w:val="single"/>
           </w:rPr>
@@ -1479,31 +2703,65 @@
         </w:r>
       </w:hyperlink>
       <w:r>
+        <w:rPr>
+          <w:lang w:val="en_US" w:bidi="en_US"/>
+        </w:rPr>
         <w:t>).</w:t>
       </w:r>
-      <w:r/>
-      <w:r/>
-    </w:p>
-    <w:p>
-      <w:r/>
+      <w:r>
+        <w:rPr>
+          <w:lang w:val="en_US" w:bidi="en_US"/>
+        </w:rPr>
+      </w:r>
+      <w:r>
+        <w:rPr>
+          <w:lang w:val="en_US" w:bidi="en_US"/>
+        </w:rPr>
+      </w:r>
+    </w:p>
+    <w:p>
+      <w:pPr/>
+      <w:r>
+        <w:rPr>
+          <w:lang w:val="en_US" w:bidi="en_US"/>
+        </w:rPr>
+      </w:r>
     </w:p>
     <w:p>
       <w:pPr>
         <w:pStyle w:val="Heading2"/>
       </w:pPr>
       <w:r>
+        <w:rPr>
+          <w:lang w:val="en_US" w:bidi="en_US"/>
+        </w:rPr>
         <w:t>Malachi 3:6–12</w:t>
       </w:r>
-      <w:r/>
-    </w:p>
-    <w:p>
-      <w:r/>
-      <w:r>
+      <w:r>
+        <w:rPr>
+          <w:lang w:val="en_US" w:bidi="en_US"/>
+        </w:rPr>
+      </w:r>
+    </w:p>
+    <w:p>
+      <w:pPr/>
+      <w:r>
+        <w:rPr>
+          <w:lang w:val="en_US" w:bidi="en_US"/>
+        </w:rPr>
+      </w:r>
+      <w:r>
+        <w:rPr>
+          <w:lang w:val="en_US" w:bidi="en_US"/>
+        </w:rPr>
         <w:t>Malachi’s fifth message echoes the first (</w:t>
       </w:r>
       <w:hyperlink r:id="rId66">
         <w:r>
           <w:rPr>
+            <w:lang w:val="en_US" w:bidi="en_US"/>
+          </w:rPr>
+          <w:rPr>
             <w:color w:val="0000EE"/>
             <w:u w:val="single"/>
           </w:rPr>
@@ -1511,31 +2769,65 @@
         </w:r>
       </w:hyperlink>
       <w:r>
+        <w:rPr>
+          <w:lang w:val="en_US" w:bidi="en_US"/>
+        </w:rPr>
         <w:t>) by emphasizing God’s faithfulness to his promises. He calls Israel to a similar faithfulness in worship, especially in giving their tithes and offerings. If Malachi is a courtroom drama, the fifth message is the judge’s verdict. The real message is repentance—God wants honest and sincere worship from his people, of which tithing is a symbol.</w:t>
       </w:r>
-      <w:r/>
-      <w:r/>
-    </w:p>
-    <w:p>
-      <w:r/>
+      <w:r>
+        <w:rPr>
+          <w:lang w:val="en_US" w:bidi="en_US"/>
+        </w:rPr>
+      </w:r>
+      <w:r>
+        <w:rPr>
+          <w:lang w:val="en_US" w:bidi="en_US"/>
+        </w:rPr>
+      </w:r>
+    </w:p>
+    <w:p>
+      <w:pPr/>
+      <w:r>
+        <w:rPr>
+          <w:lang w:val="en_US" w:bidi="en_US"/>
+        </w:rPr>
+      </w:r>
     </w:p>
     <w:p>
       <w:pPr>
         <w:pStyle w:val="Heading2"/>
       </w:pPr>
       <w:r>
+        <w:rPr>
+          <w:lang w:val="en_US" w:bidi="en_US"/>
+        </w:rPr>
         <w:t>Malachi 3:7</w:t>
       </w:r>
-      <w:r/>
-    </w:p>
-    <w:p>
-      <w:r/>
-      <w:r>
+      <w:r>
+        <w:rPr>
+          <w:lang w:val="en_US" w:bidi="en_US"/>
+        </w:rPr>
+      </w:r>
+    </w:p>
+    <w:p>
+      <w:pPr/>
+      <w:r>
+        <w:rPr>
+          <w:lang w:val="en_US" w:bidi="en_US"/>
+        </w:rPr>
+      </w:r>
+      <w:r>
+        <w:rPr>
+          <w:lang w:val="en_US" w:bidi="en_US"/>
+        </w:rPr>
         <w:t xml:space="preserve">In the context of covenant relationship, return expresses a change of loyalty on the part of Israel or God. Typically, the term is understood as repentance, a complete change of direction back to God or a total reorientation toward the Lord. The imperative verb conveys urgency and demands an immediate response from the audience. The indictment of insincere worship builds on similar charges in the second disputation (see </w:t>
       </w:r>
       <w:hyperlink r:id="rId27">
         <w:r>
           <w:rPr>
+            <w:lang w:val="en_US" w:bidi="en_US"/>
+          </w:rPr>
+          <w:rPr>
             <w:color w:val="0000EE"/>
             <w:u w:val="single"/>
           </w:rPr>
@@ -1543,11 +2835,17 @@
         </w:r>
       </w:hyperlink>
       <w:r>
+        <w:rPr>
+          <w:lang w:val="en_US" w:bidi="en_US"/>
+        </w:rPr>
         <w:t>), just as God’s promise to “open the windows of heaven” (</w:t>
       </w:r>
       <w:hyperlink r:id="rId67">
         <w:r>
           <w:rPr>
+            <w:lang w:val="en_US" w:bidi="en_US"/>
+          </w:rPr>
+          <w:rPr>
             <w:color w:val="0000EE"/>
             <w:u w:val="single"/>
           </w:rPr>
@@ -1555,11 +2853,17 @@
         </w:r>
       </w:hyperlink>
       <w:r>
+        <w:rPr>
+          <w:lang w:val="en_US" w:bidi="en_US"/>
+        </w:rPr>
         <w:t xml:space="preserve">) affirms his power as “a great king” (see </w:t>
       </w:r>
       <w:hyperlink r:id="rId68">
         <w:r>
           <w:rPr>
+            <w:lang w:val="en_US" w:bidi="en_US"/>
+          </w:rPr>
+          <w:rPr>
             <w:color w:val="0000EE"/>
             <w:u w:val="single"/>
           </w:rPr>
@@ -1567,40 +2871,78 @@
         </w:r>
       </w:hyperlink>
       <w:r>
+        <w:rPr>
+          <w:lang w:val="en_US" w:bidi="en_US"/>
+        </w:rPr>
         <w:t>).</w:t>
       </w:r>
-      <w:r/>
-      <w:r/>
-    </w:p>
-    <w:p>
-      <w:r/>
+      <w:r>
+        <w:rPr>
+          <w:lang w:val="en_US" w:bidi="en_US"/>
+        </w:rPr>
+      </w:r>
+      <w:r>
+        <w:rPr>
+          <w:lang w:val="en_US" w:bidi="en_US"/>
+        </w:rPr>
+      </w:r>
+    </w:p>
+    <w:p>
+      <w:pPr/>
+      <w:r>
+        <w:rPr>
+          <w:lang w:val="en_US" w:bidi="en_US"/>
+        </w:rPr>
+      </w:r>
     </w:p>
     <w:p>
       <w:pPr>
         <w:pStyle w:val="Heading2"/>
       </w:pPr>
       <w:r>
+        <w:rPr>
+          <w:lang w:val="en_US" w:bidi="en_US"/>
+        </w:rPr>
         <w:t>Malachi 3:8–9</w:t>
       </w:r>
-      <w:r/>
-    </w:p>
-    <w:p>
-      <w:r/>
-      <w:r>
+      <w:r>
+        <w:rPr>
+          <w:lang w:val="en_US" w:bidi="en_US"/>
+        </w:rPr>
+      </w:r>
+    </w:p>
+    <w:p>
+      <w:pPr/>
+      <w:r>
+        <w:rPr>
+          <w:lang w:val="en_US" w:bidi="en_US"/>
+        </w:rPr>
+      </w:r>
+      <w:r>
+        <w:rPr>
+          <w:lang w:val="en_US" w:bidi="en_US"/>
+        </w:rPr>
         <w:t>Malachi appeals to Judah for a comprehensive renewal of their practice of giving to the Lord. • Tithes</w:t>
       </w:r>
       <w:r>
         <w:rPr>
           <w:i/>
+          <w:lang w:val="en_US" w:bidi="en_US"/>
         </w:rPr>
         <w:t>,</w:t>
       </w:r>
       <w:r>
+        <w:rPr>
+          <w:lang w:val="en_US" w:bidi="en_US"/>
+        </w:rPr>
         <w:t xml:space="preserve"> a tenth of the produce of the land, were required offerings (see </w:t>
       </w:r>
       <w:hyperlink r:id="rId69">
         <w:r>
           <w:rPr>
+            <w:lang w:val="en_US" w:bidi="en_US"/>
+          </w:rPr>
+          <w:rPr>
             <w:color w:val="0000EE"/>
             <w:u w:val="single"/>
           </w:rPr>
@@ -1608,11 +2950,17 @@
         </w:r>
       </w:hyperlink>
       <w:r>
+        <w:rPr>
+          <w:lang w:val="en_US" w:bidi="en_US"/>
+        </w:rPr>
         <w:t xml:space="preserve">, </w:t>
       </w:r>
       <w:hyperlink r:id="rId70">
         <w:r>
           <w:rPr>
+            <w:lang w:val="en_US" w:bidi="en_US"/>
+          </w:rPr>
+          <w:rPr>
             <w:color w:val="0000EE"/>
             <w:u w:val="single"/>
           </w:rPr>
@@ -1620,11 +2968,17 @@
         </w:r>
       </w:hyperlink>
       <w:r>
+        <w:rPr>
+          <w:lang w:val="en_US" w:bidi="en_US"/>
+        </w:rPr>
         <w:t xml:space="preserve">, </w:t>
       </w:r>
       <w:hyperlink r:id="rId71">
         <w:r>
           <w:rPr>
+            <w:lang w:val="en_US" w:bidi="en_US"/>
+          </w:rPr>
+          <w:rPr>
             <w:color w:val="0000EE"/>
             <w:u w:val="single"/>
           </w:rPr>
@@ -1632,11 +2986,17 @@
         </w:r>
       </w:hyperlink>
       <w:r>
+        <w:rPr>
+          <w:lang w:val="en_US" w:bidi="en_US"/>
+        </w:rPr>
         <w:t xml:space="preserve">). Offerings were additional gifts or contributions made to the Lord or his sanctuary that included produce, material goods (such as construction materials or garments), or personal valuables (such as gold, silver, or precious stones). • Judah’s recent experience resulted from God’s curse (see </w:t>
       </w:r>
       <w:hyperlink r:id="rId36">
         <w:r>
           <w:rPr>
+            <w:lang w:val="en_US" w:bidi="en_US"/>
+          </w:rPr>
+          <w:rPr>
             <w:color w:val="0000EE"/>
             <w:u w:val="single"/>
           </w:rPr>
@@ -1644,11 +3004,17 @@
         </w:r>
       </w:hyperlink>
       <w:r>
+        <w:rPr>
+          <w:lang w:val="en_US" w:bidi="en_US"/>
+        </w:rPr>
         <w:t xml:space="preserve">, </w:t>
       </w:r>
       <w:hyperlink r:id="rId72">
         <w:r>
           <w:rPr>
+            <w:lang w:val="en_US" w:bidi="en_US"/>
+          </w:rPr>
+          <w:rPr>
             <w:color w:val="0000EE"/>
             <w:u w:val="single"/>
           </w:rPr>
@@ -1656,71 +3022,161 @@
         </w:r>
       </w:hyperlink>
       <w:r>
+        <w:rPr>
+          <w:lang w:val="en_US" w:bidi="en_US"/>
+        </w:rPr>
         <w:t>). Malachi thus urgently called the community to repent, turn to the Lord, and do what the covenant required.</w:t>
       </w:r>
-      <w:r/>
-      <w:r/>
-    </w:p>
-    <w:p>
-      <w:r/>
+      <w:r>
+        <w:rPr>
+          <w:lang w:val="en_US" w:bidi="en_US"/>
+        </w:rPr>
+      </w:r>
+      <w:r>
+        <w:rPr>
+          <w:lang w:val="en_US" w:bidi="en_US"/>
+        </w:rPr>
+      </w:r>
+    </w:p>
+    <w:p>
+      <w:pPr/>
+      <w:r>
+        <w:rPr>
+          <w:lang w:val="en_US" w:bidi="en_US"/>
+        </w:rPr>
+      </w:r>
     </w:p>
     <w:p>
       <w:pPr>
         <w:pStyle w:val="Heading2"/>
       </w:pPr>
       <w:r>
+        <w:rPr>
+          <w:lang w:val="en_US" w:bidi="en_US"/>
+        </w:rPr>
         <w:t>Malachi 3:10</w:t>
       </w:r>
-      <w:r/>
-    </w:p>
-    <w:p>
-      <w:r/>
-      <w:r>
+      <w:r>
+        <w:rPr>
+          <w:lang w:val="en_US" w:bidi="en_US"/>
+        </w:rPr>
+      </w:r>
+    </w:p>
+    <w:p>
+      <w:pPr/>
+      <w:r>
+        <w:rPr>
+          <w:lang w:val="en_US" w:bidi="en_US"/>
+        </w:rPr>
+      </w:r>
+      <w:r>
+        <w:rPr>
+          <w:lang w:val="en_US" w:bidi="en_US"/>
+        </w:rPr>
         <w:t>Put me to the test! The divine invitation to test the Lord offers the restoration community an opportunity to prove his faithfulness to his covenant promises.</w:t>
       </w:r>
-      <w:r/>
-      <w:r/>
-    </w:p>
-    <w:p>
-      <w:r/>
+      <w:r>
+        <w:rPr>
+          <w:lang w:val="en_US" w:bidi="en_US"/>
+        </w:rPr>
+      </w:r>
+      <w:r>
+        <w:rPr>
+          <w:lang w:val="en_US" w:bidi="en_US"/>
+        </w:rPr>
+      </w:r>
+    </w:p>
+    <w:p>
+      <w:pPr/>
+      <w:r>
+        <w:rPr>
+          <w:lang w:val="en_US" w:bidi="en_US"/>
+        </w:rPr>
+      </w:r>
     </w:p>
     <w:p>
       <w:pPr>
         <w:pStyle w:val="Heading2"/>
       </w:pPr>
       <w:r>
+        <w:rPr>
+          <w:lang w:val="en_US" w:bidi="en_US"/>
+        </w:rPr>
         <w:t>Malachi 3:12</w:t>
       </w:r>
-      <w:r/>
-    </w:p>
-    <w:p>
-      <w:r/>
-      <w:r>
+      <w:r>
+        <w:rPr>
+          <w:lang w:val="en_US" w:bidi="en_US"/>
+        </w:rPr>
+      </w:r>
+    </w:p>
+    <w:p>
+      <w:pPr/>
+      <w:r>
+        <w:rPr>
+          <w:lang w:val="en_US" w:bidi="en_US"/>
+        </w:rPr>
+      </w:r>
+      <w:r>
+        <w:rPr>
+          <w:lang w:val="en_US" w:bidi="en_US"/>
+        </w:rPr>
         <w:t>all nations will call you blessed: Abundant yields of produce would once again show the world the Lord’s favor toward Israel.</w:t>
       </w:r>
-      <w:r/>
-      <w:r/>
-    </w:p>
-    <w:p>
-      <w:r/>
+      <w:r>
+        <w:rPr>
+          <w:lang w:val="en_US" w:bidi="en_US"/>
+        </w:rPr>
+      </w:r>
+      <w:r>
+        <w:rPr>
+          <w:lang w:val="en_US" w:bidi="en_US"/>
+        </w:rPr>
+      </w:r>
+    </w:p>
+    <w:p>
+      <w:pPr/>
+      <w:r>
+        <w:rPr>
+          <w:lang w:val="en_US" w:bidi="en_US"/>
+        </w:rPr>
+      </w:r>
     </w:p>
     <w:p>
       <w:pPr>
         <w:pStyle w:val="Heading2"/>
       </w:pPr>
       <w:r>
+        <w:rPr>
+          <w:lang w:val="en_US" w:bidi="en_US"/>
+        </w:rPr>
         <w:t>Malachi 3:13</w:t>
       </w:r>
-      <w:r/>
-    </w:p>
-    <w:p>
-      <w:r/>
-      <w:r>
+      <w:r>
+        <w:rPr>
+          <w:lang w:val="en_US" w:bidi="en_US"/>
+        </w:rPr>
+      </w:r>
+    </w:p>
+    <w:p>
+      <w:pPr/>
+      <w:r>
+        <w:rPr>
+          <w:lang w:val="en_US" w:bidi="en_US"/>
+        </w:rPr>
+      </w:r>
+      <w:r>
+        <w:rPr>
+          <w:lang w:val="en_US" w:bidi="en_US"/>
+        </w:rPr>
         <w:t xml:space="preserve">You have said terrible things about me: The people had accused God of favoring evildoers and had openly questioned his justice (see </w:t>
       </w:r>
       <w:hyperlink r:id="rId54">
         <w:r>
           <w:rPr>
+            <w:lang w:val="en_US" w:bidi="en_US"/>
+          </w:rPr>
+          <w:rPr>
             <w:color w:val="0000EE"/>
             <w:u w:val="single"/>
           </w:rPr>
@@ -1728,11 +3184,17 @@
         </w:r>
       </w:hyperlink>
       <w:r>
+        <w:rPr>
+          <w:lang w:val="en_US" w:bidi="en_US"/>
+        </w:rPr>
         <w:t>), but the Lord loves justice (</w:t>
       </w:r>
       <w:hyperlink r:id="rId73">
         <w:r>
           <w:rPr>
+            <w:lang w:val="en_US" w:bidi="en_US"/>
+          </w:rPr>
+          <w:rPr>
             <w:color w:val="0000EE"/>
             <w:u w:val="single"/>
           </w:rPr>
@@ -1740,11 +3202,17 @@
         </w:r>
       </w:hyperlink>
       <w:r>
+        <w:rPr>
+          <w:lang w:val="en_US" w:bidi="en_US"/>
+        </w:rPr>
         <w:t xml:space="preserve">; </w:t>
       </w:r>
       <w:hyperlink r:id="rId74">
         <w:r>
           <w:rPr>
+            <w:lang w:val="en_US" w:bidi="en_US"/>
+          </w:rPr>
+          <w:rPr>
             <w:color w:val="0000EE"/>
             <w:u w:val="single"/>
           </w:rPr>
@@ -1752,31 +3220,65 @@
         </w:r>
       </w:hyperlink>
       <w:r>
+        <w:rPr>
+          <w:lang w:val="en_US" w:bidi="en_US"/>
+        </w:rPr>
         <w:t>).</w:t>
       </w:r>
-      <w:r/>
-      <w:r/>
-    </w:p>
-    <w:p>
-      <w:r/>
+      <w:r>
+        <w:rPr>
+          <w:lang w:val="en_US" w:bidi="en_US"/>
+        </w:rPr>
+      </w:r>
+      <w:r>
+        <w:rPr>
+          <w:lang w:val="en_US" w:bidi="en_US"/>
+        </w:rPr>
+      </w:r>
+    </w:p>
+    <w:p>
+      <w:pPr/>
+      <w:r>
+        <w:rPr>
+          <w:lang w:val="en_US" w:bidi="en_US"/>
+        </w:rPr>
+      </w:r>
     </w:p>
     <w:p>
       <w:pPr>
         <w:pStyle w:val="Heading2"/>
       </w:pPr>
       <w:r>
+        <w:rPr>
+          <w:lang w:val="en_US" w:bidi="en_US"/>
+        </w:rPr>
         <w:t>Malachi 3:13–4.3</w:t>
       </w:r>
-      <w:r/>
-    </w:p>
-    <w:p>
-      <w:r/>
-      <w:r>
+      <w:r>
+        <w:rPr>
+          <w:lang w:val="en_US" w:bidi="en_US"/>
+        </w:rPr>
+      </w:r>
+    </w:p>
+    <w:p>
+      <w:pPr/>
+      <w:r>
+        <w:rPr>
+          <w:lang w:val="en_US" w:bidi="en_US"/>
+        </w:rPr>
+      </w:r>
+      <w:r>
+        <w:rPr>
+          <w:lang w:val="en_US" w:bidi="en_US"/>
+        </w:rPr>
         <w:t>Malachi’s final message contains two distinct but related speeches, the first emphasizing service to the Lord (</w:t>
       </w:r>
       <w:hyperlink r:id="rId75">
         <w:r>
           <w:rPr>
+            <w:lang w:val="en_US" w:bidi="en_US"/>
+          </w:rPr>
+          <w:rPr>
             <w:color w:val="0000EE"/>
             <w:u w:val="single"/>
           </w:rPr>
@@ -1784,11 +3286,17 @@
         </w:r>
       </w:hyperlink>
       <w:r>
+        <w:rPr>
+          <w:lang w:val="en_US" w:bidi="en_US"/>
+        </w:rPr>
         <w:t>) and the second contrasting the fate of the wicked with that of the righteous (</w:t>
       </w:r>
       <w:hyperlink r:id="rId76">
         <w:r>
           <w:rPr>
+            <w:lang w:val="en_US" w:bidi="en_US"/>
+          </w:rPr>
+          <w:rPr>
             <w:color w:val="0000EE"/>
             <w:u w:val="single"/>
           </w:rPr>
@@ -1796,17 +3304,29 @@
         </w:r>
       </w:hyperlink>
       <w:r>
+        <w:rPr>
+          <w:lang w:val="en_US" w:bidi="en_US"/>
+        </w:rPr>
         <w:t xml:space="preserve">). Each speech concludes with the messenger formula (see </w:t>
       </w:r>
       <w:r>
+        <w:rPr>
+          <w:lang w:val="en_US" w:bidi="en_US"/>
+        </w:rPr>
         <w:t>study note on 1:8</w:t>
       </w:r>
       <w:r>
+        <w:rPr>
+          <w:lang w:val="en_US" w:bidi="en_US"/>
+        </w:rPr>
         <w:t>). The prophet revisits themes from the fourth message (</w:t>
       </w:r>
       <w:hyperlink r:id="rId77">
         <w:r>
           <w:rPr>
+            <w:lang w:val="en_US" w:bidi="en_US"/>
+          </w:rPr>
+          <w:rPr>
             <w:color w:val="0000EE"/>
             <w:u w:val="single"/>
           </w:rPr>
@@ -1814,31 +3334,65 @@
         </w:r>
       </w:hyperlink>
       <w:r>
+        <w:rPr>
+          <w:lang w:val="en_US" w:bidi="en_US"/>
+        </w:rPr>
         <w:t>) as he reiterates God’s desire for honesty and faithfulness in worship in view of coming judgment on the day of the Lord. If Malachi is a courtroom drama, this last disputation is the sentencing. While wickedness seems to triumph over righteousness and God seems delinquent in judging sin in the community, the coming day of the Lord will vindicate God’s justice as the wicked are separated from the righteous by the fire of God’s judgment.</w:t>
       </w:r>
-      <w:r/>
-      <w:r/>
-    </w:p>
-    <w:p>
-      <w:r/>
+      <w:r>
+        <w:rPr>
+          <w:lang w:val="en_US" w:bidi="en_US"/>
+        </w:rPr>
+      </w:r>
+      <w:r>
+        <w:rPr>
+          <w:lang w:val="en_US" w:bidi="en_US"/>
+        </w:rPr>
+      </w:r>
+    </w:p>
+    <w:p>
+      <w:pPr/>
+      <w:r>
+        <w:rPr>
+          <w:lang w:val="en_US" w:bidi="en_US"/>
+        </w:rPr>
+      </w:r>
     </w:p>
     <w:p>
       <w:pPr>
         <w:pStyle w:val="Heading2"/>
       </w:pPr>
       <w:r>
+        <w:rPr>
+          <w:lang w:val="en_US" w:bidi="en_US"/>
+        </w:rPr>
         <w:t>Malachi 3:14</w:t>
       </w:r>
-      <w:r/>
-    </w:p>
-    <w:p>
-      <w:r/>
-      <w:r>
+      <w:r>
+        <w:rPr>
+          <w:lang w:val="en_US" w:bidi="en_US"/>
+        </w:rPr>
+      </w:r>
+    </w:p>
+    <w:p>
+      <w:pPr/>
+      <w:r>
+        <w:rPr>
+          <w:lang w:val="en_US" w:bidi="en_US"/>
+        </w:rPr>
+      </w:r>
+      <w:r>
+        <w:rPr>
+          <w:lang w:val="en_US" w:bidi="en_US"/>
+        </w:rPr>
         <w:t>What have we gained? The people assumed that righteous acts would result in material blessing (</w:t>
       </w:r>
       <w:hyperlink r:id="rId78">
         <w:r>
           <w:rPr>
+            <w:lang w:val="en_US" w:bidi="en_US"/>
+          </w:rPr>
+          <w:rPr>
             <w:color w:val="0000EE"/>
             <w:u w:val="single"/>
           </w:rPr>
@@ -1846,11 +3400,17 @@
         </w:r>
       </w:hyperlink>
       <w:r>
+        <w:rPr>
+          <w:lang w:val="en_US" w:bidi="en_US"/>
+        </w:rPr>
         <w:t xml:space="preserve">). • sorry for our sins: The idea was to parade mournfully or walk in funeral garb to demonstrate penitence, as though such acts were righteous in themselves (see </w:t>
       </w:r>
       <w:hyperlink r:id="rId79">
         <w:r>
           <w:rPr>
+            <w:lang w:val="en_US" w:bidi="en_US"/>
+          </w:rPr>
+          <w:rPr>
             <w:color w:val="0000EE"/>
             <w:u w:val="single"/>
           </w:rPr>
@@ -1858,31 +3418,65 @@
         </w:r>
       </w:hyperlink>
       <w:r>
+        <w:rPr>
+          <w:lang w:val="en_US" w:bidi="en_US"/>
+        </w:rPr>
         <w:t>).</w:t>
       </w:r>
-      <w:r/>
-      <w:r/>
-    </w:p>
-    <w:p>
-      <w:r/>
+      <w:r>
+        <w:rPr>
+          <w:lang w:val="en_US" w:bidi="en_US"/>
+        </w:rPr>
+      </w:r>
+      <w:r>
+        <w:rPr>
+          <w:lang w:val="en_US" w:bidi="en_US"/>
+        </w:rPr>
+      </w:r>
+    </w:p>
+    <w:p>
+      <w:pPr/>
+      <w:r>
+        <w:rPr>
+          <w:lang w:val="en_US" w:bidi="en_US"/>
+        </w:rPr>
+      </w:r>
     </w:p>
     <w:p>
       <w:pPr>
         <w:pStyle w:val="Heading2"/>
       </w:pPr>
       <w:r>
+        <w:rPr>
+          <w:lang w:val="en_US" w:bidi="en_US"/>
+        </w:rPr>
         <w:t>Malachi 3:15</w:t>
       </w:r>
-      <w:r/>
-    </w:p>
-    <w:p>
-      <w:r/>
-      <w:r>
+      <w:r>
+        <w:rPr>
+          <w:lang w:val="en_US" w:bidi="en_US"/>
+        </w:rPr>
+      </w:r>
+    </w:p>
+    <w:p>
+      <w:pPr/>
+      <w:r>
+        <w:rPr>
+          <w:lang w:val="en_US" w:bidi="en_US"/>
+        </w:rPr>
+      </w:r>
+      <w:r>
+        <w:rPr>
+          <w:lang w:val="en_US" w:bidi="en_US"/>
+        </w:rPr>
         <w:t xml:space="preserve">To call the arrogant blessed was blasphemy against God’s justice (see </w:t>
       </w:r>
       <w:hyperlink r:id="rId80">
         <w:r>
           <w:rPr>
+            <w:lang w:val="en_US" w:bidi="en_US"/>
+          </w:rPr>
+          <w:rPr>
             <w:color w:val="0000EE"/>
             <w:u w:val="single"/>
           </w:rPr>
@@ -1890,51 +3484,113 @@
         </w:r>
       </w:hyperlink>
       <w:r>
+        <w:rPr>
+          <w:lang w:val="en_US" w:bidi="en_US"/>
+        </w:rPr>
         <w:t>).</w:t>
       </w:r>
-      <w:r/>
-      <w:r/>
-    </w:p>
-    <w:p>
-      <w:r/>
+      <w:r>
+        <w:rPr>
+          <w:lang w:val="en_US" w:bidi="en_US"/>
+        </w:rPr>
+      </w:r>
+      <w:r>
+        <w:rPr>
+          <w:lang w:val="en_US" w:bidi="en_US"/>
+        </w:rPr>
+      </w:r>
+    </w:p>
+    <w:p>
+      <w:pPr/>
+      <w:r>
+        <w:rPr>
+          <w:lang w:val="en_US" w:bidi="en_US"/>
+        </w:rPr>
+      </w:r>
     </w:p>
     <w:p>
       <w:pPr>
         <w:pStyle w:val="Heading2"/>
       </w:pPr>
       <w:r>
+        <w:rPr>
+          <w:lang w:val="en_US" w:bidi="en_US"/>
+        </w:rPr>
         <w:t>Malachi 3:16</w:t>
       </w:r>
-      <w:r/>
-    </w:p>
-    <w:p>
-      <w:r/>
-      <w:r>
+      <w:r>
+        <w:rPr>
+          <w:lang w:val="en_US" w:bidi="en_US"/>
+        </w:rPr>
+      </w:r>
+    </w:p>
+    <w:p>
+      <w:pPr/>
+      <w:r>
+        <w:rPr>
+          <w:lang w:val="en_US" w:bidi="en_US"/>
+        </w:rPr>
+      </w:r>
+      <w:r>
+        <w:rPr>
+          <w:lang w:val="en_US" w:bidi="en_US"/>
+        </w:rPr>
         <w:t>A scroll of remembrance—a Persian tradition—was a catalog of names with a record of events associated with those individuals. We are not told how many people signed the scroll. • Those who feared him were people who were loyal to the Lord as God, obedient to God’s commands, and righteous in conduct and worship.</w:t>
       </w:r>
-      <w:r/>
-      <w:r/>
-    </w:p>
-    <w:p>
-      <w:r/>
+      <w:r>
+        <w:rPr>
+          <w:lang w:val="en_US" w:bidi="en_US"/>
+        </w:rPr>
+      </w:r>
+      <w:r>
+        <w:rPr>
+          <w:lang w:val="en_US" w:bidi="en_US"/>
+        </w:rPr>
+      </w:r>
+    </w:p>
+    <w:p>
+      <w:pPr/>
+      <w:r>
+        <w:rPr>
+          <w:lang w:val="en_US" w:bidi="en_US"/>
+        </w:rPr>
+      </w:r>
     </w:p>
     <w:p>
       <w:pPr>
         <w:pStyle w:val="Heading2"/>
       </w:pPr>
       <w:r>
+        <w:rPr>
+          <w:lang w:val="en_US" w:bidi="en_US"/>
+        </w:rPr>
         <w:t>Malachi 3:16–18</w:t>
       </w:r>
-      <w:r/>
-    </w:p>
-    <w:p>
-      <w:r/>
-      <w:r>
+      <w:r>
+        <w:rPr>
+          <w:lang w:val="en_US" w:bidi="en_US"/>
+        </w:rPr>
+      </w:r>
+    </w:p>
+    <w:p>
+      <w:pPr/>
+      <w:r>
+        <w:rPr>
+          <w:lang w:val="en_US" w:bidi="en_US"/>
+        </w:rPr>
+      </w:r>
+      <w:r>
+        <w:rPr>
+          <w:lang w:val="en_US" w:bidi="en_US"/>
+        </w:rPr>
         <w:t xml:space="preserve">The prophet here serves as a recorder, reporting the audience’s reaction to his final message and God’s response to the discussion among those who feared the Lord. Although God listened to their deliberations (see </w:t>
       </w:r>
       <w:hyperlink r:id="rId81">
         <w:r>
           <w:rPr>
+            <w:lang w:val="en_US" w:bidi="en_US"/>
+          </w:rPr>
+          <w:rPr>
             <w:color w:val="0000EE"/>
             <w:u w:val="single"/>
           </w:rPr>
@@ -1942,80 +3598,174 @@
         </w:r>
       </w:hyperlink>
       <w:r>
+        <w:rPr>
+          <w:lang w:val="en_US" w:bidi="en_US"/>
+        </w:rPr>
         <w:t>), there is no evidence that Malachi’s message effected any real change in the majority of his listeners.</w:t>
       </w:r>
-      <w:r/>
-      <w:r/>
-    </w:p>
-    <w:p>
-      <w:r/>
+      <w:r>
+        <w:rPr>
+          <w:lang w:val="en_US" w:bidi="en_US"/>
+        </w:rPr>
+      </w:r>
+      <w:r>
+        <w:rPr>
+          <w:lang w:val="en_US" w:bidi="en_US"/>
+        </w:rPr>
+      </w:r>
+    </w:p>
+    <w:p>
+      <w:pPr/>
+      <w:r>
+        <w:rPr>
+          <w:lang w:val="en_US" w:bidi="en_US"/>
+        </w:rPr>
+      </w:r>
     </w:p>
     <w:p>
       <w:pPr>
         <w:pStyle w:val="Heading2"/>
       </w:pPr>
       <w:r>
+        <w:rPr>
+          <w:lang w:val="en_US" w:bidi="en_US"/>
+        </w:rPr>
         <w:t>Malachi 3:17</w:t>
       </w:r>
-      <w:r/>
-    </w:p>
-    <w:p>
-      <w:r/>
-      <w:r>
+      <w:r>
+        <w:rPr>
+          <w:lang w:val="en_US" w:bidi="en_US"/>
+        </w:rPr>
+      </w:r>
+    </w:p>
+    <w:p>
+      <w:pPr/>
+      <w:r>
+        <w:rPr>
+          <w:lang w:val="en_US" w:bidi="en_US"/>
+        </w:rPr>
+      </w:r>
+      <w:r>
+        <w:rPr>
+          <w:lang w:val="en_US" w:bidi="en_US"/>
+        </w:rPr>
         <w:t>special treasure: Israel had a privileged status as God’s people; they were his private property.</w:t>
       </w:r>
-      <w:r/>
-      <w:r/>
-    </w:p>
-    <w:p>
-      <w:r/>
+      <w:r>
+        <w:rPr>
+          <w:lang w:val="en_US" w:bidi="en_US"/>
+        </w:rPr>
+      </w:r>
+      <w:r>
+        <w:rPr>
+          <w:lang w:val="en_US" w:bidi="en_US"/>
+        </w:rPr>
+      </w:r>
+    </w:p>
+    <w:p>
+      <w:pPr/>
+      <w:r>
+        <w:rPr>
+          <w:lang w:val="en_US" w:bidi="en_US"/>
+        </w:rPr>
+      </w:r>
     </w:p>
     <w:p>
       <w:pPr>
         <w:pStyle w:val="Heading2"/>
       </w:pPr>
       <w:r>
+        <w:rPr>
+          <w:lang w:val="en_US" w:bidi="en_US"/>
+        </w:rPr>
         <w:t>Malachi 4:1–3</w:t>
       </w:r>
-      <w:r/>
-    </w:p>
-    <w:p>
-      <w:r/>
-      <w:r>
+      <w:r>
+        <w:rPr>
+          <w:lang w:val="en_US" w:bidi="en_US"/>
+        </w:rPr>
+      </w:r>
+    </w:p>
+    <w:p>
+      <w:pPr/>
+      <w:r>
+        <w:rPr>
+          <w:lang w:val="en_US" w:bidi="en_US"/>
+        </w:rPr>
+      </w:r>
+      <w:r>
+        <w:rPr>
+          <w:lang w:val="en_US" w:bidi="en_US"/>
+        </w:rPr>
         <w:t>This message shifts away from the disputation format, directly warning the people that repentance is the only proper response to the Lord’s message because God’s judgment is inescapable.</w:t>
       </w:r>
-      <w:r/>
-      <w:r/>
-    </w:p>
-    <w:p>
-      <w:r/>
+      <w:r>
+        <w:rPr>
+          <w:lang w:val="en_US" w:bidi="en_US"/>
+        </w:rPr>
+      </w:r>
+      <w:r>
+        <w:rPr>
+          <w:lang w:val="en_US" w:bidi="en_US"/>
+        </w:rPr>
+      </w:r>
+    </w:p>
+    <w:p>
+      <w:pPr/>
+      <w:r>
+        <w:rPr>
+          <w:lang w:val="en_US" w:bidi="en_US"/>
+        </w:rPr>
+      </w:r>
     </w:p>
     <w:p>
       <w:pPr>
         <w:pStyle w:val="Heading2"/>
       </w:pPr>
       <w:r>
+        <w:rPr>
+          <w:lang w:val="en_US" w:bidi="en_US"/>
+        </w:rPr>
         <w:t>Malachi 4:2</w:t>
       </w:r>
-      <w:r/>
-    </w:p>
-    <w:p>
-      <w:r/>
-      <w:r>
+      <w:r>
+        <w:rPr>
+          <w:lang w:val="en_US" w:bidi="en_US"/>
+        </w:rPr>
+      </w:r>
+    </w:p>
+    <w:p>
+      <w:pPr/>
+      <w:r>
+        <w:rPr>
+          <w:lang w:val="en_US" w:bidi="en_US"/>
+        </w:rPr>
+      </w:r>
+      <w:r>
+        <w:rPr>
+          <w:lang w:val="en_US" w:bidi="en_US"/>
+        </w:rPr>
         <w:t>The source for the title Sun of Righteousness might have been the winged sun disk that is ubiquitous in ancient Near Eastern iconography. Here it might be a title for the Messiah or a figurative description of a new era of righteousness in which God will overturn the curse of sin. Israel’s spiritual restoration, or healing</w:t>
       </w:r>
       <w:r>
         <w:rPr>
           <w:i/>
+          <w:lang w:val="en_US" w:bidi="en_US"/>
         </w:rPr>
         <w:t>,</w:t>
       </w:r>
       <w:r>
+        <w:rPr>
+          <w:lang w:val="en_US" w:bidi="en_US"/>
+        </w:rPr>
         <w:t xml:space="preserve"> would be based on God’s cleansing the people and forgiving their sins (see </w:t>
       </w:r>
       <w:hyperlink r:id="rId82">
         <w:r>
           <w:rPr>
+            <w:lang w:val="en_US" w:bidi="en_US"/>
+          </w:rPr>
+          <w:rPr>
             <w:color w:val="0000EE"/>
             <w:u w:val="single"/>
           </w:rPr>
@@ -2023,11 +3773,17 @@
         </w:r>
       </w:hyperlink>
       <w:r>
+        <w:rPr>
+          <w:lang w:val="en_US" w:bidi="en_US"/>
+        </w:rPr>
         <w:t xml:space="preserve">; cp. </w:t>
       </w:r>
       <w:hyperlink r:id="rId83">
         <w:r>
           <w:rPr>
+            <w:lang w:val="en_US" w:bidi="en_US"/>
+          </w:rPr>
+          <w:rPr>
             <w:color w:val="0000EE"/>
             <w:u w:val="single"/>
           </w:rPr>
@@ -2035,11 +3791,17 @@
         </w:r>
       </w:hyperlink>
       <w:r>
+        <w:rPr>
+          <w:lang w:val="en_US" w:bidi="en_US"/>
+        </w:rPr>
         <w:t>). It would result from a collective confession of sin and their turning back to God (</w:t>
       </w:r>
       <w:hyperlink r:id="rId84">
         <w:r>
           <w:rPr>
+            <w:lang w:val="en_US" w:bidi="en_US"/>
+          </w:rPr>
+          <w:rPr>
             <w:color w:val="0000EE"/>
             <w:u w:val="single"/>
           </w:rPr>
@@ -2047,11 +3809,17 @@
         </w:r>
       </w:hyperlink>
       <w:r>
+        <w:rPr>
+          <w:lang w:val="en_US" w:bidi="en_US"/>
+        </w:rPr>
         <w:t xml:space="preserve">; cp. </w:t>
       </w:r>
       <w:hyperlink r:id="rId85">
         <w:r>
           <w:rPr>
+            <w:lang w:val="en_US" w:bidi="en_US"/>
+          </w:rPr>
+          <w:rPr>
             <w:color w:val="0000EE"/>
             <w:u w:val="single"/>
           </w:rPr>
@@ -2059,11 +3827,17 @@
         </w:r>
       </w:hyperlink>
       <w:r>
+        <w:rPr>
+          <w:lang w:val="en_US" w:bidi="en_US"/>
+        </w:rPr>
         <w:t xml:space="preserve">). • in his wings: Outstretched wings are a symbol of God’s protection and rescue (see </w:t>
       </w:r>
       <w:hyperlink r:id="rId86">
         <w:r>
           <w:rPr>
+            <w:lang w:val="en_US" w:bidi="en_US"/>
+          </w:rPr>
+          <w:rPr>
             <w:color w:val="0000EE"/>
             <w:u w:val="single"/>
           </w:rPr>
@@ -2071,11 +3845,17 @@
         </w:r>
       </w:hyperlink>
       <w:r>
+        <w:rPr>
+          <w:lang w:val="en_US" w:bidi="en_US"/>
+        </w:rPr>
         <w:t xml:space="preserve">; </w:t>
       </w:r>
       <w:hyperlink r:id="rId87">
         <w:r>
           <w:rPr>
+            <w:lang w:val="en_US" w:bidi="en_US"/>
+          </w:rPr>
+          <w:rPr>
             <w:color w:val="0000EE"/>
             <w:u w:val="single"/>
           </w:rPr>
@@ -2083,11 +3863,17 @@
         </w:r>
       </w:hyperlink>
       <w:r>
+        <w:rPr>
+          <w:lang w:val="en_US" w:bidi="en_US"/>
+        </w:rPr>
         <w:t xml:space="preserve">; </w:t>
       </w:r>
       <w:hyperlink r:id="rId88">
         <w:r>
           <w:rPr>
+            <w:lang w:val="en_US" w:bidi="en_US"/>
+          </w:rPr>
+          <w:rPr>
             <w:color w:val="0000EE"/>
             <w:u w:val="single"/>
           </w:rPr>
@@ -2095,11 +3881,17 @@
         </w:r>
       </w:hyperlink>
       <w:r>
+        <w:rPr>
+          <w:lang w:val="en_US" w:bidi="en_US"/>
+        </w:rPr>
         <w:t xml:space="preserve">; </w:t>
       </w:r>
       <w:hyperlink r:id="rId89">
         <w:r>
           <w:rPr>
+            <w:lang w:val="en_US" w:bidi="en_US"/>
+          </w:rPr>
+          <w:rPr>
             <w:color w:val="0000EE"/>
             <w:u w:val="single"/>
           </w:rPr>
@@ -2107,31 +3899,65 @@
         </w:r>
       </w:hyperlink>
       <w:r>
+        <w:rPr>
+          <w:lang w:val="en_US" w:bidi="en_US"/>
+        </w:rPr>
         <w:t>).</w:t>
       </w:r>
-      <w:r/>
-      <w:r/>
-    </w:p>
-    <w:p>
-      <w:r/>
+      <w:r>
+        <w:rPr>
+          <w:lang w:val="en_US" w:bidi="en_US"/>
+        </w:rPr>
+      </w:r>
+      <w:r>
+        <w:rPr>
+          <w:lang w:val="en_US" w:bidi="en_US"/>
+        </w:rPr>
+      </w:r>
+    </w:p>
+    <w:p>
+      <w:pPr/>
+      <w:r>
+        <w:rPr>
+          <w:lang w:val="en_US" w:bidi="en_US"/>
+        </w:rPr>
+      </w:r>
     </w:p>
     <w:p>
       <w:pPr>
         <w:pStyle w:val="Heading2"/>
       </w:pPr>
       <w:r>
+        <w:rPr>
+          <w:lang w:val="en_US" w:bidi="en_US"/>
+        </w:rPr>
         <w:t>Malachi 4:4</w:t>
       </w:r>
-      <w:r/>
-    </w:p>
-    <w:p>
-      <w:r/>
-      <w:r>
+      <w:r>
+        <w:rPr>
+          <w:lang w:val="en_US" w:bidi="en_US"/>
+        </w:rPr>
+      </w:r>
+    </w:p>
+    <w:p>
+      <w:pPr/>
+      <w:r>
+        <w:rPr>
+          <w:lang w:val="en_US" w:bidi="en_US"/>
+        </w:rPr>
+      </w:r>
+      <w:r>
+        <w:rPr>
+          <w:lang w:val="en_US" w:bidi="en_US"/>
+        </w:rPr>
         <w:t xml:space="preserve">The first postscript reminds Judah to obey the Law of Moses. Israel’s identity was rooted in the Exodus and defined by the Sinai covenant mediated by Moses (see </w:t>
       </w:r>
       <w:hyperlink r:id="rId90">
         <w:r>
           <w:rPr>
+            <w:lang w:val="en_US" w:bidi="en_US"/>
+          </w:rPr>
+          <w:rPr>
             <w:color w:val="0000EE"/>
             <w:u w:val="single"/>
           </w:rPr>
@@ -2139,31 +3965,65 @@
         </w:r>
       </w:hyperlink>
       <w:r>
+        <w:rPr>
+          <w:lang w:val="en_US" w:bidi="en_US"/>
+        </w:rPr>
         <w:t>).</w:t>
       </w:r>
-      <w:r/>
-      <w:r/>
-    </w:p>
-    <w:p>
-      <w:r/>
+      <w:r>
+        <w:rPr>
+          <w:lang w:val="en_US" w:bidi="en_US"/>
+        </w:rPr>
+      </w:r>
+      <w:r>
+        <w:rPr>
+          <w:lang w:val="en_US" w:bidi="en_US"/>
+        </w:rPr>
+      </w:r>
+    </w:p>
+    <w:p>
+      <w:pPr/>
+      <w:r>
+        <w:rPr>
+          <w:lang w:val="en_US" w:bidi="en_US"/>
+        </w:rPr>
+      </w:r>
     </w:p>
     <w:p>
       <w:pPr>
         <w:pStyle w:val="Heading2"/>
       </w:pPr>
       <w:r>
+        <w:rPr>
+          <w:lang w:val="en_US" w:bidi="en_US"/>
+        </w:rPr>
         <w:t>Malachi 4:4–6</w:t>
       </w:r>
-      <w:r/>
-    </w:p>
-    <w:p>
-      <w:r/>
-      <w:r>
+      <w:r>
+        <w:rPr>
+          <w:lang w:val="en_US" w:bidi="en_US"/>
+        </w:rPr>
+      </w:r>
+    </w:p>
+    <w:p>
+      <w:pPr/>
+      <w:r>
+        <w:rPr>
+          <w:lang w:val="en_US" w:bidi="en_US"/>
+        </w:rPr>
+      </w:r>
+      <w:r>
+        <w:rPr>
+          <w:lang w:val="en_US" w:bidi="en_US"/>
+        </w:rPr>
         <w:t xml:space="preserve">The book concludes with an epilogue containing appeals to Moses and Elijah, two ideal models of faith in the Lord and of the ideals of the Law and Prophets (see </w:t>
       </w:r>
       <w:hyperlink r:id="rId91">
         <w:r>
           <w:rPr>
+            <w:lang w:val="en_US" w:bidi="en_US"/>
+          </w:rPr>
+          <w:rPr>
             <w:color w:val="0000EE"/>
             <w:u w:val="single"/>
           </w:rPr>
@@ -2171,11 +4031,17 @@
         </w:r>
       </w:hyperlink>
       <w:r>
+        <w:rPr>
+          <w:lang w:val="en_US" w:bidi="en_US"/>
+        </w:rPr>
         <w:t>). The two are upheld as examples for Malachi’s audience to follow. In ancient Hebrew tradition, the two appeals may have served as postscripts for the scroll that contained the twelve Minor (shorter) Prophets. If so, the first postscript (</w:t>
       </w:r>
       <w:hyperlink r:id="rId92">
         <w:r>
           <w:rPr>
+            <w:lang w:val="en_US" w:bidi="en_US"/>
+          </w:rPr>
+          <w:rPr>
             <w:color w:val="0000EE"/>
             <w:u w:val="single"/>
           </w:rPr>
@@ -2183,11 +4049,17 @@
         </w:r>
       </w:hyperlink>
       <w:r>
+        <w:rPr>
+          <w:lang w:val="en_US" w:bidi="en_US"/>
+        </w:rPr>
         <w:t>) connects the scroll to the Law of Moses. The second (</w:t>
       </w:r>
       <w:hyperlink r:id="rId93">
         <w:r>
           <w:rPr>
+            <w:lang w:val="en_US" w:bidi="en_US"/>
+          </w:rPr>
+          <w:rPr>
             <w:color w:val="0000EE"/>
             <w:u w:val="single"/>
           </w:rPr>
@@ -2195,31 +4067,65 @@
         </w:r>
       </w:hyperlink>
       <w:r>
+        <w:rPr>
+          <w:lang w:val="en_US" w:bidi="en_US"/>
+        </w:rPr>
         <w:t>) ties the scroll of the Minor Prophets to the Major (longer) Prophets—Isaiah, Jeremiah, and Ezekiel.</w:t>
       </w:r>
-      <w:r/>
-      <w:r/>
-    </w:p>
-    <w:p>
-      <w:r/>
+      <w:r>
+        <w:rPr>
+          <w:lang w:val="en_US" w:bidi="en_US"/>
+        </w:rPr>
+      </w:r>
+      <w:r>
+        <w:rPr>
+          <w:lang w:val="en_US" w:bidi="en_US"/>
+        </w:rPr>
+      </w:r>
+    </w:p>
+    <w:p>
+      <w:pPr/>
+      <w:r>
+        <w:rPr>
+          <w:lang w:val="en_US" w:bidi="en_US"/>
+        </w:rPr>
+      </w:r>
     </w:p>
     <w:p>
       <w:pPr>
         <w:pStyle w:val="Heading2"/>
       </w:pPr>
       <w:r>
+        <w:rPr>
+          <w:lang w:val="en_US" w:bidi="en_US"/>
+        </w:rPr>
         <w:t>Malachi 4:5–6</w:t>
       </w:r>
-      <w:r/>
-    </w:p>
-    <w:p>
-      <w:r/>
-      <w:r>
+      <w:r>
+        <w:rPr>
+          <w:lang w:val="en_US" w:bidi="en_US"/>
+        </w:rPr>
+      </w:r>
+    </w:p>
+    <w:p>
+      <w:pPr/>
+      <w:r>
+        <w:rPr>
+          <w:lang w:val="en_US" w:bidi="en_US"/>
+        </w:rPr>
+      </w:r>
+      <w:r>
+        <w:rPr>
+          <w:lang w:val="en_US" w:bidi="en_US"/>
+        </w:rPr>
         <w:t xml:space="preserve">The second postscript warns that divine judgment of the wicked is indeed approaching, and promises divine deliverance and restoration of the righteous. • Elijah is a supreme example of a prophet of God who preached repentance with messages that were authenticated by signs and wonders (see </w:t>
       </w:r>
       <w:hyperlink r:id="rId94">
         <w:r>
           <w:rPr>
+            <w:lang w:val="en_US" w:bidi="en_US"/>
+          </w:rPr>
+          <w:rPr>
             <w:color w:val="0000EE"/>
             <w:u w:val="single"/>
           </w:rPr>
@@ -2227,11 +4133,17 @@
         </w:r>
       </w:hyperlink>
       <w:r>
+        <w:rPr>
+          <w:lang w:val="en_US" w:bidi="en_US"/>
+        </w:rPr>
         <w:t xml:space="preserve">; </w:t>
       </w:r>
       <w:hyperlink r:id="rId95">
         <w:r>
           <w:rPr>
+            <w:lang w:val="en_US" w:bidi="en_US"/>
+          </w:rPr>
+          <w:rPr>
             <w:color w:val="0000EE"/>
             <w:u w:val="single"/>
           </w:rPr>
@@ -2239,11 +4151,17 @@
         </w:r>
       </w:hyperlink>
       <w:r>
+        <w:rPr>
+          <w:lang w:val="en_US" w:bidi="en_US"/>
+        </w:rPr>
         <w:t xml:space="preserve">). Elijah was a forerunner of the day of the Lord (see </w:t>
       </w:r>
       <w:hyperlink r:id="rId96">
         <w:r>
           <w:rPr>
+            <w:lang w:val="en_US" w:bidi="en_US"/>
+          </w:rPr>
+          <w:rPr>
             <w:color w:val="0000EE"/>
             <w:u w:val="single"/>
           </w:rPr>
@@ -2251,11 +4169,17 @@
         </w:r>
       </w:hyperlink>
       <w:r>
+        <w:rPr>
+          <w:lang w:val="en_US" w:bidi="en_US"/>
+        </w:rPr>
         <w:t xml:space="preserve">). The New Testament identifies John the Baptist as the prophet who prepared the way for Jesus the Messiah (see </w:t>
       </w:r>
       <w:hyperlink r:id="rId97">
         <w:r>
           <w:rPr>
+            <w:lang w:val="en_US" w:bidi="en_US"/>
+          </w:rPr>
+          <w:rPr>
             <w:color w:val="0000EE"/>
             <w:u w:val="single"/>
           </w:rPr>
@@ -2263,11 +4187,17 @@
         </w:r>
       </w:hyperlink>
       <w:r>
+        <w:rPr>
+          <w:lang w:val="en_US" w:bidi="en_US"/>
+        </w:rPr>
         <w:t xml:space="preserve">; </w:t>
       </w:r>
       <w:hyperlink r:id="rId94">
         <w:r>
           <w:rPr>
+            <w:lang w:val="en_US" w:bidi="en_US"/>
+          </w:rPr>
+          <w:rPr>
             <w:color w:val="0000EE"/>
             <w:u w:val="single"/>
           </w:rPr>
@@ -2275,31 +4205,65 @@
         </w:r>
       </w:hyperlink>
       <w:r>
+        <w:rPr>
+          <w:lang w:val="en_US" w:bidi="en_US"/>
+        </w:rPr>
         <w:t>).</w:t>
       </w:r>
-      <w:r/>
-      <w:r/>
-    </w:p>
-    <w:p>
-      <w:r/>
+      <w:r>
+        <w:rPr>
+          <w:lang w:val="en_US" w:bidi="en_US"/>
+        </w:rPr>
+      </w:r>
+      <w:r>
+        <w:rPr>
+          <w:lang w:val="en_US" w:bidi="en_US"/>
+        </w:rPr>
+      </w:r>
+    </w:p>
+    <w:p>
+      <w:pPr/>
+      <w:r>
+        <w:rPr>
+          <w:lang w:val="en_US" w:bidi="en_US"/>
+        </w:rPr>
+      </w:r>
     </w:p>
     <w:p>
       <w:pPr>
         <w:pStyle w:val="Heading2"/>
       </w:pPr>
       <w:r>
+        <w:rPr>
+          <w:lang w:val="en_US" w:bidi="en_US"/>
+        </w:rPr>
         <w:t>Malachi 4:6</w:t>
       </w:r>
-      <w:r/>
-    </w:p>
-    <w:p>
-      <w:r/>
-      <w:r>
+      <w:r>
+        <w:rPr>
+          <w:lang w:val="en_US" w:bidi="en_US"/>
+        </w:rPr>
+      </w:r>
+    </w:p>
+    <w:p>
+      <w:pPr/>
+      <w:r>
+        <w:rPr>
+          <w:lang w:val="en_US" w:bidi="en_US"/>
+        </w:rPr>
+      </w:r>
+      <w:r>
+        <w:rPr>
+          <w:lang w:val="en_US" w:bidi="en_US"/>
+        </w:rPr>
         <w:t xml:space="preserve">His preaching will turn the hearts of fathers to their children: Two key themes prominent in Malachi and the Old Testament prophets in general are the turning of hearts and the ministry of reconciliation. Turn is the Old Testament term for repentance and indicates a complete change of loyalties. Turning toward God results in reconciliation between generations (see </w:t>
       </w:r>
       <w:hyperlink r:id="rId98">
         <w:r>
           <w:rPr>
+            <w:lang w:val="en_US" w:bidi="en_US"/>
+          </w:rPr>
+          <w:rPr>
             <w:color w:val="0000EE"/>
             <w:u w:val="single"/>
           </w:rPr>
@@ -2307,11 +4271,17 @@
         </w:r>
       </w:hyperlink>
       <w:r>
+        <w:rPr>
+          <w:lang w:val="en_US" w:bidi="en_US"/>
+        </w:rPr>
         <w:t xml:space="preserve">). • strike the land with a curse: The word curse implies total destruction (see </w:t>
       </w:r>
       <w:hyperlink r:id="rId99">
         <w:r>
           <w:rPr>
+            <w:lang w:val="en_US" w:bidi="en_US"/>
+          </w:rPr>
+          <w:rPr>
             <w:color w:val="0000EE"/>
             <w:u w:val="single"/>
           </w:rPr>
@@ -2319,11 +4289,17 @@
         </w:r>
       </w:hyperlink>
       <w:r>
+        <w:rPr>
+          <w:lang w:val="en_US" w:bidi="en_US"/>
+        </w:rPr>
         <w:t xml:space="preserve">; </w:t>
       </w:r>
       <w:hyperlink r:id="rId100">
         <w:r>
           <w:rPr>
+            <w:lang w:val="en_US" w:bidi="en_US"/>
+          </w:rPr>
+          <w:rPr>
             <w:color w:val="0000EE"/>
             <w:u w:val="single"/>
           </w:rPr>
@@ -2331,11 +4307,17 @@
         </w:r>
       </w:hyperlink>
       <w:r>
+        <w:rPr>
+          <w:lang w:val="en_US" w:bidi="en_US"/>
+        </w:rPr>
         <w:t xml:space="preserve">; </w:t>
       </w:r>
       <w:hyperlink r:id="rId101">
         <w:r>
           <w:rPr>
+            <w:lang w:val="en_US" w:bidi="en_US"/>
+          </w:rPr>
+          <w:rPr>
             <w:color w:val="0000EE"/>
             <w:u w:val="single"/>
           </w:rPr>
@@ -2343,11 +4325,17 @@
         </w:r>
       </w:hyperlink>
       <w:r>
+        <w:rPr>
+          <w:lang w:val="en_US" w:bidi="en_US"/>
+        </w:rPr>
         <w:t xml:space="preserve">). The people of Israel who did not respond to God’s prophet would face utter oblivion, as had been the fate of their Canaanite predecessors (e.g., </w:t>
       </w:r>
       <w:hyperlink r:id="rId102">
         <w:r>
           <w:rPr>
+            <w:lang w:val="en_US" w:bidi="en_US"/>
+          </w:rPr>
+          <w:rPr>
             <w:color w:val="0000EE"/>
             <w:u w:val="single"/>
           </w:rPr>
@@ -2355,10 +4343,21 @@
         </w:r>
       </w:hyperlink>
       <w:r>
+        <w:rPr>
+          <w:lang w:val="en_US" w:bidi="en_US"/>
+        </w:rPr>
         <w:t>).</w:t>
       </w:r>
-      <w:r/>
-      <w:r/>
+      <w:r>
+        <w:rPr>
+          <w:lang w:val="en_US" w:bidi="en_US"/>
+        </w:rPr>
+      </w:r>
+      <w:r>
+        <w:rPr>
+          <w:lang w:val="en_US" w:bidi="en_US"/>
+        </w:rPr>
+      </w:r>
     </w:p>
     <w:sectPr>
       <w:footnotePr>
@@ -4260,7 +6259,7 @@
     <w:rPrDefault>
       <w:rPr>
         <w:rFonts w:ascii="Times New Roman" w:eastAsia="Times New Roman" w:hAnsi="Times New Roman" w:cs="Times New Roman"/>
-        <w:lang w:val="en-US" w:eastAsia="en-US" w:bidi="ar-SA"/>
+        <w:lang w:val="en_US" w:eastAsia="en-US" w:bidi="ar-SA"/>
       </w:rPr>
     </w:rPrDefault>
     <w:pPrDefault/>

--- a/eng/docx/39.content.docx
+++ b/eng/docx/39.content.docx
@@ -163,13 +163,6 @@
         <w:rPr>
           <w:lang w:val="en_US" w:bidi="en_US"/>
         </w:rPr>
-      </w:r>
-      <w:r>
-        <w:rPr>
-          <w:i/>
-          <w:lang w:val="en_US" w:bidi="en_US"/>
-        </w:rPr>
-        <w:t>Malachi 1:1, Malachi 1:2, Malachi 1:2–5, Malachi 1:3, Malachi 1:4, Malachi 1:6, Malachi 1:6–2.9, Malachi 1:7, Malachi 1:8, Malachi 1:12, Malachi 1:14, Malachi 2:2, Malachi 2:4, Malachi 2:7, Malachi 2:9, Malachi 2:10, Malachi 2:10–16, Malachi 2:11, Malachi 2:12, Malachi 2:14, Malachi 2:16, Malachi 2:17, Malachi 2:17–3.5, Malachi 3:1, Malachi 3:2, Malachi 3:5, Malachi 3:6–12, Malachi 3:7, Malachi 3:8–9, Malachi 3:10, Malachi 3:12, Malachi 3:13, Malachi 3:13–4.3, Malachi 3:14, Malachi 3:15, Malachi 3:16, Malachi 3:16–18, Malachi 3:17, Malachi 4:1–3, Malachi 4:2, Malachi 4:4, Malachi 4:4–6, Malachi 4:5–6, Malachi 4:6</w:t>
       </w:r>
       <w:r>
         <w:rPr>

--- a/eng/docx/39.content.docx
+++ b/eng/docx/39.content.docx
@@ -168,19 +168,6 @@
         <w:rPr>
           <w:lang w:val="en_US" w:bidi="en_US"/>
         </w:rPr>
-      </w:r>
-    </w:p>
-    <w:p>
-      <w:pPr/>
-      <w:r>
-        <w:rPr>
-          <w:lang w:val="en_US" w:bidi="en_US"/>
-        </w:rPr>
-      </w:r>
-      <w:r>
-        <w:rPr>
-          <w:lang w:val="en_US" w:bidi="en_US"/>
-        </w:rPr>
         <w:t xml:space="preserve"> </w:t>
       </w:r>
       <w:r>
@@ -242,35 +229,55 @@
       </w:r>
       <w:r>
         <w:rPr>
-          <w:lang w:val="en_US" w:bidi="en_US"/>
-        </w:rPr>
-        <w:t xml:space="preserve">This is the message (literally </w:t>
-      </w:r>
-      <w:r>
-        <w:rPr>
           <w:i/>
           <w:lang w:val="en_US" w:bidi="en_US"/>
         </w:rPr>
+        <w:t>This is the burden of the word</w:t>
+      </w:r>
+      <w:r>
+        <w:rPr>
+          <w:lang w:val="en_US" w:bidi="en_US"/>
+        </w:rPr>
+        <w:t xml:space="preserve"> (literally </w:t>
+      </w:r>
+      <w:r>
+        <w:rPr>
+          <w:i/>
+          <w:lang w:val="en_US" w:bidi="en_US"/>
+        </w:rPr>
         <w:t>An Oracle: The message</w:t>
       </w:r>
       <w:r>
         <w:rPr>
           <w:lang w:val="en_US" w:bidi="en_US"/>
         </w:rPr>
-        <w:t xml:space="preserve">) that the Lord gave to Israel: This superscription classifies the book of Malachi as an authoritative message from God and identifies the author and audience, though not the date or occasion. The word </w:t>
+        <w:t xml:space="preserve">) </w:t>
       </w:r>
       <w:r>
         <w:rPr>
           <w:i/>
           <w:lang w:val="en_US" w:bidi="en_US"/>
         </w:rPr>
+        <w:t>of the LORD to Israel</w:t>
+      </w:r>
+      <w:r>
+        <w:rPr>
+          <w:lang w:val="en_US" w:bidi="en_US"/>
+        </w:rPr>
+        <w:t xml:space="preserve">: This introduction shows that the book of Malachi is an important message from God. It identifies the author and audience but not the date or reason. The word </w:t>
+      </w:r>
+      <w:r>
+        <w:rPr>
+          <w:i/>
+          <w:lang w:val="en_US" w:bidi="en_US"/>
+        </w:rPr>
         <w:t>oracle</w:t>
       </w:r>
       <w:r>
         <w:rPr>
           <w:lang w:val="en_US" w:bidi="en_US"/>
         </w:rPr>
-        <w:t xml:space="preserve"> imbues Malachi’s message with authority and urgency. His audience was expected to pay attention and respond.</w:t>
+        <w:t xml:space="preserve"> gives Malachi's message authority and urgency. His audience was expected to listen and respond.</w:t>
       </w:r>
       <w:r>
         <w:rPr>
@@ -316,22 +323,29 @@
       </w:r>
       <w:r>
         <w:rPr>
-          <w:lang w:val="en_US" w:bidi="en_US"/>
-        </w:rPr>
-        <w:t xml:space="preserve">loved: In portraying a relationship between the Lord and Israel, love has covenant implications. The term may be equated with God’s choice, or </w:t>
-      </w:r>
-      <w:r>
-        <w:rPr>
           <w:i/>
           <w:lang w:val="en_US" w:bidi="en_US"/>
         </w:rPr>
-        <w:t>election,</w:t>
-      </w:r>
-      <w:r>
-        <w:rPr>
-          <w:lang w:val="en_US" w:bidi="en_US"/>
-        </w:rPr>
-        <w:t xml:space="preserve"> of Israel as his people. Malachi’s message indicates that the other dimensions of God’s unconditional covenant love for Israel (such as his patient mercy; see </w:t>
+        <w:t>loved</w:t>
+      </w:r>
+      <w:r>
+        <w:rPr>
+          <w:lang w:val="en_US" w:bidi="en_US"/>
+        </w:rPr>
+        <w:t xml:space="preserve">: The relationship between the Lord and Israel involves covenant implications. This love can mean God's choice or </w:t>
+      </w:r>
+      <w:r>
+        <w:rPr>
+          <w:i/>
+          <w:lang w:val="en_US" w:bidi="en_US"/>
+        </w:rPr>
+        <w:t>election</w:t>
+      </w:r>
+      <w:r>
+        <w:rPr>
+          <w:lang w:val="en_US" w:bidi="en_US"/>
+        </w:rPr>
+        <w:t xml:space="preserve"> of Israel as his people. Malachi's message shows that other aspects of God's unconditional covenant love for Israel, like his patient mercy (see </w:t>
       </w:r>
       <w:hyperlink r:id="rId13">
         <w:r>
@@ -342,7 +356,7 @@
             <w:color w:val="0000EE"/>
             <w:u w:val="single"/>
           </w:rPr>
-          <w:t>3:6</w:t>
+          <w:t>Malachi 3:6</w:t>
         </w:r>
       </w:hyperlink>
       <w:r>
@@ -367,7 +381,7 @@
         <w:rPr>
           <w:lang w:val="en_US" w:bidi="en_US"/>
         </w:rPr>
-        <w:t xml:space="preserve">) are also still operative. See also </w:t>
+        <w:t xml:space="preserve">), are still active. See also </w:t>
       </w:r>
       <w:hyperlink r:id="rId15">
         <w:r>
@@ -378,7 +392,7 @@
             <w:color w:val="0000EE"/>
             <w:u w:val="single"/>
           </w:rPr>
-          <w:t>Rom 9:13</w:t>
+          <w:t>Romans 9:13</w:t>
         </w:r>
       </w:hyperlink>
       <w:r>
@@ -433,20 +447,20 @@
         <w:rPr>
           <w:lang w:val="en_US" w:bidi="en_US"/>
         </w:rPr>
-        <w:t xml:space="preserve">Malachi’s sermons are literary </w:t>
+        <w:t xml:space="preserve">Malachi’s sermons use a literary form called </w:t>
       </w:r>
       <w:r>
         <w:rPr>
           <w:i/>
           <w:lang w:val="en_US" w:bidi="en_US"/>
         </w:rPr>
-        <w:t>disputations</w:t>
-      </w:r>
-      <w:r>
-        <w:rPr>
-          <w:lang w:val="en_US" w:bidi="en_US"/>
-        </w:rPr>
-        <w:t>—a format that calls to mind the setting of a courtroom and establishes the tone of a trial for the prophet’s message. This first disputation presents the truth that God loves Israel (</w:t>
+        <w:t>disputation</w:t>
+      </w:r>
+      <w:r>
+        <w:rPr>
+          <w:lang w:val="en_US" w:bidi="en_US"/>
+        </w:rPr>
+        <w:t xml:space="preserve"> (a structured argument). This form sounds like a courtroom scene and gives the message the tone of a trial. In the first disputation, the prophet states the central truth that God loves Israel (</w:t>
       </w:r>
       <w:hyperlink r:id="rId16">
         <w:r>
@@ -457,24 +471,14 @@
             <w:color w:val="0000EE"/>
             <w:u w:val="single"/>
           </w:rPr>
-          <w:t>1:2</w:t>
+          <w:t>Malachi 1:2</w:t>
         </w:r>
       </w:hyperlink>
       <w:r>
         <w:rPr>
           <w:lang w:val="en_US" w:bidi="en_US"/>
         </w:rPr>
-        <w:t>). The prophet then debates this thesis with his audience in the five messages that follow.</w:t>
-      </w:r>
-      <w:r>
-        <w:rPr>
-          <w:lang w:val="en_US" w:bidi="en_US"/>
-        </w:rPr>
-      </w:r>
-      <w:r>
-        <w:rPr>
-          <w:lang w:val="en_US" w:bidi="en_US"/>
-        </w:rPr>
+        <w:t xml:space="preserve">). </w:t>
       </w:r>
     </w:p>
     <w:p>
@@ -484,6 +488,30 @@
           <w:lang w:val="en_US" w:bidi="en_US"/>
         </w:rPr>
       </w:r>
+      <w:r>
+        <w:rPr>
+          <w:lang w:val="en_US" w:bidi="en_US"/>
+        </w:rPr>
+        <w:t>After this, the prophet challenges the people and responds to their objections. He develops this main claim through five additional messages that follow.</w:t>
+      </w:r>
+      <w:r>
+        <w:rPr>
+          <w:lang w:val="en_US" w:bidi="en_US"/>
+        </w:rPr>
+      </w:r>
+      <w:r>
+        <w:rPr>
+          <w:lang w:val="en_US" w:bidi="en_US"/>
+        </w:rPr>
+      </w:r>
+    </w:p>
+    <w:p>
+      <w:pPr/>
+      <w:r>
+        <w:rPr>
+          <w:lang w:val="en_US" w:bidi="en_US"/>
+        </w:rPr>
+      </w:r>
     </w:p>
     <w:p>
       <w:pPr>
@@ -502,30 +530,28 @@
       </w:r>
     </w:p>
     <w:p>
-      <w:pPr/>
-      <w:r>
-        <w:rPr>
-          <w:lang w:val="en_US" w:bidi="en_US"/>
-        </w:rPr>
-      </w:r>
-      <w:r>
-        <w:rPr>
-          <w:lang w:val="en_US" w:bidi="en_US"/>
-        </w:rPr>
-        <w:t xml:space="preserve">rejected (literally </w:t>
+      <w:pPr>
+        <w:pStyle w:val="ListBullet"/>
+        <w:spacing w:line="240" w:lineRule="auto"/>
+        <w:ind w:left="720"/>
+      </w:pPr>
+      <w:r>
+        <w:rPr>
+          <w:lang w:val="en_US" w:bidi="en_US"/>
+        </w:rPr>
       </w:r>
       <w:r>
         <w:rPr>
           <w:i/>
           <w:lang w:val="en_US" w:bidi="en_US"/>
         </w:rPr>
-        <w:t>hated,</w:t>
-      </w:r>
-      <w:r>
-        <w:rPr>
-          <w:lang w:val="en_US" w:bidi="en_US"/>
-        </w:rPr>
-        <w:t xml:space="preserve"> the antonym of </w:t>
+        <w:t>hated</w:t>
+      </w:r>
+      <w:r>
+        <w:rPr>
+          <w:lang w:val="en_US" w:bidi="en_US"/>
+        </w:rPr>
+        <w:t xml:space="preserve"> (the opposite of </w:t>
       </w:r>
       <w:r>
         <w:rPr>
@@ -549,14 +575,14 @@
             <w:color w:val="0000EE"/>
             <w:u w:val="single"/>
           </w:rPr>
-          <w:t>1:2</w:t>
+          <w:t>Malachi 1:2</w:t>
         </w:r>
       </w:hyperlink>
       <w:r>
         <w:rPr>
           <w:lang w:val="en_US" w:bidi="en_US"/>
         </w:rPr>
-        <w:t xml:space="preserve">): Love and hate form a polar word pair in Old Testament legal and prophetic texts (see </w:t>
+        <w:t xml:space="preserve">): Love and hate are opposite words in Old Testament legal and prophetic texts (see </w:t>
       </w:r>
       <w:hyperlink r:id="rId17">
         <w:r>
@@ -567,7 +593,7 @@
             <w:color w:val="0000EE"/>
             <w:u w:val="single"/>
           </w:rPr>
-          <w:t>Deut 7:9–10</w:t>
+          <w:t>Deuteronomy 7:9–10</w:t>
         </w:r>
       </w:hyperlink>
       <w:r>
@@ -592,7 +618,7 @@
         <w:rPr>
           <w:lang w:val="en_US" w:bidi="en_US"/>
         </w:rPr>
-        <w:t xml:space="preserve">), often used to describe the alienation of a broken covenant relationship. Here, God says that he rejected Esau (and his descendants, the Edomites). Esau had despised and rejected covenant relationship with the Lord (see </w:t>
+        <w:t xml:space="preserve">). They often describe the separation caused by a broken covenant. Here, God says he rejected Esau and his descendants, the Edomites. Esau had despised and rejected a covenant relationship with the Lord (see </w:t>
       </w:r>
       <w:hyperlink r:id="rId19">
         <w:r>
@@ -603,7 +629,7 @@
             <w:color w:val="0000EE"/>
             <w:u w:val="single"/>
           </w:rPr>
-          <w:t>Gen 25:34</w:t>
+          <w:t>Genesis 25:34</w:t>
         </w:r>
       </w:hyperlink>
       <w:r>
@@ -628,20 +654,25 @@
         <w:rPr>
           <w:lang w:val="en_US" w:bidi="en_US"/>
         </w:rPr>
-        <w:t>). • Esau was the ancestor of the Edomite nation, and his inheritance</w:t>
-      </w:r>
-      <w:r>
-        <w:rPr>
-          <w:i/>
-          <w:lang w:val="en_US" w:bidi="en_US"/>
-        </w:rPr>
-        <w:t>,</w:t>
-      </w:r>
-      <w:r>
-        <w:rPr>
-          <w:lang w:val="en_US" w:bidi="en_US"/>
-        </w:rPr>
-        <w:t xml:space="preserve"> the territory of Edom, was located on the southeastern rim of the Dead Sea. The mention of Jacob and Esau calls to mind the twin brothers’ rivalry (</w:t>
+        <w:t xml:space="preserve">). </w:t>
+      </w:r>
+    </w:p>
+    <w:p>
+      <w:pPr>
+        <w:pStyle w:val="ListBullet"/>
+        <w:spacing w:line="240" w:lineRule="auto"/>
+        <w:ind w:left="720"/>
+      </w:pPr>
+      <w:r>
+        <w:rPr>
+          <w:lang w:val="en_US" w:bidi="en_US"/>
+        </w:rPr>
+      </w:r>
+      <w:r>
+        <w:rPr>
+          <w:lang w:val="en_US" w:bidi="en_US"/>
+        </w:rPr>
+        <w:t>Esau was the ancestor of the Edomite nation. His inheritance, the territory of Edom, was on the southeastern edge of the Dead Sea. The mention of Jacob and Esau reminds us of the twin brothers’ rivalry (</w:t>
       </w:r>
       <w:hyperlink r:id="rId21">
         <w:r>
@@ -652,7 +683,7 @@
             <w:color w:val="0000EE"/>
             <w:u w:val="single"/>
           </w:rPr>
-          <w:t>Gen 25:23–26</w:t>
+          <w:t>Genesis 25:23–26</w:t>
         </w:r>
       </w:hyperlink>
       <w:r>
@@ -697,30 +728,79 @@
       </w:r>
     </w:p>
     <w:p>
-      <w:pPr/>
-      <w:r>
-        <w:rPr>
-          <w:lang w:val="en_US" w:bidi="en_US"/>
-        </w:rPr>
-      </w:r>
-      <w:r>
-        <w:rPr>
-          <w:lang w:val="en_US" w:bidi="en_US"/>
-        </w:rPr>
-        <w:t xml:space="preserve">the Lord of Heaven’s Armies (Hebrew Yahweh tseba’oth): This name for God is prominent in Old Testament prophetic literature. </w:t>
+      <w:pPr>
+        <w:pStyle w:val="ListBullet"/>
+        <w:spacing w:line="240" w:lineRule="auto"/>
+        <w:ind w:left="720"/>
+      </w:pPr>
+      <w:r>
+        <w:rPr>
+          <w:lang w:val="en_US" w:bidi="en_US"/>
+        </w:rPr>
       </w:r>
       <w:r>
         <w:rPr>
           <w:i/>
           <w:lang w:val="en_US" w:bidi="en_US"/>
         </w:rPr>
-        <w:t>Heaven’s Armies</w:t>
-      </w:r>
-      <w:r>
-        <w:rPr>
-          <w:lang w:val="en_US" w:bidi="en_US"/>
-        </w:rPr>
-        <w:t xml:space="preserve"> are the angelic armies at God’s command; the phrase emphasizes the invincible power of God. • The Land of Wickedness: Esau was selfish and contemptuous of the tokens of the Lord’s covenant (see </w:t>
+        <w:t>the LORD of Hosts</w:t>
+      </w:r>
+      <w:r>
+        <w:rPr>
+          <w:lang w:val="en_US" w:bidi="en_US"/>
+        </w:rPr>
+        <w:t xml:space="preserve"> (Hebrew </w:t>
+      </w:r>
+      <w:r>
+        <w:rPr>
+          <w:i/>
+          <w:lang w:val="en_US" w:bidi="en_US"/>
+        </w:rPr>
+        <w:t>Yahweh tseba’oth</w:t>
+      </w:r>
+      <w:r>
+        <w:rPr>
+          <w:lang w:val="en_US" w:bidi="en_US"/>
+        </w:rPr>
+        <w:t xml:space="preserve">): This name for God is important in Old Testament prophetic writings. </w:t>
+      </w:r>
+      <w:r>
+        <w:rPr>
+          <w:i/>
+          <w:lang w:val="en_US" w:bidi="en_US"/>
+        </w:rPr>
+        <w:t>Hosts</w:t>
+      </w:r>
+      <w:r>
+        <w:rPr>
+          <w:lang w:val="en_US" w:bidi="en_US"/>
+        </w:rPr>
+        <w:t xml:space="preserve"> are the angelic forces under God's command. This phrase emphasizes God's power, which cannot be defeated. </w:t>
+      </w:r>
+    </w:p>
+    <w:p>
+      <w:pPr>
+        <w:pStyle w:val="ListBullet"/>
+        <w:spacing w:line="240" w:lineRule="auto"/>
+        <w:ind w:left="720"/>
+      </w:pPr>
+      <w:r>
+        <w:rPr>
+          <w:lang w:val="en_US" w:bidi="en_US"/>
+        </w:rPr>
+      </w:r>
+      <w:r>
+        <w:rPr>
+          <w:i/>
+          <w:lang w:val="en_US" w:bidi="en_US"/>
+        </w:rPr>
+        <w:t>the Land of Wickedness</w:t>
+      </w:r>
+      <w:r>
+        <w:rPr>
+          <w:lang w:val="en_US" w:bidi="en_US"/>
+        </w:rPr>
+        <w:t xml:space="preserve">: Esau was selfish and showed disrespect for the Lord’s covenant symbols (see </w:t>
       </w:r>
       <w:hyperlink r:id="rId19">
         <w:r>
@@ -731,14 +811,14 @@
             <w:color w:val="0000EE"/>
             <w:u w:val="single"/>
           </w:rPr>
-          <w:t>Gen 25:34</w:t>
+          <w:t>Genesis 25:34</w:t>
         </w:r>
       </w:hyperlink>
       <w:r>
         <w:rPr>
           <w:lang w:val="en_US" w:bidi="en_US"/>
         </w:rPr>
-        <w:t xml:space="preserve">). The nation of Edom came to personify the pride of self-centered existence (see </w:t>
+        <w:t xml:space="preserve">). The nation of Edom came to represent the pride of a self-centered life (see </w:t>
       </w:r>
       <w:hyperlink r:id="rId22">
         <w:r>
@@ -749,14 +829,14 @@
             <w:color w:val="0000EE"/>
             <w:u w:val="single"/>
           </w:rPr>
-          <w:t>Jer 49:16</w:t>
+          <w:t>Jeremiah 49:16</w:t>
         </w:r>
       </w:hyperlink>
       <w:r>
         <w:rPr>
           <w:lang w:val="en_US" w:bidi="en_US"/>
         </w:rPr>
-        <w:t xml:space="preserve">). The Edomites were also allies of Babylon in the destruction of Jerusalem (see </w:t>
+        <w:t xml:space="preserve">). The Edomites also allied with Babylon in destroying Jerusalem (see </w:t>
       </w:r>
       <w:hyperlink r:id="rId23">
         <w:r>
@@ -767,7 +847,7 @@
             <w:color w:val="0000EE"/>
             <w:u w:val="single"/>
           </w:rPr>
-          <w:t>Ps 137:7–9</w:t>
+          <w:t>Psalm 137:7–9</w:t>
         </w:r>
       </w:hyperlink>
       <w:r>
@@ -785,7 +865,7 @@
             <w:color w:val="0000EE"/>
             <w:u w:val="single"/>
           </w:rPr>
-          <w:t>Obad 1:10</w:t>
+          <w:t>Obadiah 1:10</w:t>
         </w:r>
       </w:hyperlink>
       <w:r>
@@ -856,9 +936,16 @@
       </w:r>
       <w:r>
         <w:rPr>
-          <w:lang w:val="en_US" w:bidi="en_US"/>
-        </w:rPr>
-        <w:t xml:space="preserve">shown contempt for my name: God’s name is his reputation or character (cp. </w:t>
+          <w:i/>
+          <w:lang w:val="en_US" w:bidi="en_US"/>
+        </w:rPr>
+        <w:t>who despise My name</w:t>
+      </w:r>
+      <w:r>
+        <w:rPr>
+          <w:lang w:val="en_US" w:bidi="en_US"/>
+        </w:rPr>
+        <w:t xml:space="preserve">: God’s name refers to his reputation and character. It describes who God is and how he is known by his people (compare </w:t>
       </w:r>
       <w:hyperlink r:id="rId26">
         <w:r>
@@ -869,7 +956,7 @@
             <w:color w:val="0000EE"/>
             <w:u w:val="single"/>
           </w:rPr>
-          <w:t>Ezek 36:19–24</w:t>
+          <w:t>Ezekiel 36:19–24</w:t>
         </w:r>
       </w:hyperlink>
       <w:r>
@@ -924,7 +1011,21 @@
         <w:rPr>
           <w:lang w:val="en_US" w:bidi="en_US"/>
         </w:rPr>
-        <w:t>Malachi’s second message affirms the Lord’s role as God and Father of Israel; he alone deserves true worship. The first part (</w:t>
+        <w:t xml:space="preserve">Malachi’s second message confirms the Lord as God and father of Israel. God alone deserves true worship. </w:t>
+      </w:r>
+    </w:p>
+    <w:p>
+      <w:pPr/>
+      <w:r>
+        <w:rPr>
+          <w:lang w:val="en_US" w:bidi="en_US"/>
+        </w:rPr>
+      </w:r>
+      <w:r>
+        <w:rPr>
+          <w:lang w:val="en_US" w:bidi="en_US"/>
+        </w:rPr>
+        <w:t>The first part (</w:t>
       </w:r>
       <w:hyperlink r:id="rId27">
         <w:r>
@@ -935,14 +1036,28 @@
             <w:color w:val="0000EE"/>
             <w:u w:val="single"/>
           </w:rPr>
-          <w:t>1:6–14</w:t>
+          <w:t>Malachi 1:6–14</w:t>
         </w:r>
       </w:hyperlink>
       <w:r>
         <w:rPr>
           <w:lang w:val="en_US" w:bidi="en_US"/>
         </w:rPr>
-        <w:t>) shows how the Israelites had dishonored God in spite of his fatherly care and masterly power. The second part (</w:t>
+        <w:t xml:space="preserve">) shows how the Israelites dishonored God despite his fatherly care and great power. </w:t>
+      </w:r>
+    </w:p>
+    <w:p>
+      <w:pPr/>
+      <w:r>
+        <w:rPr>
+          <w:lang w:val="en_US" w:bidi="en_US"/>
+        </w:rPr>
+      </w:r>
+      <w:r>
+        <w:rPr>
+          <w:lang w:val="en_US" w:bidi="en_US"/>
+        </w:rPr>
+        <w:t>The second part (</w:t>
       </w:r>
       <w:hyperlink r:id="rId28">
         <w:r>
@@ -953,14 +1068,14 @@
             <w:color w:val="0000EE"/>
             <w:u w:val="single"/>
           </w:rPr>
-          <w:t>2:1–9</w:t>
+          <w:t>Malachi 2:1–9</w:t>
         </w:r>
       </w:hyperlink>
       <w:r>
         <w:rPr>
           <w:lang w:val="en_US" w:bidi="en_US"/>
         </w:rPr>
-        <w:t>) warns the priests of Judah against sacrificing sick and defective animals and faults them for not teaching God’s instructions (</w:t>
+        <w:t>) warns the priests of Judah against sacrificing sick and defective animals and criticizes them for not teaching God’s instructions (</w:t>
       </w:r>
       <w:hyperlink r:id="rId29">
         <w:r>
@@ -1024,9 +1139,16 @@
       </w:r>
       <w:r>
         <w:rPr>
-          <w:lang w:val="en_US" w:bidi="en_US"/>
-        </w:rPr>
-        <w:t>defiled the sacrifices?: Ritual uncleanness or contamination disqualified an object or person from being in the ceremonies of worship to the Lord. The defilement in this case resulted from ignoring the laws concerning acceptable animal sacrifices (</w:t>
+          <w:i/>
+          <w:lang w:val="en_US" w:bidi="en_US"/>
+        </w:rPr>
+        <w:t>defiled food on my table</w:t>
+      </w:r>
+      <w:r>
+        <w:rPr>
+          <w:lang w:val="en_US" w:bidi="en_US"/>
+        </w:rPr>
+        <w:t>: Ceremonial uncleanness or contamination made an object or person unfit for worship ceremonies to the Lord. In this case, defilement happened by ignoring the laws about acceptable animal sacrifices (</w:t>
       </w:r>
       <w:hyperlink r:id="rId30">
         <w:r>
@@ -1037,7 +1159,7 @@
             <w:color w:val="0000EE"/>
             <w:u w:val="single"/>
           </w:rPr>
-          <w:t>Lev 22:17–25</w:t>
+          <w:t>Leviticus 22:17–25</w:t>
         </w:r>
       </w:hyperlink>
       <w:r>
@@ -1055,7 +1177,7 @@
             <w:color w:val="0000EE"/>
             <w:u w:val="single"/>
           </w:rPr>
-          <w:t>Deut 15:21</w:t>
+          <w:t>Deuteronomy 15:21</w:t>
         </w:r>
       </w:hyperlink>
       <w:r>
@@ -1100,24 +1222,28 @@
       </w:r>
     </w:p>
     <w:p>
-      <w:pPr/>
-      <w:r>
-        <w:rPr>
-          <w:lang w:val="en_US" w:bidi="en_US"/>
-        </w:rPr>
-      </w:r>
-      <w:r>
-        <w:rPr>
-          <w:lang w:val="en_US" w:bidi="en_US"/>
-        </w:rPr>
-        <w:t xml:space="preserve">The governor was Persia’s appointed overseer of the province of Judah. The juxtaposition of </w:t>
+      <w:pPr>
+        <w:pStyle w:val="ListBullet"/>
+        <w:spacing w:line="240" w:lineRule="auto"/>
+        <w:ind w:left="720"/>
+      </w:pPr>
+      <w:r>
+        <w:rPr>
+          <w:lang w:val="en_US" w:bidi="en_US"/>
+        </w:rPr>
+      </w:r>
+      <w:r>
+        <w:rPr>
+          <w:lang w:val="en_US" w:bidi="en_US"/>
+        </w:rPr>
+        <w:t xml:space="preserve">The governor was Persia’s appointed overseer of the province of Judah. The comparison between </w:t>
       </w:r>
       <w:r>
         <w:rPr>
           <w:i/>
           <w:lang w:val="en_US" w:bidi="en_US"/>
         </w:rPr>
-        <w:t>my altar</w:t>
+        <w:t>My altar</w:t>
       </w:r>
       <w:r>
         <w:rPr>
@@ -1134,7 +1260,7 @@
             <w:color w:val="0000EE"/>
             <w:u w:val="single"/>
           </w:rPr>
-          <w:t>1:7</w:t>
+          <w:t>Malachi 1:7</w:t>
         </w:r>
       </w:hyperlink>
       <w:r>
@@ -1172,7 +1298,38 @@
         <w:rPr>
           <w:lang w:val="en_US" w:bidi="en_US"/>
         </w:rPr>
-        <w:t>) reveals a confusion of loyalties among the Levitical priests. • says the Lord of Heaven’s Armies: This phrase is known as the messenger formula in prophetic speech and signifies that God’s authority stands behind the prophet’s message.</w:t>
+        <w:t xml:space="preserve">) shows the Levitical priests' mixed loyalties. </w:t>
+      </w:r>
+    </w:p>
+    <w:p>
+      <w:pPr>
+        <w:pStyle w:val="ListBullet"/>
+        <w:spacing w:line="240" w:lineRule="auto"/>
+        <w:ind w:left="720"/>
+      </w:pPr>
+      <w:r>
+        <w:rPr>
+          <w:lang w:val="en_US" w:bidi="en_US"/>
+        </w:rPr>
+      </w:r>
+      <w:r>
+        <w:rPr>
+          <w:i/>
+          <w:lang w:val="en_US" w:bidi="en_US"/>
+        </w:rPr>
+        <w:t>asks the LORD of Hosts</w:t>
+      </w:r>
+      <w:r>
+        <w:rPr>
+          <w:lang w:val="en_US" w:bidi="en_US"/>
+        </w:rPr>
+        <w:t xml:space="preserve">: </w:t>
+      </w:r>
+      <w:r>
+        <w:rPr>
+          <w:lang w:val="en_US" w:bidi="en_US"/>
+        </w:rPr>
+        <w:t>This phrase is called the messenger formula in prophetic speech and means that God supports the prophet’s message.</w:t>
       </w:r>
       <w:r>
         <w:rPr>
@@ -1220,7 +1377,7 @@
         <w:rPr>
           <w:lang w:val="en_US" w:bidi="en_US"/>
         </w:rPr>
-        <w:t>Dishonor was an ongoing state of affairs. Ironically, the guardians of Israel’s covenant relationship with the Lord were habitually profaning his Temple with impure sacrifices.</w:t>
+        <w:t>Dishonor was not a single event. It had become a normal pattern of life. The priests, who were responsible for guarding Israel’s covenant relationship with the Lord, repeatedly dishonored him. They did this by bringing impure sacrifices to his temple.</w:t>
       </w:r>
       <w:r>
         <w:rPr>
@@ -1266,9 +1423,16 @@
       </w:r>
       <w:r>
         <w:rPr>
-          <w:lang w:val="en_US" w:bidi="en_US"/>
-        </w:rPr>
-        <w:t xml:space="preserve">Cursed: To “bind with a curse” was to deliver an individual over to misfortune as punishment for a serious crime against the community (see </w:t>
+          <w:i/>
+          <w:lang w:val="en_US" w:bidi="en_US"/>
+        </w:rPr>
+        <w:t>cursed</w:t>
+      </w:r>
+      <w:r>
+        <w:rPr>
+          <w:lang w:val="en_US" w:bidi="en_US"/>
+        </w:rPr>
+        <w:t xml:space="preserve">: To "bind with a curse" meant to bring misfortune as punishment for a serious crime against the community (see </w:t>
       </w:r>
       <w:hyperlink r:id="rId34">
         <w:r>
@@ -1279,7 +1443,7 @@
             <w:color w:val="0000EE"/>
             <w:u w:val="single"/>
           </w:rPr>
-          <w:t>Deut 27:15–26</w:t>
+          <w:t>Deuteronomy 27:15–26</w:t>
         </w:r>
       </w:hyperlink>
       <w:r>
@@ -1297,14 +1461,14 @@
             <w:color w:val="0000EE"/>
             <w:u w:val="single"/>
           </w:rPr>
-          <w:t>Jer 48:10</w:t>
+          <w:t>Jeremiah 48:10</w:t>
         </w:r>
       </w:hyperlink>
       <w:r>
         <w:rPr>
           <w:lang w:val="en_US" w:bidi="en_US"/>
         </w:rPr>
-        <w:t>). Malachi spoke for the Lord, so the curse was a pronouncement of doom.</w:t>
+        <w:t>). Malachi spoke for the Lord, so the curse was a declaration of doom.</w:t>
       </w:r>
       <w:r>
         <w:rPr>
@@ -1342,17 +1506,53 @@
       </w:r>
     </w:p>
     <w:p>
-      <w:pPr/>
-      <w:r>
-        <w:rPr>
-          <w:lang w:val="en_US" w:bidi="en_US"/>
-        </w:rPr>
-      </w:r>
-      <w:r>
-        <w:rPr>
-          <w:lang w:val="en_US" w:bidi="en_US"/>
-        </w:rPr>
-        <w:t xml:space="preserve">make up your minds: This was an issue of the will, not the emotions. • terrible curse: Malachi had in mind the utter destruction of those who violated God’s covenant (see </w:t>
+      <w:pPr>
+        <w:pStyle w:val="ListBullet"/>
+        <w:spacing w:line="240" w:lineRule="auto"/>
+        <w:ind w:left="720"/>
+      </w:pPr>
+      <w:r>
+        <w:rPr>
+          <w:lang w:val="en_US" w:bidi="en_US"/>
+        </w:rPr>
+      </w:r>
+      <w:r>
+        <w:rPr>
+          <w:i/>
+          <w:lang w:val="en_US" w:bidi="en_US"/>
+        </w:rPr>
+        <w:t>take it to hear</w:t>
+      </w:r>
+      <w:r>
+        <w:rPr>
+          <w:lang w:val="en_US" w:bidi="en_US"/>
+        </w:rPr>
+        <w:t>: This was a matter of the will (a deliberate choice), not of feelings or emotions.</w:t>
+      </w:r>
+    </w:p>
+    <w:p>
+      <w:pPr>
+        <w:pStyle w:val="ListBullet"/>
+        <w:spacing w:line="240" w:lineRule="auto"/>
+        <w:ind w:left="720"/>
+      </w:pPr>
+      <w:r>
+        <w:rPr>
+          <w:lang w:val="en_US" w:bidi="en_US"/>
+        </w:rPr>
+      </w:r>
+      <w:r>
+        <w:rPr>
+          <w:i/>
+          <w:lang w:val="en_US" w:bidi="en_US"/>
+        </w:rPr>
+        <w:t>curse</w:t>
+      </w:r>
+      <w:r>
+        <w:rPr>
+          <w:lang w:val="en_US" w:bidi="en_US"/>
+        </w:rPr>
+        <w:t xml:space="preserve">: Malachi referred to the complete destruction promised for those who broke God’s covenant (see </w:t>
       </w:r>
       <w:hyperlink r:id="rId36">
         <w:r>
@@ -1363,7 +1563,7 @@
             <w:color w:val="0000EE"/>
             <w:u w:val="single"/>
           </w:rPr>
-          <w:t>Deut 28:20</w:t>
+          <w:t>Deuteronomy 28:20</w:t>
         </w:r>
       </w:hyperlink>
       <w:r>
@@ -1416,9 +1616,16 @@
       </w:r>
       <w:r>
         <w:rPr>
-          <w:lang w:val="en_US" w:bidi="en_US"/>
-        </w:rPr>
-        <w:t>my covenant with the Levites: If the Levites would give themselves to serving God and forsake their own glory, God would give them life and peace (</w:t>
+          <w:i/>
+          <w:lang w:val="en_US" w:bidi="en_US"/>
+        </w:rPr>
+        <w:t>My covenant with Levi</w:t>
+      </w:r>
+      <w:r>
+        <w:rPr>
+          <w:lang w:val="en_US" w:bidi="en_US"/>
+        </w:rPr>
+        <w:t>: If the Levites dedicated themselves to serving God and gave up their own glory, God would grant them life and peace (</w:t>
       </w:r>
       <w:hyperlink r:id="rId37">
         <w:r>
@@ -1429,14 +1636,14 @@
             <w:color w:val="0000EE"/>
             <w:u w:val="single"/>
           </w:rPr>
-          <w:t>2:5</w:t>
+          <w:t>Malachi 2:5</w:t>
         </w:r>
       </w:hyperlink>
       <w:r>
         <w:rPr>
           <w:lang w:val="en_US" w:bidi="en_US"/>
         </w:rPr>
-        <w:t xml:space="preserve">; cp. </w:t>
+        <w:t xml:space="preserve">; compare </w:t>
       </w:r>
       <w:hyperlink r:id="rId38">
         <w:r>
@@ -1447,7 +1654,7 @@
             <w:color w:val="0000EE"/>
             <w:u w:val="single"/>
           </w:rPr>
-          <w:t>Num 8:5–26</w:t>
+          <w:t>Numbers 8:5–26</w:t>
         </w:r>
       </w:hyperlink>
       <w:r>
@@ -1472,7 +1679,7 @@
         <w:rPr>
           <w:lang w:val="en_US" w:bidi="en_US"/>
         </w:rPr>
-        <w:t>). Their special responsibility was to teach God’s instructions (</w:t>
+        <w:t>). Their special responsibility was to teach God's instructions (</w:t>
       </w:r>
       <w:hyperlink r:id="rId40">
         <w:r>
@@ -1483,7 +1690,7 @@
             <w:color w:val="0000EE"/>
             <w:u w:val="single"/>
           </w:rPr>
-          <w:t>Mal 2:7</w:t>
+          <w:t>Malachi 2:7</w:t>
         </w:r>
       </w:hyperlink>
       <w:r>
@@ -1528,17 +1735,21 @@
       </w:r>
     </w:p>
     <w:p>
-      <w:pPr/>
-      <w:r>
-        <w:rPr>
-          <w:lang w:val="en_US" w:bidi="en_US"/>
-        </w:rPr>
-      </w:r>
-      <w:r>
-        <w:rPr>
-          <w:lang w:val="en_US" w:bidi="en_US"/>
-        </w:rPr>
-        <w:t>The priests had been entrusted with the sacred knowledge of God as revealed in the law of Moses. Through their role as teachers, they were guardians of God’s covenant with Israel (</w:t>
+      <w:pPr>
+        <w:pStyle w:val="ListBullet"/>
+        <w:spacing w:line="240" w:lineRule="auto"/>
+        <w:ind w:left="720"/>
+      </w:pPr>
+      <w:r>
+        <w:rPr>
+          <w:lang w:val="en_US" w:bidi="en_US"/>
+        </w:rPr>
+      </w:r>
+      <w:r>
+        <w:rPr>
+          <w:lang w:val="en_US" w:bidi="en_US"/>
+        </w:rPr>
+        <w:t>The priests had been trusted with God’s sacred teaching, as given in the law of Moses. As teachers, they were responsible for guarding God’s covenant (his binding promises) with Israel (</w:t>
       </w:r>
       <w:hyperlink r:id="rId41">
         <w:r>
@@ -1549,27 +1760,78 @@
             <w:color w:val="0000EE"/>
             <w:u w:val="single"/>
           </w:rPr>
-          <w:t>Deut 33:9–10</w:t>
+          <w:t>Deuteronomy 33:9–10</w:t>
         </w:r>
       </w:hyperlink>
       <w:r>
         <w:rPr>
           <w:lang w:val="en_US" w:bidi="en_US"/>
         </w:rPr>
-        <w:t xml:space="preserve">). • messenger (Hebrew mal’ak): This may be a wordplay on the name </w:t>
+        <w:t xml:space="preserve">). </w:t>
+      </w:r>
+    </w:p>
+    <w:p>
+      <w:pPr>
+        <w:pStyle w:val="ListBullet"/>
+        <w:spacing w:line="240" w:lineRule="auto"/>
+        <w:ind w:left="720"/>
+      </w:pPr>
+      <w:r>
+        <w:rPr>
+          <w:lang w:val="en_US" w:bidi="en_US"/>
+        </w:rPr>
       </w:r>
       <w:r>
         <w:rPr>
           <w:i/>
           <w:lang w:val="en_US" w:bidi="en_US"/>
         </w:rPr>
+        <w:t>messenger</w:t>
+      </w:r>
+      <w:r>
+        <w:rPr>
+          <w:lang w:val="en_US" w:bidi="en_US"/>
+        </w:rPr>
+        <w:t xml:space="preserve"> (Hebrew </w:t>
+      </w:r>
+      <w:r>
+        <w:rPr>
+          <w:i/>
+          <w:lang w:val="en_US" w:bidi="en_US"/>
+        </w:rPr>
+        <w:t>mal’ak</w:t>
+      </w:r>
+      <w:r>
+        <w:rPr>
+          <w:lang w:val="en_US" w:bidi="en_US"/>
+        </w:rPr>
+        <w:t xml:space="preserve">): This word may intentionally echo the name </w:t>
+      </w:r>
+      <w:r>
+        <w:rPr>
+          <w:i/>
+          <w:lang w:val="en_US" w:bidi="en_US"/>
+        </w:rPr>
         <w:t>Malachi</w:t>
       </w:r>
       <w:r>
         <w:rPr>
           <w:lang w:val="en_US" w:bidi="en_US"/>
         </w:rPr>
-        <w:t xml:space="preserve"> (mal’aki). Usually this title was reserved for Hebrew prophets in the Old Testament, but Malachi ascribes prophetic duties to the priest, since the priests were to interpret God’s word.</w:t>
+        <w:t xml:space="preserve"> (Hebrew </w:t>
+      </w:r>
+      <w:r>
+        <w:rPr>
+          <w:i/>
+          <w:lang w:val="en_US" w:bidi="en_US"/>
+        </w:rPr>
+        <w:t>mal’aki</w:t>
+      </w:r>
+      <w:r>
+        <w:rPr>
+          <w:lang w:val="en_US" w:bidi="en_US"/>
+        </w:rPr>
+        <w:t>, meaning “my messenger”). In the Old Testament, this title usually describes a prophet. Here, Malachi applies it to priests, because they were responsible for explaining and applying God’s word to the people.</w:t>
       </w:r>
       <w:r>
         <w:rPr>
@@ -1615,22 +1877,29 @@
       </w:r>
       <w:r>
         <w:rPr>
-          <w:lang w:val="en_US" w:bidi="en_US"/>
-        </w:rPr>
-        <w:t xml:space="preserve">shown favoritism (literally </w:t>
-      </w:r>
-      <w:r>
-        <w:rPr>
           <w:i/>
           <w:lang w:val="en_US" w:bidi="en_US"/>
         </w:rPr>
+        <w:t>shown partiality</w:t>
+      </w:r>
+      <w:r>
+        <w:rPr>
+          <w:lang w:val="en_US" w:bidi="en_US"/>
+        </w:rPr>
+        <w:t xml:space="preserve"> (literally </w:t>
+      </w:r>
+      <w:r>
+        <w:rPr>
+          <w:i/>
+          <w:lang w:val="en_US" w:bidi="en_US"/>
+        </w:rPr>
         <w:t>lifted up the face</w:t>
       </w:r>
       <w:r>
         <w:rPr>
           <w:lang w:val="en_US" w:bidi="en_US"/>
         </w:rPr>
-        <w:t xml:space="preserve">): The expression is also found in </w:t>
+        <w:t xml:space="preserve">): The expression also appears in </w:t>
       </w:r>
       <w:hyperlink r:id="rId33">
         <w:r>
@@ -1641,14 +1910,26 @@
             <w:color w:val="0000EE"/>
             <w:u w:val="single"/>
           </w:rPr>
-          <w:t>1:8</w:t>
+          <w:t>Malachi 1:8</w:t>
         </w:r>
       </w:hyperlink>
       <w:r>
         <w:rPr>
           <w:lang w:val="en_US" w:bidi="en_US"/>
         </w:rPr>
-        <w:t xml:space="preserve"> (“see how pleased he is”). The priests should have administered the law with kindness and fairness, but they had not done so. It was ridiculous for the priests to suppose that God would show them favor when they had shown partiality in discharging the prescribed duties of their office.</w:t>
+        <w:t xml:space="preserve"> ("</w:t>
+      </w:r>
+      <w:r>
+        <w:rPr>
+          <w:lang w:val="en_US" w:bidi="en_US"/>
+        </w:rPr>
+        <w:t>pleased with you"</w:t>
+      </w:r>
+      <w:r>
+        <w:rPr>
+          <w:lang w:val="en_US" w:bidi="en_US"/>
+        </w:rPr>
+        <w:t>). The priests should have applied the law with kindness and fairness, but they did not. It was unreasonable for the priests to think that God would favor them when they had shown partiality in performing their duties.</w:t>
       </w:r>
       <w:r>
         <w:rPr>
@@ -1686,30 +1967,47 @@
       </w:r>
     </w:p>
     <w:p>
-      <w:pPr/>
-      <w:r>
-        <w:rPr>
-          <w:lang w:val="en_US" w:bidi="en_US"/>
-        </w:rPr>
-      </w:r>
-      <w:r>
-        <w:rPr>
-          <w:lang w:val="en_US" w:bidi="en_US"/>
-        </w:rPr>
-        <w:t xml:space="preserve">children of the same Father . . . created by the same God (or </w:t>
+      <w:pPr>
+        <w:pStyle w:val="ListBullet"/>
+        <w:spacing w:line="240" w:lineRule="auto"/>
+        <w:ind w:left="720"/>
+      </w:pPr>
+      <w:r>
+        <w:rPr>
+          <w:lang w:val="en_US" w:bidi="en_US"/>
+        </w:rPr>
       </w:r>
       <w:r>
         <w:rPr>
           <w:i/>
           <w:lang w:val="en_US" w:bidi="en_US"/>
         </w:rPr>
+        <w:t>Do we not all have one Father? Did not one God create us?</w:t>
+      </w:r>
+      <w:r>
+        <w:rPr>
+          <w:lang w:val="en_US" w:bidi="en_US"/>
+        </w:rPr>
+        <w:t xml:space="preserve"> </w:t>
+      </w:r>
+      <w:r>
+        <w:rPr>
+          <w:lang w:val="en_US" w:bidi="en_US"/>
+        </w:rPr>
+        <w:t xml:space="preserve">(or </w:t>
+      </w:r>
+      <w:r>
+        <w:rPr>
+          <w:i/>
+          <w:lang w:val="en_US" w:bidi="en_US"/>
+        </w:rPr>
         <w:t>by one God</w:t>
       </w:r>
       <w:r>
         <w:rPr>
           <w:lang w:val="en_US" w:bidi="en_US"/>
         </w:rPr>
-        <w:t xml:space="preserve">): These divine titles underscore the Lord’s uniqueness as Creator and his exclusive role as Israel’s Father. </w:t>
+        <w:t xml:space="preserve">): These divine titles highlight the Lord’s uniqueness as Creator and his role as Israel’s Father. </w:t>
       </w:r>
       <w:r>
         <w:rPr>
@@ -1722,7 +2020,7 @@
         <w:rPr>
           <w:lang w:val="en_US" w:bidi="en_US"/>
         </w:rPr>
-        <w:t xml:space="preserve"> echoes the </w:t>
+        <w:t xml:space="preserve"> reflects the </w:t>
       </w:r>
       <w:r>
         <w:rPr>
@@ -1735,7 +2033,7 @@
         <w:rPr>
           <w:lang w:val="en_US" w:bidi="en_US"/>
         </w:rPr>
-        <w:t>, Israel’s creed of monotheism (</w:t>
+        <w:t>, Israel’s statement of belief in one God (</w:t>
       </w:r>
       <w:hyperlink r:id="rId42">
         <w:r>
@@ -1746,14 +2044,64 @@
             <w:color w:val="0000EE"/>
             <w:u w:val="single"/>
           </w:rPr>
-          <w:t>Deut 6:4–5</w:t>
+          <w:t>Deuteronomy 6:4–5</w:t>
         </w:r>
       </w:hyperlink>
       <w:r>
         <w:rPr>
           <w:lang w:val="en_US" w:bidi="en_US"/>
         </w:rPr>
-        <w:t>). • betray: The central thesis of this third message is that divorce is a betrayal. • covenant of our ancestors: The prophet alludes to the covenant formed at Mount Sinai, reminding the people that the law of Moses stipulated responsibility both to God and to one another.</w:t>
+        <w:t xml:space="preserve">). </w:t>
+      </w:r>
+    </w:p>
+    <w:p>
+      <w:pPr>
+        <w:pStyle w:val="ListBullet"/>
+        <w:spacing w:line="240" w:lineRule="auto"/>
+        <w:ind w:left="720"/>
+      </w:pPr>
+      <w:r>
+        <w:rPr>
+          <w:lang w:val="en_US" w:bidi="en_US"/>
+        </w:rPr>
+      </w:r>
+      <w:r>
+        <w:rPr>
+          <w:i/>
+          <w:lang w:val="en_US" w:bidi="en_US"/>
+        </w:rPr>
+        <w:t>break faith</w:t>
+      </w:r>
+      <w:r>
+        <w:rPr>
+          <w:lang w:val="en_US" w:bidi="en_US"/>
+        </w:rPr>
+        <w:t xml:space="preserve">: The main idea of this third message is that divorce is a betrayal. </w:t>
+      </w:r>
+    </w:p>
+    <w:p>
+      <w:pPr>
+        <w:pStyle w:val="ListBullet"/>
+        <w:spacing w:line="240" w:lineRule="auto"/>
+        <w:ind w:left="720"/>
+      </w:pPr>
+      <w:r>
+        <w:rPr>
+          <w:lang w:val="en_US" w:bidi="en_US"/>
+        </w:rPr>
+      </w:r>
+      <w:r>
+        <w:rPr>
+          <w:i/>
+          <w:lang w:val="en_US" w:bidi="en_US"/>
+        </w:rPr>
+        <w:t>covenant of our fathers?</w:t>
+      </w:r>
+      <w:r>
+        <w:rPr>
+          <w:lang w:val="en_US" w:bidi="en_US"/>
+        </w:rPr>
+        <w:t>: The prophet refers to the covenant made at Mount Sinai, reminding the people that the law of Moses required responsibility to both God and each other.</w:t>
       </w:r>
       <w:r>
         <w:rPr>
@@ -1801,7 +2149,7 @@
         <w:rPr>
           <w:lang w:val="en_US" w:bidi="en_US"/>
         </w:rPr>
-        <w:t>Malachi’s third message shows that the failure to keep the covenant extended from the priests to the people as a whole. They did not keep covenant with the Lord or with their fellow countrymen when they married foreign women, and they broke their covenants with their wives when they divorced them. The prophet now speaks to his audience as to fellow citizens, with a striking change in style from adversarial indictment (</w:t>
+        <w:t>Malachi’s third message shows that the failure to keep the covenant spread from the priests to all the people. They did not keep their promises to the Lord or to their fellow citizens when they married foreign women. They also broke their promises to their wives when they divorced them. The prophet now addresses the people as fellow members of the community. This marks a clear change in tone. He moves from sharp accusation to an inclusive appeal (</w:t>
       </w:r>
       <w:hyperlink r:id="rId43">
         <w:r>
@@ -1812,14 +2160,14 @@
             <w:color w:val="0000EE"/>
             <w:u w:val="single"/>
           </w:rPr>
-          <w:t>2:8–9</w:t>
+          <w:t>Malachi 2:8–9</w:t>
         </w:r>
       </w:hyperlink>
       <w:r>
         <w:rPr>
           <w:lang w:val="en_US" w:bidi="en_US"/>
         </w:rPr>
-        <w:t>) to inclusive plea (</w:t>
+        <w:t xml:space="preserve">; </w:t>
       </w:r>
       <w:hyperlink r:id="rId44">
         <w:r>
@@ -1830,7 +2178,7 @@
             <w:color w:val="0000EE"/>
             <w:u w:val="single"/>
           </w:rPr>
-          <w:t>2:10</w:t>
+          <w:t>10</w:t>
         </w:r>
       </w:hyperlink>
       <w:r>
@@ -1883,22 +2231,36 @@
       </w:r>
       <w:r>
         <w:rPr>
-          <w:lang w:val="en_US" w:bidi="en_US"/>
-        </w:rPr>
-        <w:t xml:space="preserve">Judah has been unfaithful (or </w:t>
-      </w:r>
-      <w:r>
-        <w:rPr>
           <w:i/>
           <w:lang w:val="en_US" w:bidi="en_US"/>
         </w:rPr>
-        <w:t>treacherous</w:t>
-      </w:r>
-      <w:r>
-        <w:rPr>
-          <w:lang w:val="en_US" w:bidi="en_US"/>
-        </w:rPr>
-        <w:t>), and a detestable thing has been done in Israel and in Jerusalem: Men were divorcing their wives for the economic advantage of intermarriage with non-Israelite women who worshiped idols. Through these marriages, Jewish men gained access to the merchant guilds and trading cartels already in place when the Israelites returned from Babylonia. Malachi equates this adultery with idolatry. Israelite history had shown that intermarriage with foreign women went hand in hand with worship of foreign gods. Loyalty was to be the hallmark of Israel’s covenant relationships, whether with God or with a marriage partner. Divorce treats with contempt the oneness of the marriage covenant (</w:t>
+        <w:t>Judah has broken faith; an abomination has been committed in Israel and in Jerusalem</w:t>
+      </w:r>
+      <w:r>
+        <w:rPr>
+          <w:lang w:val="en_US" w:bidi="en_US"/>
+        </w:rPr>
+        <w:t>:</w:t>
+      </w:r>
+      <w:r>
+        <w:rPr>
+          <w:lang w:val="en_US" w:bidi="en_US"/>
+        </w:rPr>
+        <w:t xml:space="preserve"> Men were divorcing their wives to marry non-Israelite women for economic gain. These marriages allowed Jewish men to join existing merchant groups and trade networks when they returned from Babylonia. Malachi compares this unfaithfulness to idol worship. </w:t>
+      </w:r>
+    </w:p>
+    <w:p>
+      <w:pPr/>
+      <w:r>
+        <w:rPr>
+          <w:lang w:val="en_US" w:bidi="en_US"/>
+        </w:rPr>
+      </w:r>
+      <w:r>
+        <w:rPr>
+          <w:lang w:val="en_US" w:bidi="en_US"/>
+        </w:rPr>
+        <w:t>In Israelite history, marrying foreign women often led to worshiping foreign gods. Loyalty was essential in Israel's agreements, both with God and in marriage. Divorce disrespects the unity of the marriage agreement (</w:t>
       </w:r>
       <w:hyperlink r:id="rId45">
         <w:r>
@@ -1909,7 +2271,7 @@
             <w:color w:val="0000EE"/>
             <w:u w:val="single"/>
           </w:rPr>
-          <w:t>2:15</w:t>
+          <w:t>Malachi 2:15</w:t>
         </w:r>
       </w:hyperlink>
       <w:r>
@@ -1927,7 +2289,7 @@
             <w:color w:val="0000EE"/>
             <w:u w:val="single"/>
           </w:rPr>
-          <w:t>Gen 2:24</w:t>
+          <w:t>Genesis 2:24</w:t>
         </w:r>
       </w:hyperlink>
       <w:r>
@@ -1980,9 +2342,16 @@
       </w:r>
       <w:r>
         <w:rPr>
-          <w:lang w:val="en_US" w:bidi="en_US"/>
-        </w:rPr>
-        <w:t>cut off: The intent was to blot out or destroy evildoers, in contrast to social banishment or religious excommunication.</w:t>
+          <w:i/>
+          <w:lang w:val="en_US" w:bidi="en_US"/>
+        </w:rPr>
+        <w:t>cut off</w:t>
+      </w:r>
+      <w:r>
+        <w:rPr>
+          <w:lang w:val="en_US" w:bidi="en_US"/>
+        </w:rPr>
+        <w:t>: This phrase means to wipe out or destroy those who do evil. It does not refer to social exclusion or removal from religious worship. Instead, it describes complete judgment.</w:t>
       </w:r>
       <w:r>
         <w:rPr>
@@ -2020,30 +2389,47 @@
       </w:r>
     </w:p>
     <w:p>
-      <w:pPr/>
-      <w:r>
-        <w:rPr>
-          <w:lang w:val="en_US" w:bidi="en_US"/>
-        </w:rPr>
-      </w:r>
-      <w:r>
-        <w:rPr>
-          <w:lang w:val="en_US" w:bidi="en_US"/>
-        </w:rPr>
-        <w:t>The expression faithful partner identifies a marriage companion (Greek Old Testament koinōnos</w:t>
+      <w:pPr>
+        <w:pStyle w:val="ListBullet"/>
+        <w:spacing w:line="240" w:lineRule="auto"/>
+        <w:ind w:left="720"/>
+      </w:pPr>
+      <w:r>
+        <w:rPr>
+          <w:lang w:val="en_US" w:bidi="en_US"/>
+        </w:rPr>
+      </w:r>
+      <w:r>
+        <w:rPr>
+          <w:lang w:val="en_US" w:bidi="en_US"/>
+        </w:rPr>
+        <w:t xml:space="preserve">In the Greek Old Testament, </w:t>
       </w:r>
       <w:r>
         <w:rPr>
           <w:i/>
           <w:lang w:val="en_US" w:bidi="en_US"/>
         </w:rPr>
-        <w:t>,</w:t>
-      </w:r>
-      <w:r>
-        <w:rPr>
-          <w:lang w:val="en_US" w:bidi="en_US"/>
-        </w:rPr>
-        <w:t xml:space="preserve"> “joint partner”). The Hebrew word, used for a seam or a joint in construction (e.g., </w:t>
+        <w:t>wife</w:t>
+      </w:r>
+      <w:r>
+        <w:rPr>
+          <w:lang w:val="en_US" w:bidi="en_US"/>
+        </w:rPr>
+        <w:t xml:space="preserve"> is called </w:t>
+      </w:r>
+      <w:r>
+        <w:rPr>
+          <w:i/>
+          <w:lang w:val="en_US" w:bidi="en_US"/>
+        </w:rPr>
+        <w:t>koinōnos</w:t>
+      </w:r>
+      <w:r>
+        <w:rPr>
+          <w:lang w:val="en_US" w:bidi="en_US"/>
+        </w:rPr>
+        <w:t xml:space="preserve">, meaning "joint partner." The Hebrew word for a seam or joint in construction (for example, </w:t>
       </w:r>
       <w:hyperlink r:id="rId47">
         <w:r>
@@ -2054,14 +2440,26 @@
             <w:color w:val="0000EE"/>
             <w:u w:val="single"/>
           </w:rPr>
-          <w:t>Exod 26:6–11</w:t>
+          <w:t>Exodus 26:6–11</w:t>
         </w:r>
       </w:hyperlink>
       <w:r>
         <w:rPr>
           <w:lang w:val="en_US" w:bidi="en_US"/>
         </w:rPr>
-        <w:t xml:space="preserve">), suggests a permanent bond. • marriage vows (literally </w:t>
+        <w:t xml:space="preserve">) implies a lasting bond. </w:t>
+      </w:r>
+    </w:p>
+    <w:p>
+      <w:pPr>
+        <w:pStyle w:val="ListBullet"/>
+        <w:spacing w:line="240" w:lineRule="auto"/>
+        <w:ind w:left="720"/>
+      </w:pPr>
+      <w:r>
+        <w:rPr>
+          <w:lang w:val="en_US" w:bidi="en_US"/>
+        </w:rPr>
       </w:r>
       <w:r>
         <w:rPr>
@@ -2074,7 +2472,7 @@
         <w:rPr>
           <w:lang w:val="en_US" w:bidi="en_US"/>
         </w:rPr>
-        <w:t xml:space="preserve">): Marriage is a solemn covenant to which God is witness (see </w:t>
+        <w:t xml:space="preserve">: Marriage is a serious promise, with God as a witness (see </w:t>
       </w:r>
       <w:hyperlink r:id="rId48">
         <w:r>
@@ -2085,7 +2483,7 @@
             <w:color w:val="0000EE"/>
             <w:u w:val="single"/>
           </w:rPr>
-          <w:t>Prov 2:17</w:t>
+          <w:t>Proverbs 2:17</w:t>
         </w:r>
       </w:hyperlink>
       <w:r>
@@ -2130,17 +2528,28 @@
       </w:r>
     </w:p>
     <w:p>
-      <w:pPr/>
-      <w:r>
-        <w:rPr>
-          <w:lang w:val="en_US" w:bidi="en_US"/>
-        </w:rPr>
-      </w:r>
-      <w:r>
-        <w:rPr>
-          <w:lang w:val="en_US" w:bidi="en_US"/>
-        </w:rPr>
-        <w:t xml:space="preserve">hate: God hates a broken covenant (see </w:t>
+      <w:pPr>
+        <w:pStyle w:val="ListBullet"/>
+        <w:spacing w:line="240" w:lineRule="auto"/>
+        <w:ind w:left="720"/>
+      </w:pPr>
+      <w:r>
+        <w:rPr>
+          <w:lang w:val="en_US" w:bidi="en_US"/>
+        </w:rPr>
+      </w:r>
+      <w:r>
+        <w:rPr>
+          <w:i/>
+          <w:lang w:val="en_US" w:bidi="en_US"/>
+        </w:rPr>
+        <w:t>hate</w:t>
+      </w:r>
+      <w:r>
+        <w:rPr>
+          <w:lang w:val="en_US" w:bidi="en_US"/>
+        </w:rPr>
+        <w:t xml:space="preserve">: God dislikes a broken promise (see </w:t>
       </w:r>
       <w:hyperlink r:id="rId49">
         <w:r>
@@ -2151,7 +2560,7 @@
             <w:color w:val="0000EE"/>
             <w:u w:val="single"/>
           </w:rPr>
-          <w:t>1:3</w:t>
+          <w:t>Malachi 1:3</w:t>
         </w:r>
       </w:hyperlink>
       <w:r>
@@ -2169,14 +2578,14 @@
             <w:color w:val="0000EE"/>
             <w:u w:val="single"/>
           </w:rPr>
-          <w:t>Hos 9:15</w:t>
+          <w:t>Hosea 9:15</w:t>
         </w:r>
       </w:hyperlink>
       <w:r>
         <w:rPr>
           <w:lang w:val="en_US" w:bidi="en_US"/>
         </w:rPr>
-        <w:t>). This is appropriate because God’s relationship with people is characterized by faithfulness, and he expected no less from Israel (</w:t>
+        <w:t>). This is fitting because God's relationship with people is based on faithfulness, and he expected the same from Israel (</w:t>
       </w:r>
       <w:hyperlink r:id="rId51">
         <w:r>
@@ -2187,7 +2596,7 @@
             <w:color w:val="0000EE"/>
             <w:u w:val="single"/>
           </w:rPr>
-          <w:t>Exod 34:6</w:t>
+          <w:t>Exodus 34:6</w:t>
         </w:r>
       </w:hyperlink>
       <w:r>
@@ -2205,27 +2614,58 @@
             <w:color w:val="0000EE"/>
             <w:u w:val="single"/>
           </w:rPr>
-          <w:t>Deut 7:9</w:t>
+          <w:t>Deuteronomy 7:9</w:t>
         </w:r>
       </w:hyperlink>
       <w:r>
         <w:rPr>
           <w:lang w:val="en_US" w:bidi="en_US"/>
         </w:rPr>
-        <w:t xml:space="preserve">). • To divorce (literally </w:t>
+        <w:t xml:space="preserve">). </w:t>
+      </w:r>
+    </w:p>
+    <w:p>
+      <w:pPr>
+        <w:pStyle w:val="ListBullet"/>
+        <w:spacing w:line="240" w:lineRule="auto"/>
+        <w:ind w:left="720"/>
+      </w:pPr>
+      <w:r>
+        <w:rPr>
+          <w:lang w:val="en_US" w:bidi="en_US"/>
+        </w:rPr>
+      </w:r>
+      <w:r>
+        <w:rPr>
+          <w:lang w:val="en_US" w:bidi="en_US"/>
+        </w:rPr>
+        <w:t xml:space="preserve">To </w:t>
       </w:r>
       <w:r>
         <w:rPr>
           <w:i/>
           <w:lang w:val="en_US" w:bidi="en_US"/>
         </w:rPr>
+        <w:t>divorce</w:t>
+      </w:r>
+      <w:r>
+        <w:rPr>
+          <w:lang w:val="en_US" w:bidi="en_US"/>
+        </w:rPr>
+        <w:t xml:space="preserve"> (literally </w:t>
+      </w:r>
+      <w:r>
+        <w:rPr>
+          <w:i/>
+          <w:lang w:val="en_US" w:bidi="en_US"/>
+        </w:rPr>
         <w:t>send away</w:t>
       </w:r>
       <w:r>
         <w:rPr>
           <w:lang w:val="en_US" w:bidi="en_US"/>
         </w:rPr>
-        <w:t xml:space="preserve">) means to expel a marriage partner. Malachi wanted to correct the abuse of the divorce laws (see </w:t>
+        <w:t xml:space="preserve">) means to force a marriage partner to leave. Malachi wanted to address the misuse of divorce laws (see </w:t>
       </w:r>
       <w:hyperlink r:id="rId53">
         <w:r>
@@ -2236,14 +2676,39 @@
             <w:color w:val="0000EE"/>
             <w:u w:val="single"/>
           </w:rPr>
-          <w:t>Deut 24:1–4</w:t>
+          <w:t>Deuteronomy 24:1–4</w:t>
         </w:r>
       </w:hyperlink>
       <w:r>
         <w:rPr>
           <w:lang w:val="en_US" w:bidi="en_US"/>
         </w:rPr>
-        <w:t>). • to overwhelm her with cruelty: Cruelty entails acts of violence or wrongdoing. The estrangement of divorce is a violent and cruel social crime. To divorce one’s wife is treachery against her and against the marriage covenant. It breaks the heart, destroys relationships, violates the integrity of the family, damages the children’s well-being, and puts the future in jeopardy.</w:t>
+        <w:t xml:space="preserve">). </w:t>
+      </w:r>
+    </w:p>
+    <w:p>
+      <w:pPr>
+        <w:pStyle w:val="ListBullet"/>
+        <w:spacing w:line="240" w:lineRule="auto"/>
+        <w:ind w:left="720"/>
+      </w:pPr>
+      <w:r>
+        <w:rPr>
+          <w:lang w:val="en_US" w:bidi="en_US"/>
+        </w:rPr>
+      </w:r>
+      <w:r>
+        <w:rPr>
+          <w:i/>
+          <w:lang w:val="en_US" w:bidi="en_US"/>
+        </w:rPr>
+        <w:t>covers his garment with violence</w:t>
+      </w:r>
+      <w:r>
+        <w:rPr>
+          <w:lang w:val="en_US" w:bidi="en_US"/>
+        </w:rPr>
+        <w:t>: Cruelty involves acts of violence or wrongdoing. Divorce is a harsh and cruel social wrong. Divorcing one's wife is a betrayal of her and the marriage promise. It breaks hearts, destroys relationships, harms family integrity, damages children's well-being, and endangers the future.</w:t>
       </w:r>
       <w:r>
         <w:rPr>
@@ -2291,7 +2756,7 @@
         <w:rPr>
           <w:lang w:val="en_US" w:bidi="en_US"/>
         </w:rPr>
-        <w:t>Malachi’s audience had wearied God by questioning his justice.</w:t>
+        <w:t>Malachi's audience had displeased and frustrated God by doubting his fairness.</w:t>
       </w:r>
       <w:r>
         <w:rPr>
@@ -2339,7 +2804,7 @@
         <w:rPr>
           <w:lang w:val="en_US" w:bidi="en_US"/>
         </w:rPr>
-        <w:t>Malachi’s fourth message concerns the disparity between God’s justice and human justice (</w:t>
+        <w:t>Malachi's fourth message addresses the difference between God's justice and human justice (</w:t>
       </w:r>
       <w:hyperlink r:id="rId54">
         <w:r>
@@ -2350,14 +2815,14 @@
             <w:color w:val="0000EE"/>
             <w:u w:val="single"/>
           </w:rPr>
-          <w:t>2:17</w:t>
+          <w:t>Malachi 2:17</w:t>
         </w:r>
       </w:hyperlink>
       <w:r>
         <w:rPr>
           <w:lang w:val="en_US" w:bidi="en_US"/>
         </w:rPr>
-        <w:t xml:space="preserve">). If the book of Malachi were a courtroom drama, the fourth message would be the formal indictment against Judah. Malachi indicts dutiful but heartless religiosity (see </w:t>
+        <w:t xml:space="preserve">). This section sounds like a courtroom charge against Judah. It presents God’s formal accusation. Malachi condemns religious behavior that follows rules but lacks sincere devotion (see </w:t>
       </w:r>
       <w:hyperlink r:id="rId55">
         <w:r>
@@ -2368,14 +2833,14 @@
             <w:color w:val="0000EE"/>
             <w:u w:val="single"/>
           </w:rPr>
-          <w:t>3:14</w:t>
+          <w:t>Malachi 3:14</w:t>
         </w:r>
       </w:hyperlink>
       <w:r>
         <w:rPr>
           <w:lang w:val="en_US" w:bidi="en_US"/>
         </w:rPr>
-        <w:t>) that acts contrary to God’s justice; he appeals for honesty and genuine social concern.</w:t>
+        <w:t>). This kind of worship goes against God’s justice. The prophet calls the people to honesty and to real concern for others in their community.</w:t>
       </w:r>
       <w:r>
         <w:rPr>
@@ -2413,17 +2878,41 @@
       </w:r>
     </w:p>
     <w:p>
-      <w:pPr/>
-      <w:r>
-        <w:rPr>
-          <w:lang w:val="en_US" w:bidi="en_US"/>
-        </w:rPr>
-      </w:r>
-      <w:r>
-        <w:rPr>
-          <w:lang w:val="en_US" w:bidi="en_US"/>
-        </w:rPr>
-        <w:t xml:space="preserve">my messenger (Hebrew mal’aki): This is a wordplay on Malachi’s name. The messenger may be either an angel or a human being functioning as a divine courier. Jesus identified John the Baptist by pointing to this passage (see </w:t>
+      <w:pPr>
+        <w:pStyle w:val="ListBullet"/>
+        <w:spacing w:line="240" w:lineRule="auto"/>
+        <w:ind w:left="720"/>
+      </w:pPr>
+      <w:r>
+        <w:rPr>
+          <w:lang w:val="en_US" w:bidi="en_US"/>
+        </w:rPr>
+      </w:r>
+      <w:r>
+        <w:rPr>
+          <w:i/>
+          <w:lang w:val="en_US" w:bidi="en_US"/>
+        </w:rPr>
+        <w:t>My messenger</w:t>
+      </w:r>
+      <w:r>
+        <w:rPr>
+          <w:lang w:val="en_US" w:bidi="en_US"/>
+        </w:rPr>
+        <w:t xml:space="preserve"> (Hebrew </w:t>
+      </w:r>
+      <w:r>
+        <w:rPr>
+          <w:i/>
+          <w:lang w:val="en_US" w:bidi="en_US"/>
+        </w:rPr>
+        <w:t>mal’aki</w:t>
+      </w:r>
+      <w:r>
+        <w:rPr>
+          <w:lang w:val="en_US" w:bidi="en_US"/>
+        </w:rPr>
+        <w:t xml:space="preserve">): This is a play on Malachi’s name. The messenger could be an angel or a human acting as a divine courier. Jesus identified John the Baptist by referring to this passage (see </w:t>
       </w:r>
       <w:hyperlink r:id="rId56">
         <w:r>
@@ -2434,7 +2923,7 @@
             <w:color w:val="0000EE"/>
             <w:u w:val="single"/>
           </w:rPr>
-          <w:t>Matt 11:10</w:t>
+          <w:t>Matthew 11:10</w:t>
         </w:r>
       </w:hyperlink>
       <w:r>
@@ -2477,7 +2966,25 @@
         <w:rPr>
           <w:lang w:val="en_US" w:bidi="en_US"/>
         </w:rPr>
-        <w:t xml:space="preserve">). • Malachi’s audience probably would have understood the messenger of the covenant to be a divine being (cp. </w:t>
+        <w:t xml:space="preserve">). </w:t>
+      </w:r>
+    </w:p>
+    <w:p>
+      <w:pPr>
+        <w:pStyle w:val="ListBullet"/>
+        <w:spacing w:line="240" w:lineRule="auto"/>
+        <w:ind w:left="720"/>
+      </w:pPr>
+      <w:r>
+        <w:rPr>
+          <w:lang w:val="en_US" w:bidi="en_US"/>
+        </w:rPr>
+      </w:r>
+      <w:r>
+        <w:rPr>
+          <w:lang w:val="en_US" w:bidi="en_US"/>
+        </w:rPr>
+        <w:t xml:space="preserve">Malachi’s audience likely saw the messenger of the covenant as a divine being (compare </w:t>
       </w:r>
       <w:hyperlink r:id="rId59">
         <w:r>
@@ -2488,14 +2995,14 @@
             <w:color w:val="0000EE"/>
             <w:u w:val="single"/>
           </w:rPr>
-          <w:t>Exod 23:20–23</w:t>
+          <w:t>Exodus 23:20–23</w:t>
         </w:r>
       </w:hyperlink>
       <w:r>
         <w:rPr>
           <w:lang w:val="en_US" w:bidi="en_US"/>
         </w:rPr>
-        <w:t>). The Christian church has understood Jesus Christ to be the messenger of the new covenant.</w:t>
+        <w:t>). The Christian church views Jesus Christ as the messenger of the new covenant.</w:t>
       </w:r>
       <w:r>
         <w:rPr>
@@ -2533,17 +3040,28 @@
       </w:r>
     </w:p>
     <w:p>
-      <w:pPr/>
-      <w:r>
-        <w:rPr>
-          <w:lang w:val="en_US" w:bidi="en_US"/>
-        </w:rPr>
-      </w:r>
-      <w:r>
-        <w:rPr>
-          <w:lang w:val="en_US" w:bidi="en_US"/>
-        </w:rPr>
-        <w:t>blazing fire: The dross of the people’s wickedness must be burned away by the fires of divine testing and chastisement (</w:t>
+      <w:pPr>
+        <w:pStyle w:val="ListBullet"/>
+        <w:spacing w:line="240" w:lineRule="auto"/>
+        <w:ind w:left="720"/>
+      </w:pPr>
+      <w:r>
+        <w:rPr>
+          <w:lang w:val="en_US" w:bidi="en_US"/>
+        </w:rPr>
+      </w:r>
+      <w:r>
+        <w:rPr>
+          <w:i/>
+          <w:lang w:val="en_US" w:bidi="en_US"/>
+        </w:rPr>
+        <w:t>refiner's fire</w:t>
+      </w:r>
+      <w:r>
+        <w:rPr>
+          <w:lang w:val="en_US" w:bidi="en_US"/>
+        </w:rPr>
+        <w:t>: The people's wickedness must be removed through divine testing and punishment (</w:t>
       </w:r>
       <w:hyperlink r:id="rId60">
         <w:r>
@@ -2554,7 +3072,7 @@
             <w:color w:val="0000EE"/>
             <w:u w:val="single"/>
           </w:rPr>
-          <w:t>Isa 1:25</w:t>
+          <w:t>Isaiah 1:25</w:t>
         </w:r>
       </w:hyperlink>
       <w:r>
@@ -2572,7 +3090,7 @@
             <w:color w:val="0000EE"/>
             <w:u w:val="single"/>
           </w:rPr>
-          <w:t>Jer 6:29</w:t>
+          <w:t>Jeremiah 6:29</w:t>
         </w:r>
       </w:hyperlink>
       <w:r>
@@ -2590,14 +3108,39 @@
             <w:color w:val="0000EE"/>
             <w:u w:val="single"/>
           </w:rPr>
-          <w:t>Ezek 22:22</w:t>
+          <w:t>Ezekiel 22:22</w:t>
         </w:r>
       </w:hyperlink>
       <w:r>
         <w:rPr>
           <w:lang w:val="en_US" w:bidi="en_US"/>
         </w:rPr>
-        <w:t xml:space="preserve">). • strong soap: An alkaline detergent was made from plants (see </w:t>
+        <w:t xml:space="preserve">). </w:t>
+      </w:r>
+    </w:p>
+    <w:p>
+      <w:pPr>
+        <w:pStyle w:val="ListBullet"/>
+        <w:spacing w:line="240" w:lineRule="auto"/>
+        <w:ind w:left="720"/>
+      </w:pPr>
+      <w:r>
+        <w:rPr>
+          <w:lang w:val="en_US" w:bidi="en_US"/>
+        </w:rPr>
+      </w:r>
+      <w:r>
+        <w:rPr>
+          <w:i/>
+          <w:lang w:val="en_US" w:bidi="en_US"/>
+        </w:rPr>
+        <w:t>launderer's soap</w:t>
+      </w:r>
+      <w:r>
+        <w:rPr>
+          <w:lang w:val="en_US" w:bidi="en_US"/>
+        </w:rPr>
+        <w:t xml:space="preserve">: An alkaline detergent was made from plants (see </w:t>
       </w:r>
       <w:hyperlink r:id="rId63">
         <w:r>
@@ -2608,14 +3151,14 @@
             <w:color w:val="0000EE"/>
             <w:u w:val="single"/>
           </w:rPr>
-          <w:t>Jer 2:22</w:t>
+          <w:t>Jeremiah 2:22</w:t>
         </w:r>
       </w:hyperlink>
       <w:r>
         <w:rPr>
           <w:lang w:val="en_US" w:bidi="en_US"/>
         </w:rPr>
-        <w:t>). The blazing fire and strong soap signify the testing (by smelting) and cleansing (by laundering) that would restore Israel’s faithfulness to its covenant with the Lord.</w:t>
+        <w:t>). The blazing fire and strong soap represent the testing and cleansing needed to restore Israel's faithfulness to its covenant with the Lord.</w:t>
       </w:r>
       <w:r>
         <w:rPr>
@@ -2653,17 +3196,70 @@
       </w:r>
     </w:p>
     <w:p>
-      <w:pPr/>
-      <w:r>
-        <w:rPr>
-          <w:lang w:val="en_US" w:bidi="en_US"/>
-        </w:rPr>
-      </w:r>
-      <w:r>
-        <w:rPr>
-          <w:lang w:val="en_US" w:bidi="en_US"/>
-        </w:rPr>
-        <w:t>The words eager to witness suggest a legal proceeding in which God is both prosecuting attorney (accuser) and key witness (provider of evidence) against postexilic Judah. • Sorcerers practiced witchcraft, black magic, or fortune-telling for personal gain. • The coming day of God’s judgment would either purify the sinful Judeans (</w:t>
+      <w:pPr>
+        <w:pStyle w:val="ListBullet"/>
+        <w:spacing w:line="240" w:lineRule="auto"/>
+        <w:ind w:left="720"/>
+      </w:pPr>
+      <w:r>
+        <w:rPr>
+          <w:lang w:val="en_US" w:bidi="en_US"/>
+        </w:rPr>
+      </w:r>
+      <w:r>
+        <w:rPr>
+          <w:lang w:val="en_US" w:bidi="en_US"/>
+        </w:rPr>
+        <w:t xml:space="preserve">The phrase </w:t>
+      </w:r>
+      <w:r>
+        <w:rPr>
+          <w:i/>
+          <w:lang w:val="en_US" w:bidi="en_US"/>
+        </w:rPr>
+        <w:t>swift witness</w:t>
+      </w:r>
+      <w:r>
+        <w:rPr>
+          <w:lang w:val="en_US" w:bidi="en_US"/>
+        </w:rPr>
+        <w:t xml:space="preserve"> suggests a legal case where God acts as both the prosecutor and the main witness against Judah after the exile in Babylon. </w:t>
+      </w:r>
+    </w:p>
+    <w:p>
+      <w:pPr>
+        <w:pStyle w:val="ListBullet"/>
+        <w:spacing w:line="240" w:lineRule="auto"/>
+        <w:ind w:left="720"/>
+      </w:pPr>
+      <w:r>
+        <w:rPr>
+          <w:lang w:val="en_US" w:bidi="en_US"/>
+        </w:rPr>
+      </w:r>
+      <w:r>
+        <w:rPr>
+          <w:lang w:val="en_US" w:bidi="en_US"/>
+        </w:rPr>
+        <w:t xml:space="preserve">Sorcerers used witchcraft, black magic, or fortune-telling for personal gain. </w:t>
+      </w:r>
+    </w:p>
+    <w:p>
+      <w:pPr>
+        <w:pStyle w:val="ListBullet"/>
+        <w:spacing w:line="240" w:lineRule="auto"/>
+        <w:ind w:left="720"/>
+      </w:pPr>
+      <w:r>
+        <w:rPr>
+          <w:lang w:val="en_US" w:bidi="en_US"/>
+        </w:rPr>
+      </w:r>
+      <w:r>
+        <w:rPr>
+          <w:lang w:val="en_US" w:bidi="en_US"/>
+        </w:rPr>
+        <w:t>On the coming day of God’s judgment, sinful Judeans would either be purified (</w:t>
       </w:r>
       <w:hyperlink r:id="rId64">
         <w:r>
@@ -2674,14 +3270,14 @@
             <w:color w:val="0000EE"/>
             <w:u w:val="single"/>
           </w:rPr>
-          <w:t>3:3</w:t>
+          <w:t>Malachi 3:3</w:t>
         </w:r>
       </w:hyperlink>
       <w:r>
         <w:rPr>
           <w:lang w:val="en_US" w:bidi="en_US"/>
         </w:rPr>
-        <w:t>) or destroy them (</w:t>
+        <w:t>) or destroyed (</w:t>
       </w:r>
       <w:hyperlink r:id="rId65">
         <w:r>
@@ -2747,7 +3343,7 @@
         <w:rPr>
           <w:lang w:val="en_US" w:bidi="en_US"/>
         </w:rPr>
-        <w:t>Malachi’s fifth message echoes the first (</w:t>
+        <w:t>Malachi’s fifth message repeats the first message (</w:t>
       </w:r>
       <w:hyperlink r:id="rId66">
         <w:r>
@@ -2758,14 +3354,14 @@
             <w:color w:val="0000EE"/>
             <w:u w:val="single"/>
           </w:rPr>
-          <w:t>1:2–5</w:t>
+          <w:t>Malachi 1:2–5</w:t>
         </w:r>
       </w:hyperlink>
       <w:r>
         <w:rPr>
           <w:lang w:val="en_US" w:bidi="en_US"/>
         </w:rPr>
-        <w:t>) by emphasizing God’s faithfulness to his promises. He calls Israel to a similar faithfulness in worship, especially in giving their tithes and offerings. If Malachi is a courtroom drama, the fifth message is the judge’s verdict. The real message is repentance—God wants honest and sincere worship from his people, of which tithing is a symbol.</w:t>
+        <w:t>) by emphasizing God's faithfulness to his promises. He urges Israel to be equally faithful in worship, especially by giving their tithes and offerings. If Malachi is like a courtroom scene, the fifth message is the judge’s decision. The main message is repentance. God desires honest and sincere worship from his people, of which tithing is a symbol.</w:t>
       </w:r>
       <w:r>
         <w:rPr>
@@ -2811,9 +3407,16 @@
       </w:r>
       <w:r>
         <w:rPr>
-          <w:lang w:val="en_US" w:bidi="en_US"/>
-        </w:rPr>
-        <w:t xml:space="preserve">In the context of covenant relationship, return expresses a change of loyalty on the part of Israel or God. Typically, the term is understood as repentance, a complete change of direction back to God or a total reorientation toward the Lord. The imperative verb conveys urgency and demands an immediate response from the audience. The indictment of insincere worship builds on similar charges in the second disputation (see </w:t>
+          <w:i/>
+          <w:lang w:val="en_US" w:bidi="en_US"/>
+        </w:rPr>
+        <w:t>turn away</w:t>
+      </w:r>
+      <w:r>
+        <w:rPr>
+          <w:lang w:val="en_US" w:bidi="en_US"/>
+        </w:rPr>
+        <w:t xml:space="preserve">: In a covenant relationship, this phrase expresses a change in loyalty by Israel or God. It usually means repentance, a complete turn back to God or a full shift toward the Lord. The command is urgent and requires an immediate response. The accusation of fake worship builds on similar charges in the second argument (see </w:t>
       </w:r>
       <w:hyperlink r:id="rId27">
         <w:r>
@@ -2824,14 +3427,27 @@
             <w:color w:val="0000EE"/>
             <w:u w:val="single"/>
           </w:rPr>
-          <w:t>1:6–14</w:t>
+          <w:t>Malachi 1:6–14</w:t>
         </w:r>
       </w:hyperlink>
       <w:r>
         <w:rPr>
           <w:lang w:val="en_US" w:bidi="en_US"/>
         </w:rPr>
-        <w:t>), just as God’s promise to “open the windows of heaven” (</w:t>
+        <w:t xml:space="preserve">). God's promise to </w:t>
+      </w:r>
+      <w:r>
+        <w:rPr>
+          <w:i/>
+          <w:lang w:val="en_US" w:bidi="en_US"/>
+        </w:rPr>
+        <w:t>open the windows of heaven</w:t>
+      </w:r>
+      <w:r>
+        <w:rPr>
+          <w:lang w:val="en_US" w:bidi="en_US"/>
+        </w:rPr>
+        <w:t xml:space="preserve"> (</w:t>
       </w:r>
       <w:hyperlink r:id="rId67">
         <w:r>
@@ -2842,14 +3458,27 @@
             <w:color w:val="0000EE"/>
             <w:u w:val="single"/>
           </w:rPr>
-          <w:t>3:10</w:t>
+          <w:t>Malachi 3:10</w:t>
         </w:r>
       </w:hyperlink>
       <w:r>
         <w:rPr>
           <w:lang w:val="en_US" w:bidi="en_US"/>
         </w:rPr>
-        <w:t xml:space="preserve">) affirms his power as “a great king” (see </w:t>
+        <w:t xml:space="preserve">) shows his power as </w:t>
+      </w:r>
+      <w:r>
+        <w:rPr>
+          <w:i/>
+          <w:lang w:val="en_US" w:bidi="en_US"/>
+        </w:rPr>
+        <w:t>a great King</w:t>
+      </w:r>
+      <w:r>
+        <w:rPr>
+          <w:lang w:val="en_US" w:bidi="en_US"/>
+        </w:rPr>
+        <w:t xml:space="preserve"> (see </w:t>
       </w:r>
       <w:hyperlink r:id="rId68">
         <w:r>
@@ -2905,30 +3534,39 @@
       </w:r>
     </w:p>
     <w:p>
-      <w:pPr/>
-      <w:r>
-        <w:rPr>
-          <w:lang w:val="en_US" w:bidi="en_US"/>
-        </w:rPr>
-      </w:r>
-      <w:r>
-        <w:rPr>
-          <w:lang w:val="en_US" w:bidi="en_US"/>
-        </w:rPr>
-        <w:t>Malachi appeals to Judah for a comprehensive renewal of their practice of giving to the Lord. • Tithes</w:t>
-      </w:r>
-      <w:r>
-        <w:rPr>
-          <w:i/>
-          <w:lang w:val="en_US" w:bidi="en_US"/>
-        </w:rPr>
-        <w:t>,</w:t>
-      </w:r>
-      <w:r>
-        <w:rPr>
-          <w:lang w:val="en_US" w:bidi="en_US"/>
-        </w:rPr>
-        <w:t xml:space="preserve"> a tenth of the produce of the land, were required offerings (see </w:t>
+      <w:pPr>
+        <w:pStyle w:val="ListBullet"/>
+        <w:spacing w:line="240" w:lineRule="auto"/>
+        <w:ind w:left="720"/>
+      </w:pPr>
+      <w:r>
+        <w:rPr>
+          <w:lang w:val="en_US" w:bidi="en_US"/>
+        </w:rPr>
+      </w:r>
+      <w:r>
+        <w:rPr>
+          <w:lang w:val="en_US" w:bidi="en_US"/>
+        </w:rPr>
+        <w:t xml:space="preserve">Malachi urges Judah to renew their practice of giving to the Lord. </w:t>
+      </w:r>
+    </w:p>
+    <w:p>
+      <w:pPr>
+        <w:pStyle w:val="ListBullet"/>
+        <w:spacing w:line="240" w:lineRule="auto"/>
+        <w:ind w:left="720"/>
+      </w:pPr>
+      <w:r>
+        <w:rPr>
+          <w:lang w:val="en_US" w:bidi="en_US"/>
+        </w:rPr>
+      </w:r>
+      <w:r>
+        <w:rPr>
+          <w:lang w:val="en_US" w:bidi="en_US"/>
+        </w:rPr>
+        <w:t xml:space="preserve">Tithes, which are a tenth of the land's produce, were required offerings (see </w:t>
       </w:r>
       <w:hyperlink r:id="rId69">
         <w:r>
@@ -2939,7 +3577,7 @@
             <w:color w:val="0000EE"/>
             <w:u w:val="single"/>
           </w:rPr>
-          <w:t>Deut 12:6</w:t>
+          <w:t>Deuteronomy 12:6</w:t>
         </w:r>
       </w:hyperlink>
       <w:r>
@@ -2982,7 +3620,79 @@
         <w:rPr>
           <w:lang w:val="en_US" w:bidi="en_US"/>
         </w:rPr>
-        <w:t xml:space="preserve">). Offerings were additional gifts or contributions made to the Lord or his sanctuary that included produce, material goods (such as construction materials or garments), or personal valuables (such as gold, silver, or precious stones). • Judah’s recent experience resulted from God’s curse (see </w:t>
+        <w:t xml:space="preserve">). Offerings were extra gifts or contributions to the Lord or his sanctuary. These included: </w:t>
+      </w:r>
+    </w:p>
+    <w:p>
+      <w:pPr>
+        <w:pStyle w:val="ListBullet"/>
+        <w:spacing w:line="240" w:lineRule="auto"/>
+        <w:ind w:left="1440"/>
+      </w:pPr>
+      <w:r>
+        <w:rPr>
+          <w:lang w:val="en_US" w:bidi="en_US"/>
+        </w:rPr>
+      </w:r>
+      <w:r>
+        <w:rPr>
+          <w:lang w:val="en_US" w:bidi="en_US"/>
+        </w:rPr>
+        <w:t>produce,</w:t>
+      </w:r>
+    </w:p>
+    <w:p>
+      <w:pPr>
+        <w:pStyle w:val="ListBullet"/>
+        <w:spacing w:line="240" w:lineRule="auto"/>
+        <w:ind w:left="1440"/>
+      </w:pPr>
+      <w:r>
+        <w:rPr>
+          <w:lang w:val="en_US" w:bidi="en_US"/>
+        </w:rPr>
+      </w:r>
+      <w:r>
+        <w:rPr>
+          <w:lang w:val="en_US" w:bidi="en_US"/>
+        </w:rPr>
+        <w:t>material goods (like construction materials or garments), or</w:t>
+      </w:r>
+    </w:p>
+    <w:p>
+      <w:pPr>
+        <w:pStyle w:val="ListBullet"/>
+        <w:spacing w:line="240" w:lineRule="auto"/>
+        <w:ind w:left="1440"/>
+      </w:pPr>
+      <w:r>
+        <w:rPr>
+          <w:lang w:val="en_US" w:bidi="en_US"/>
+        </w:rPr>
+      </w:r>
+      <w:r>
+        <w:rPr>
+          <w:lang w:val="en_US" w:bidi="en_US"/>
+        </w:rPr>
+        <w:t>personal valuables (such as gold, silver, or precious stones).</w:t>
+      </w:r>
+    </w:p>
+    <w:p>
+      <w:pPr>
+        <w:pStyle w:val="ListBullet"/>
+        <w:spacing w:line="240" w:lineRule="auto"/>
+        <w:ind w:left="720"/>
+      </w:pPr>
+      <w:r>
+        <w:rPr>
+          <w:lang w:val="en_US" w:bidi="en_US"/>
+        </w:rPr>
+      </w:r>
+      <w:r>
+        <w:rPr>
+          <w:lang w:val="en_US" w:bidi="en_US"/>
+        </w:rPr>
+        <w:t xml:space="preserve">Judah's recent troubles came from God's curse (see </w:t>
       </w:r>
       <w:hyperlink r:id="rId36">
         <w:r>
@@ -2993,7 +3703,7 @@
             <w:color w:val="0000EE"/>
             <w:u w:val="single"/>
           </w:rPr>
-          <w:t>Deut 28:20</w:t>
+          <w:t>Deuteronomy 28:20</w:t>
         </w:r>
       </w:hyperlink>
       <w:r>
@@ -3018,7 +3728,7 @@
         <w:rPr>
           <w:lang w:val="en_US" w:bidi="en_US"/>
         </w:rPr>
-        <w:t>). Malachi thus urgently called the community to repent, turn to the Lord, and do what the covenant required.</w:t>
+        <w:t>). Malachi urgently called the community to repent, return to the Lord, and follow the covenant's requirements.</w:t>
       </w:r>
       <w:r>
         <w:rPr>
@@ -3064,9 +3774,16 @@
       </w:r>
       <w:r>
         <w:rPr>
-          <w:lang w:val="en_US" w:bidi="en_US"/>
-        </w:rPr>
-        <w:t>Put me to the test! The divine invitation to test the Lord offers the restoration community an opportunity to prove his faithfulness to his covenant promises.</w:t>
+          <w:i/>
+          <w:lang w:val="en_US" w:bidi="en_US"/>
+        </w:rPr>
+        <w:t>Test Me in this</w:t>
+      </w:r>
+      <w:r>
+        <w:rPr>
+          <w:lang w:val="en_US" w:bidi="en_US"/>
+        </w:rPr>
+        <w:t>: God invites his people to test him. This invitation gives the restored community a chance to see that God is faithful to his covenant promises (the commitments God made to his people).</w:t>
       </w:r>
       <w:r>
         <w:rPr>
@@ -3112,9 +3829,22 @@
       </w:r>
       <w:r>
         <w:rPr>
-          <w:lang w:val="en_US" w:bidi="en_US"/>
-        </w:rPr>
-        <w:t>all nations will call you blessed: Abundant yields of produce would once again show the world the Lord’s favor toward Israel.</w:t>
+          <w:i/>
+          <w:lang w:val="en_US" w:bidi="en_US"/>
+        </w:rPr>
+        <w:t>all the nations will call you blessed</w:t>
+      </w:r>
+      <w:r>
+        <w:rPr>
+          <w:lang w:val="en_US" w:bidi="en_US"/>
+        </w:rPr>
+        <w:t>:</w:t>
+      </w:r>
+      <w:r>
+        <w:rPr>
+          <w:lang w:val="en_US" w:bidi="en_US"/>
+        </w:rPr>
+        <w:t xml:space="preserve"> Large harvests would once again show the world the Lord’s favor toward Israel.</w:t>
       </w:r>
       <w:r>
         <w:rPr>
@@ -3160,9 +3890,16 @@
       </w:r>
       <w:r>
         <w:rPr>
-          <w:lang w:val="en_US" w:bidi="en_US"/>
-        </w:rPr>
-        <w:t xml:space="preserve">You have said terrible things about me: The people had accused God of favoring evildoers and had openly questioned his justice (see </w:t>
+          <w:i/>
+          <w:lang w:val="en_US" w:bidi="en_US"/>
+        </w:rPr>
+        <w:t>Your words against Me have been harsh</w:t>
+      </w:r>
+      <w:r>
+        <w:rPr>
+          <w:lang w:val="en_US" w:bidi="en_US"/>
+        </w:rPr>
+        <w:t xml:space="preserve">: The people accused God of favoring wrongdoers and questioned his fairness (see </w:t>
       </w:r>
       <w:hyperlink r:id="rId54">
         <w:r>
@@ -3173,14 +3910,14 @@
             <w:color w:val="0000EE"/>
             <w:u w:val="single"/>
           </w:rPr>
-          <w:t>2:17</w:t>
+          <w:t>Malachi 2:17</w:t>
         </w:r>
       </w:hyperlink>
       <w:r>
         <w:rPr>
           <w:lang w:val="en_US" w:bidi="en_US"/>
         </w:rPr>
-        <w:t>), but the Lord loves justice (</w:t>
+        <w:t>). However, the Lord values justice (</w:t>
       </w:r>
       <w:hyperlink r:id="rId73">
         <w:r>
@@ -3191,7 +3928,7 @@
             <w:color w:val="0000EE"/>
             <w:u w:val="single"/>
           </w:rPr>
-          <w:t>Pss 9:16</w:t>
+          <w:t>Psalms 9:16</w:t>
         </w:r>
       </w:hyperlink>
       <w:r>
@@ -3264,7 +4001,7 @@
         <w:rPr>
           <w:lang w:val="en_US" w:bidi="en_US"/>
         </w:rPr>
-        <w:t>Malachi’s final message contains two distinct but related speeches, the first emphasizing service to the Lord (</w:t>
+        <w:t>Malachi’s final message contains two distinct but related speeches. The first emphasizes serving the Lord (</w:t>
       </w:r>
       <w:hyperlink r:id="rId75">
         <w:r>
@@ -3275,14 +4012,14 @@
             <w:color w:val="0000EE"/>
             <w:u w:val="single"/>
           </w:rPr>
-          <w:t>3:13–18</w:t>
+          <w:t>Malachi 3:13–18</w:t>
         </w:r>
       </w:hyperlink>
       <w:r>
         <w:rPr>
           <w:lang w:val="en_US" w:bidi="en_US"/>
         </w:rPr>
-        <w:t>) and the second contrasting the fate of the wicked with that of the righteous (</w:t>
+        <w:t>). The second compares the fate of the wicked and the righteous (</w:t>
       </w:r>
       <w:hyperlink r:id="rId76">
         <w:r>
@@ -3293,20 +4030,34 @@
             <w:color w:val="0000EE"/>
             <w:u w:val="single"/>
           </w:rPr>
-          <w:t>4:1–3</w:t>
+          <w:t>Malachi 4:1–3</w:t>
         </w:r>
       </w:hyperlink>
       <w:r>
         <w:rPr>
           <w:lang w:val="en_US" w:bidi="en_US"/>
         </w:rPr>
-        <w:t xml:space="preserve">). Each speech concludes with the messenger formula (see </w:t>
-      </w:r>
-      <w:r>
-        <w:rPr>
-          <w:lang w:val="en_US" w:bidi="en_US"/>
-        </w:rPr>
-        <w:t>study note on 1:8</w:t>
+        <w:t>)</w:t>
+      </w:r>
+    </w:p>
+    <w:p>
+      <w:pPr/>
+      <w:r>
+        <w:rPr>
+          <w:lang w:val="en_US" w:bidi="en_US"/>
+        </w:rPr>
+      </w:r>
+      <w:r>
+        <w:rPr>
+          <w:lang w:val="en_US" w:bidi="en_US"/>
+        </w:rPr>
+        <w:t xml:space="preserve">Each speech ends with the messenger formula (see </w:t>
+      </w:r>
+      <w:r>
+        <w:rPr>
+          <w:lang w:val="en_US" w:bidi="en_US"/>
+        </w:rPr>
+        <w:t>study note on Malachi 1:8</w:t>
       </w:r>
       <w:r>
         <w:rPr>
@@ -3323,24 +4074,14 @@
             <w:color w:val="0000EE"/>
             <w:u w:val="single"/>
           </w:rPr>
-          <w:t>3:1–5</w:t>
+          <w:t>Malachi 3:1–5</w:t>
         </w:r>
       </w:hyperlink>
       <w:r>
         <w:rPr>
           <w:lang w:val="en_US" w:bidi="en_US"/>
         </w:rPr>
-        <w:t>) as he reiterates God’s desire for honesty and faithfulness in worship in view of coming judgment on the day of the Lord. If Malachi is a courtroom drama, this last disputation is the sentencing. While wickedness seems to triumph over righteousness and God seems delinquent in judging sin in the community, the coming day of the Lord will vindicate God’s justice as the wicked are separated from the righteous by the fire of God’s judgment.</w:t>
-      </w:r>
-      <w:r>
-        <w:rPr>
-          <w:lang w:val="en_US" w:bidi="en_US"/>
-        </w:rPr>
-      </w:r>
-      <w:r>
-        <w:rPr>
-          <w:lang w:val="en_US" w:bidi="en_US"/>
-        </w:rPr>
+        <w:t xml:space="preserve">), emphasizing God's desire for honesty and faithfulness in worship, especially with the coming judgment on the day of the Lord. </w:t>
       </w:r>
     </w:p>
     <w:p>
@@ -3350,6 +4091,30 @@
           <w:lang w:val="en_US" w:bidi="en_US"/>
         </w:rPr>
       </w:r>
+      <w:r>
+        <w:rPr>
+          <w:lang w:val="en_US" w:bidi="en_US"/>
+        </w:rPr>
+        <w:t>If Malachi is like a courtroom scene, this last argument is the sentencing. Although wickedness seems to win over righteousness and God seems slow to judge sin in the community, the coming day of the Lord will prove God's justice. The wicked will be separated from the righteous by the fire of God's judgment.</w:t>
+      </w:r>
+      <w:r>
+        <w:rPr>
+          <w:lang w:val="en_US" w:bidi="en_US"/>
+        </w:rPr>
+      </w:r>
+      <w:r>
+        <w:rPr>
+          <w:lang w:val="en_US" w:bidi="en_US"/>
+        </w:rPr>
+      </w:r>
+    </w:p>
+    <w:p>
+      <w:pPr/>
+      <w:r>
+        <w:rPr>
+          <w:lang w:val="en_US" w:bidi="en_US"/>
+        </w:rPr>
+      </w:r>
     </w:p>
     <w:p>
       <w:pPr>
@@ -3368,17 +4133,28 @@
       </w:r>
     </w:p>
     <w:p>
-      <w:pPr/>
-      <w:r>
-        <w:rPr>
-          <w:lang w:val="en_US" w:bidi="en_US"/>
-        </w:rPr>
-      </w:r>
-      <w:r>
-        <w:rPr>
-          <w:lang w:val="en_US" w:bidi="en_US"/>
-        </w:rPr>
-        <w:t>What have we gained? The people assumed that righteous acts would result in material blessing (</w:t>
+      <w:pPr>
+        <w:pStyle w:val="ListBullet"/>
+        <w:spacing w:line="240" w:lineRule="auto"/>
+        <w:ind w:left="720"/>
+      </w:pPr>
+      <w:r>
+        <w:rPr>
+          <w:lang w:val="en_US" w:bidi="en_US"/>
+        </w:rPr>
+      </w:r>
+      <w:r>
+        <w:rPr>
+          <w:i/>
+          <w:lang w:val="en_US" w:bidi="en_US"/>
+        </w:rPr>
+        <w:t>What have we gained</w:t>
+      </w:r>
+      <w:r>
+        <w:rPr>
+          <w:lang w:val="en_US" w:bidi="en_US"/>
+        </w:rPr>
+        <w:t>: People believed that doing good deeds would lead to material blessings (</w:t>
       </w:r>
       <w:hyperlink r:id="rId78">
         <w:r>
@@ -3389,14 +4165,39 @@
             <w:color w:val="0000EE"/>
             <w:u w:val="single"/>
           </w:rPr>
-          <w:t>Deut 28</w:t>
+          <w:t>Deuteronomy 28</w:t>
         </w:r>
       </w:hyperlink>
       <w:r>
         <w:rPr>
           <w:lang w:val="en_US" w:bidi="en_US"/>
         </w:rPr>
-        <w:t xml:space="preserve">). • sorry for our sins: The idea was to parade mournfully or walk in funeral garb to demonstrate penitence, as though such acts were righteous in themselves (see </w:t>
+        <w:t xml:space="preserve">). </w:t>
+      </w:r>
+    </w:p>
+    <w:p>
+      <w:pPr>
+        <w:pStyle w:val="ListBullet"/>
+        <w:spacing w:line="240" w:lineRule="auto"/>
+        <w:ind w:left="720"/>
+      </w:pPr>
+      <w:r>
+        <w:rPr>
+          <w:lang w:val="en_US" w:bidi="en_US"/>
+        </w:rPr>
+      </w:r>
+      <w:r>
+        <w:rPr>
+          <w:i/>
+          <w:lang w:val="en_US" w:bidi="en_US"/>
+        </w:rPr>
+        <w:t>walking mournfully</w:t>
+      </w:r>
+      <w:r>
+        <w:rPr>
+          <w:lang w:val="en_US" w:bidi="en_US"/>
+        </w:rPr>
+        <w:t xml:space="preserve">: People thought that showing sadness or wearing funeral clothes showed true repentance, as if these actions were righteous by themselves (see </w:t>
       </w:r>
       <w:hyperlink r:id="rId79">
         <w:r>
@@ -3407,7 +4208,7 @@
             <w:color w:val="0000EE"/>
             <w:u w:val="single"/>
           </w:rPr>
-          <w:t>Matt 6:1–18</w:t>
+          <w:t>Matthew 6:1–18</w:t>
         </w:r>
       </w:hyperlink>
       <w:r>
@@ -3462,7 +4263,7 @@
         <w:rPr>
           <w:lang w:val="en_US" w:bidi="en_US"/>
         </w:rPr>
-        <w:t xml:space="preserve">To call the arrogant blessed was blasphemy against God’s justice (see </w:t>
+        <w:t xml:space="preserve">Calling the arrogant blessed went against God’s justice, because it treated pride and wrongdoing as good (see </w:t>
       </w:r>
       <w:hyperlink r:id="rId80">
         <w:r>
@@ -3473,7 +4274,7 @@
             <w:color w:val="0000EE"/>
             <w:u w:val="single"/>
           </w:rPr>
-          <w:t>3:13</w:t>
+          <w:t>Malachi 3:13</w:t>
         </w:r>
       </w:hyperlink>
       <w:r>
@@ -3518,22 +4319,88 @@
       </w:r>
     </w:p>
     <w:p>
+      <w:pPr>
+        <w:pStyle w:val="ListBullet"/>
+        <w:spacing w:line="240" w:lineRule="auto"/>
+        <w:ind w:left="720"/>
+      </w:pPr>
+      <w:r>
+        <w:rPr>
+          <w:lang w:val="en_US" w:bidi="en_US"/>
+        </w:rPr>
+      </w:r>
+      <w:r>
+        <w:rPr>
+          <w:lang w:val="en_US" w:bidi="en_US"/>
+        </w:rPr>
+        <w:t xml:space="preserve">A </w:t>
+      </w:r>
+      <w:r>
+        <w:rPr>
+          <w:i/>
+          <w:lang w:val="en_US" w:bidi="en_US"/>
+        </w:rPr>
+        <w:t xml:space="preserve">scroll of remembrance </w:t>
+      </w:r>
+      <w:r>
+        <w:rPr>
+          <w:lang w:val="en_US" w:bidi="en_US"/>
+        </w:rPr>
+        <w:t>was a written record of names and events connected to those people. This practice was common in the Persian world. The text does not say how many people were written in the scroll.</w:t>
+      </w:r>
+    </w:p>
+    <w:p>
+      <w:pPr>
+        <w:pStyle w:val="ListBullet"/>
+        <w:spacing w:line="240" w:lineRule="auto"/>
+        <w:ind w:left="720"/>
+      </w:pPr>
+      <w:r>
+        <w:rPr>
+          <w:lang w:val="en_US" w:bidi="en_US"/>
+        </w:rPr>
+      </w:r>
+      <w:r>
+        <w:rPr>
+          <w:i/>
+          <w:lang w:val="en_US" w:bidi="en_US"/>
+        </w:rPr>
+        <w:t>those who feared the LORD</w:t>
+      </w:r>
+      <w:r>
+        <w:rPr>
+          <w:lang w:val="en_US" w:bidi="en_US"/>
+        </w:rPr>
+        <w:t>: These people were loyal to the Lord as God, followed God's commands, and acted righteously in conduct and worship.</w:t>
+      </w:r>
+      <w:r>
+        <w:rPr>
+          <w:lang w:val="en_US" w:bidi="en_US"/>
+        </w:rPr>
+      </w:r>
+      <w:r>
+        <w:rPr>
+          <w:lang w:val="en_US" w:bidi="en_US"/>
+        </w:rPr>
+      </w:r>
+    </w:p>
+    <w:p>
       <w:pPr/>
       <w:r>
         <w:rPr>
           <w:lang w:val="en_US" w:bidi="en_US"/>
         </w:rPr>
       </w:r>
-      <w:r>
-        <w:rPr>
-          <w:lang w:val="en_US" w:bidi="en_US"/>
-        </w:rPr>
-        <w:t>A scroll of remembrance—a Persian tradition—was a catalog of names with a record of events associated with those individuals. We are not told how many people signed the scroll. • Those who feared him were people who were loyal to the Lord as God, obedient to God’s commands, and righteous in conduct and worship.</w:t>
-      </w:r>
-      <w:r>
-        <w:rPr>
-          <w:lang w:val="en_US" w:bidi="en_US"/>
-        </w:rPr>
+    </w:p>
+    <w:p>
+      <w:pPr>
+        <w:pStyle w:val="Heading2"/>
+      </w:pPr>
+      <w:r>
+        <w:rPr>
+          <w:lang w:val="en_US" w:bidi="en_US"/>
+        </w:rPr>
+        <w:t>Malachi 3:16–18</w:t>
       </w:r>
       <w:r>
         <w:rPr>
@@ -3548,35 +4415,11 @@
           <w:lang w:val="en_US" w:bidi="en_US"/>
         </w:rPr>
       </w:r>
-    </w:p>
-    <w:p>
-      <w:pPr>
-        <w:pStyle w:val="Heading2"/>
-      </w:pPr>
-      <w:r>
-        <w:rPr>
-          <w:lang w:val="en_US" w:bidi="en_US"/>
-        </w:rPr>
-        <w:t>Malachi 3:16–18</w:t>
-      </w:r>
-      <w:r>
-        <w:rPr>
-          <w:lang w:val="en_US" w:bidi="en_US"/>
-        </w:rPr>
-      </w:r>
-    </w:p>
-    <w:p>
-      <w:pPr/>
-      <w:r>
-        <w:rPr>
-          <w:lang w:val="en_US" w:bidi="en_US"/>
-        </w:rPr>
-      </w:r>
-      <w:r>
-        <w:rPr>
-          <w:lang w:val="en_US" w:bidi="en_US"/>
-        </w:rPr>
-        <w:t xml:space="preserve">The prophet here serves as a recorder, reporting the audience’s reaction to his final message and God’s response to the discussion among those who feared the Lord. Although God listened to their deliberations (see </w:t>
+      <w:r>
+        <w:rPr>
+          <w:lang w:val="en_US" w:bidi="en_US"/>
+        </w:rPr>
+        <w:t xml:space="preserve">Here, the prophet acts as a recorder. He reports how the people reacted to his final message and how God responded to the conversation among those who feared the Lord. God listened to what they said (see </w:t>
       </w:r>
       <w:hyperlink r:id="rId81">
         <w:r>
@@ -3587,14 +4430,14 @@
             <w:color w:val="0000EE"/>
             <w:u w:val="single"/>
           </w:rPr>
-          <w:t>3:16</w:t>
+          <w:t>Malachi 3:16</w:t>
         </w:r>
       </w:hyperlink>
       <w:r>
         <w:rPr>
           <w:lang w:val="en_US" w:bidi="en_US"/>
         </w:rPr>
-        <w:t>), there is no evidence that Malachi’s message effected any real change in the majority of his listeners.</w:t>
+        <w:t>). However, there is no sign that Malachi’s message led to real change in most of the people.</w:t>
       </w:r>
       <w:r>
         <w:rPr>
@@ -3640,9 +4483,16 @@
       </w:r>
       <w:r>
         <w:rPr>
-          <w:lang w:val="en_US" w:bidi="en_US"/>
-        </w:rPr>
-        <w:t>special treasure: Israel had a privileged status as God’s people; they were his private property.</w:t>
+          <w:i/>
+          <w:lang w:val="en_US" w:bidi="en_US"/>
+        </w:rPr>
+        <w:t>treasured possession</w:t>
+      </w:r>
+      <w:r>
+        <w:rPr>
+          <w:lang w:val="en_US" w:bidi="en_US"/>
+        </w:rPr>
+        <w:t>: Israel held a special place as God’s people. They belonged to him as his own possession.</w:t>
       </w:r>
       <w:r>
         <w:rPr>
@@ -3690,7 +4540,7 @@
         <w:rPr>
           <w:lang w:val="en_US" w:bidi="en_US"/>
         </w:rPr>
-        <w:t>This message shifts away from the disputation format, directly warning the people that repentance is the only proper response to the Lord’s message because God’s judgment is inescapable.</w:t>
+        <w:t>This message moves away from debate and directly warns people that repentance is the only proper response to the Lord's message because God's judgment is unavoidable.</w:t>
       </w:r>
       <w:r>
         <w:rPr>
@@ -3728,30 +4578,34 @@
       </w:r>
     </w:p>
     <w:p>
-      <w:pPr/>
-      <w:r>
-        <w:rPr>
-          <w:lang w:val="en_US" w:bidi="en_US"/>
-        </w:rPr>
-      </w:r>
-      <w:r>
-        <w:rPr>
-          <w:lang w:val="en_US" w:bidi="en_US"/>
-        </w:rPr>
-        <w:t>The source for the title Sun of Righteousness might have been the winged sun disk that is ubiquitous in ancient Near Eastern iconography. Here it might be a title for the Messiah or a figurative description of a new era of righteousness in which God will overturn the curse of sin. Israel’s spiritual restoration, or healing</w:t>
+      <w:pPr>
+        <w:pStyle w:val="ListBullet"/>
+        <w:spacing w:line="240" w:lineRule="auto"/>
+        <w:ind w:left="720"/>
+      </w:pPr>
+      <w:r>
+        <w:rPr>
+          <w:lang w:val="en_US" w:bidi="en_US"/>
+        </w:rPr>
+      </w:r>
+      <w:r>
+        <w:rPr>
+          <w:lang w:val="en_US" w:bidi="en_US"/>
+        </w:rPr>
+        <w:t xml:space="preserve">The title </w:t>
       </w:r>
       <w:r>
         <w:rPr>
           <w:i/>
           <w:lang w:val="en_US" w:bidi="en_US"/>
         </w:rPr>
-        <w:t>,</w:t>
-      </w:r>
-      <w:r>
-        <w:rPr>
-          <w:lang w:val="en_US" w:bidi="en_US"/>
-        </w:rPr>
-        <w:t xml:space="preserve"> would be based on God’s cleansing the people and forgiving their sins (see </w:t>
+        <w:t>sun of righteousness</w:t>
+      </w:r>
+      <w:r>
+        <w:rPr>
+          <w:lang w:val="en_US" w:bidi="en_US"/>
+        </w:rPr>
+        <w:t xml:space="preserve"> might come from the winged sun disk common in ancient Near Eastern art. It could refer to the Messiah (God's chosen one) or symbolize a new era of righteousness when God will remove the curse of sin. Israel's spiritual healing would rely on God cleansing the people and forgiving their sins (see </w:t>
       </w:r>
       <w:hyperlink r:id="rId82">
         <w:r>
@@ -3762,14 +4616,14 @@
             <w:color w:val="0000EE"/>
             <w:u w:val="single"/>
           </w:rPr>
-          <w:t>Jer 33:6–8</w:t>
+          <w:t>Jeremiah 33:6–8</w:t>
         </w:r>
       </w:hyperlink>
       <w:r>
         <w:rPr>
           <w:lang w:val="en_US" w:bidi="en_US"/>
         </w:rPr>
-        <w:t xml:space="preserve">; cp. </w:t>
+        <w:t xml:space="preserve">; compare </w:t>
       </w:r>
       <w:hyperlink r:id="rId83">
         <w:r>
@@ -3780,14 +4634,14 @@
             <w:color w:val="0000EE"/>
             <w:u w:val="single"/>
           </w:rPr>
-          <w:t>Jer 8:14–15</w:t>
+          <w:t>Jeremiah 8:14–15</w:t>
         </w:r>
       </w:hyperlink>
       <w:r>
         <w:rPr>
           <w:lang w:val="en_US" w:bidi="en_US"/>
         </w:rPr>
-        <w:t>). It would result from a collective confession of sin and their turning back to God (</w:t>
+        <w:t>). This healing would follow a collective confession of sin and a return to God (</w:t>
       </w:r>
       <w:hyperlink r:id="rId84">
         <w:r>
@@ -3798,14 +4652,14 @@
             <w:color w:val="0000EE"/>
             <w:u w:val="single"/>
           </w:rPr>
-          <w:t>Mal 3:7</w:t>
+          <w:t>Malachi 3:7</w:t>
         </w:r>
       </w:hyperlink>
       <w:r>
         <w:rPr>
           <w:lang w:val="en_US" w:bidi="en_US"/>
         </w:rPr>
-        <w:t xml:space="preserve">; cp. </w:t>
+        <w:t xml:space="preserve">; compare </w:t>
       </w:r>
       <w:hyperlink r:id="rId85">
         <w:r>
@@ -3816,14 +4670,39 @@
             <w:color w:val="0000EE"/>
             <w:u w:val="single"/>
           </w:rPr>
-          <w:t>Jer 14:19–20</w:t>
+          <w:t>Jeremiah 14:19–20</w:t>
         </w:r>
       </w:hyperlink>
       <w:r>
         <w:rPr>
           <w:lang w:val="en_US" w:bidi="en_US"/>
         </w:rPr>
-        <w:t xml:space="preserve">). • in his wings: Outstretched wings are a symbol of God’s protection and rescue (see </w:t>
+        <w:t xml:space="preserve">). </w:t>
+      </w:r>
+    </w:p>
+    <w:p>
+      <w:pPr>
+        <w:pStyle w:val="ListBullet"/>
+        <w:spacing w:line="240" w:lineRule="auto"/>
+        <w:ind w:left="720"/>
+      </w:pPr>
+      <w:r>
+        <w:rPr>
+          <w:lang w:val="en_US" w:bidi="en_US"/>
+        </w:rPr>
+      </w:r>
+      <w:r>
+        <w:rPr>
+          <w:i/>
+          <w:lang w:val="en_US" w:bidi="en_US"/>
+        </w:rPr>
+        <w:t>in its wings</w:t>
+      </w:r>
+      <w:r>
+        <w:rPr>
+          <w:lang w:val="en_US" w:bidi="en_US"/>
+        </w:rPr>
+        <w:t xml:space="preserve">: Outstretched wings symbolize God's protection and rescue (see </w:t>
       </w:r>
       <w:hyperlink r:id="rId86">
         <w:r>
@@ -3834,7 +4713,7 @@
             <w:color w:val="0000EE"/>
             <w:u w:val="single"/>
           </w:rPr>
-          <w:t>Exod 19:4</w:t>
+          <w:t>Exodus 19:4</w:t>
         </w:r>
       </w:hyperlink>
       <w:r>
@@ -3852,7 +4731,7 @@
             <w:color w:val="0000EE"/>
             <w:u w:val="single"/>
           </w:rPr>
-          <w:t>Deut 32:10–11</w:t>
+          <w:t>Deuteronomy 32:10–11</w:t>
         </w:r>
       </w:hyperlink>
       <w:r>
@@ -3870,7 +4749,7 @@
             <w:color w:val="0000EE"/>
             <w:u w:val="single"/>
           </w:rPr>
-          <w:t>Ps 17:8</w:t>
+          <w:t>Psalm 17:8</w:t>
         </w:r>
       </w:hyperlink>
       <w:r>
@@ -3943,7 +4822,7 @@
         <w:rPr>
           <w:lang w:val="en_US" w:bidi="en_US"/>
         </w:rPr>
-        <w:t xml:space="preserve">The first postscript reminds Judah to obey the Law of Moses. Israel’s identity was rooted in the Exodus and defined by the Sinai covenant mediated by Moses (see </w:t>
+        <w:t xml:space="preserve">The first postscript (a short message added at the end) calls Judah to obey the law of Moses. Israel’s identity began with the exodus and was shaped by the covenant made at Mount Sinai through Moses (see </w:t>
       </w:r>
       <w:hyperlink r:id="rId90">
         <w:r>
@@ -3954,7 +4833,7 @@
             <w:color w:val="0000EE"/>
             <w:u w:val="single"/>
           </w:rPr>
-          <w:t>Deut 34:10–12</w:t>
+          <w:t>Deuteronomy 34:10–12</w:t>
         </w:r>
       </w:hyperlink>
       <w:r>
@@ -4009,7 +4888,7 @@
         <w:rPr>
           <w:lang w:val="en_US" w:bidi="en_US"/>
         </w:rPr>
-        <w:t xml:space="preserve">The book concludes with an epilogue containing appeals to Moses and Elijah, two ideal models of faith in the Lord and of the ideals of the Law and Prophets (see </w:t>
+        <w:t xml:space="preserve">The book ends with a closing section that points to Moses and Elijah. These two figures are models of faithfulness to the Lord. Moses represents the Law, and Elijah represents the Prophets (see </w:t>
       </w:r>
       <w:hyperlink r:id="rId91">
         <w:r>
@@ -4020,14 +4899,28 @@
             <w:color w:val="0000EE"/>
             <w:u w:val="single"/>
           </w:rPr>
-          <w:t>Matt 17:1–4</w:t>
+          <w:t>Matthew 17:1–4</w:t>
         </w:r>
       </w:hyperlink>
       <w:r>
         <w:rPr>
           <w:lang w:val="en_US" w:bidi="en_US"/>
         </w:rPr>
-        <w:t>). The two are upheld as examples for Malachi’s audience to follow. In ancient Hebrew tradition, the two appeals may have served as postscripts for the scroll that contained the twelve Minor (shorter) Prophets. If so, the first postscript (</w:t>
+        <w:t>). They are held up as examples for Malachi’s audience to follow.</w:t>
+      </w:r>
+    </w:p>
+    <w:p>
+      <w:pPr/>
+      <w:r>
+        <w:rPr>
+          <w:lang w:val="en_US" w:bidi="en_US"/>
+        </w:rPr>
+      </w:r>
+      <w:r>
+        <w:rPr>
+          <w:lang w:val="en_US" w:bidi="en_US"/>
+        </w:rPr>
+        <w:t>In ancient Hebrew practice, these two appeals may have functioned as added closing messages for the scroll that contained the 12 Minor Prophets (the shorter prophetic books). If this is the case, the first closing message (</w:t>
       </w:r>
       <w:hyperlink r:id="rId92">
         <w:r>
@@ -4038,14 +4931,14 @@
             <w:color w:val="0000EE"/>
             <w:u w:val="single"/>
           </w:rPr>
-          <w:t>Mal 4:4</w:t>
+          <w:t>Malachi 4:4</w:t>
         </w:r>
       </w:hyperlink>
       <w:r>
         <w:rPr>
           <w:lang w:val="en_US" w:bidi="en_US"/>
         </w:rPr>
-        <w:t>) connects the scroll to the Law of Moses. The second (</w:t>
+        <w:t>) links the scroll to the Law of Moses. The second closing message (</w:t>
       </w:r>
       <w:hyperlink r:id="rId93">
         <w:r>
@@ -4056,14 +4949,14 @@
             <w:color w:val="0000EE"/>
             <w:u w:val="single"/>
           </w:rPr>
-          <w:t>4:5–6</w:t>
+          <w:t>Malachi 4:5–6</w:t>
         </w:r>
       </w:hyperlink>
       <w:r>
         <w:rPr>
           <w:lang w:val="en_US" w:bidi="en_US"/>
         </w:rPr>
-        <w:t>) ties the scroll of the Minor Prophets to the Major (longer) Prophets—Isaiah, Jeremiah, and Ezekiel.</w:t>
+        <w:t>) connects the Minor Prophets to the Major Prophets (the longer books of Isaiah, Jeremiah, and Ezekiel).</w:t>
       </w:r>
       <w:r>
         <w:rPr>
@@ -4101,17 +4994,39 @@
       </w:r>
     </w:p>
     <w:p>
-      <w:pPr/>
-      <w:r>
-        <w:rPr>
-          <w:lang w:val="en_US" w:bidi="en_US"/>
-        </w:rPr>
-      </w:r>
-      <w:r>
-        <w:rPr>
-          <w:lang w:val="en_US" w:bidi="en_US"/>
-        </w:rPr>
-        <w:t xml:space="preserve">The second postscript warns that divine judgment of the wicked is indeed approaching, and promises divine deliverance and restoration of the righteous. • Elijah is a supreme example of a prophet of God who preached repentance with messages that were authenticated by signs and wonders (see </w:t>
+      <w:pPr>
+        <w:pStyle w:val="ListBullet"/>
+        <w:spacing w:line="240" w:lineRule="auto"/>
+        <w:ind w:left="720"/>
+      </w:pPr>
+      <w:r>
+        <w:rPr>
+          <w:lang w:val="en_US" w:bidi="en_US"/>
+        </w:rPr>
+      </w:r>
+      <w:r>
+        <w:rPr>
+          <w:lang w:val="en_US" w:bidi="en_US"/>
+        </w:rPr>
+        <w:t>The second closing message warns that God’s judgment of the wicked is coming. It also promises rescue and restoration for those who live in a right way.</w:t>
+      </w:r>
+    </w:p>
+    <w:p>
+      <w:pPr>
+        <w:pStyle w:val="ListBullet"/>
+        <w:spacing w:line="240" w:lineRule="auto"/>
+        <w:ind w:left="720"/>
+      </w:pPr>
+      <w:r>
+        <w:rPr>
+          <w:lang w:val="en_US" w:bidi="en_US"/>
+        </w:rPr>
+      </w:r>
+      <w:r>
+        <w:rPr>
+          <w:lang w:val="en_US" w:bidi="en_US"/>
+        </w:rPr>
+        <w:t xml:space="preserve">Elijah is a prime example of a prophet who preached repentance, supported by signs and wonders (see </w:t>
       </w:r>
       <w:hyperlink r:id="rId94">
         <w:r>
@@ -4140,7 +5055,7 @@
             <w:color w:val="0000EE"/>
             <w:u w:val="single"/>
           </w:rPr>
-          <w:t>Jas 5:17–18</w:t>
+          <w:t>James 5:17–18</w:t>
         </w:r>
       </w:hyperlink>
       <w:r>
@@ -4158,7 +5073,7 @@
             <w:color w:val="0000EE"/>
             <w:u w:val="single"/>
           </w:rPr>
-          <w:t>Mal 3:1</w:t>
+          <w:t>Malachi 3:1</w:t>
         </w:r>
       </w:hyperlink>
       <w:r>
@@ -4176,7 +5091,7 @@
             <w:color w:val="0000EE"/>
             <w:u w:val="single"/>
           </w:rPr>
-          <w:t>Matt 11:11–15</w:t>
+          <w:t>Matthew 11:11–15</w:t>
         </w:r>
       </w:hyperlink>
       <w:r>
@@ -4239,17 +5154,41 @@
       </w:r>
     </w:p>
     <w:p>
-      <w:pPr/>
-      <w:r>
-        <w:rPr>
-          <w:lang w:val="en_US" w:bidi="en_US"/>
-        </w:rPr>
-      </w:r>
-      <w:r>
-        <w:rPr>
-          <w:lang w:val="en_US" w:bidi="en_US"/>
-        </w:rPr>
-        <w:t xml:space="preserve">His preaching will turn the hearts of fathers to their children: Two key themes prominent in Malachi and the Old Testament prophets in general are the turning of hearts and the ministry of reconciliation. Turn is the Old Testament term for repentance and indicates a complete change of loyalties. Turning toward God results in reconciliation between generations (see </w:t>
+      <w:pPr>
+        <w:pStyle w:val="ListBullet"/>
+        <w:spacing w:line="240" w:lineRule="auto"/>
+        <w:ind w:left="720"/>
+      </w:pPr>
+      <w:r>
+        <w:rPr>
+          <w:lang w:val="en_US" w:bidi="en_US"/>
+        </w:rPr>
+      </w:r>
+      <w:r>
+        <w:rPr>
+          <w:i/>
+          <w:lang w:val="en_US" w:bidi="en_US"/>
+        </w:rPr>
+        <w:t>he will turn the hearts of the fathers to their children</w:t>
+      </w:r>
+      <w:r>
+        <w:rPr>
+          <w:lang w:val="en_US" w:bidi="en_US"/>
+        </w:rPr>
+        <w:t xml:space="preserve">: Two key themes in Malachi and the Old Testament prophets are turning hearts and reconciliation. In the Old Testament, </w:t>
+      </w:r>
+      <w:r>
+        <w:rPr>
+          <w:i/>
+          <w:lang w:val="en_US" w:bidi="en_US"/>
+        </w:rPr>
+        <w:t>turn</w:t>
+      </w:r>
+      <w:r>
+        <w:rPr>
+          <w:lang w:val="en_US" w:bidi="en_US"/>
+        </w:rPr>
+        <w:t xml:space="preserve"> means repentance and a complete change of loyalties. Turning toward God results in reconciliation between generations (see </w:t>
       </w:r>
       <w:hyperlink r:id="rId98">
         <w:r>
@@ -4260,14 +5199,52 @@
             <w:color w:val="0000EE"/>
             <w:u w:val="single"/>
           </w:rPr>
-          <w:t>2 Cor 5:18–20</w:t>
+          <w:t>2 Corinthians 5:18–20</w:t>
         </w:r>
       </w:hyperlink>
       <w:r>
         <w:rPr>
           <w:lang w:val="en_US" w:bidi="en_US"/>
         </w:rPr>
-        <w:t xml:space="preserve">). • strike the land with a curse: The word curse implies total destruction (see </w:t>
+        <w:t xml:space="preserve">). </w:t>
+      </w:r>
+    </w:p>
+    <w:p>
+      <w:pPr>
+        <w:pStyle w:val="ListBullet"/>
+        <w:spacing w:line="240" w:lineRule="auto"/>
+        <w:ind w:left="720"/>
+      </w:pPr>
+      <w:r>
+        <w:rPr>
+          <w:lang w:val="en_US" w:bidi="en_US"/>
+        </w:rPr>
+      </w:r>
+      <w:r>
+        <w:rPr>
+          <w:i/>
+          <w:lang w:val="en_US" w:bidi="en_US"/>
+        </w:rPr>
+        <w:t>strike the land with a curse</w:t>
+      </w:r>
+      <w:r>
+        <w:rPr>
+          <w:lang w:val="en_US" w:bidi="en_US"/>
+        </w:rPr>
+        <w:t xml:space="preserve">: The word </w:t>
+      </w:r>
+      <w:r>
+        <w:rPr>
+          <w:i/>
+          <w:lang w:val="en_US" w:bidi="en_US"/>
+        </w:rPr>
+        <w:t>curse</w:t>
+      </w:r>
+      <w:r>
+        <w:rPr>
+          <w:lang w:val="en_US" w:bidi="en_US"/>
+        </w:rPr>
+        <w:t xml:space="preserve"> means total destruction (see </w:t>
       </w:r>
       <w:hyperlink r:id="rId99">
         <w:r>
@@ -4278,7 +5255,7 @@
             <w:color w:val="0000EE"/>
             <w:u w:val="single"/>
           </w:rPr>
-          <w:t>Deut 7:26</w:t>
+          <w:t>Deuteronomy 7:26</w:t>
         </w:r>
       </w:hyperlink>
       <w:r>
@@ -4296,7 +5273,7 @@
             <w:color w:val="0000EE"/>
             <w:u w:val="single"/>
           </w:rPr>
-          <w:t>1 Sam 15:18</w:t>
+          <w:t>1 Samuel 15:18</w:t>
         </w:r>
       </w:hyperlink>
       <w:r>
@@ -4314,14 +5291,14 @@
             <w:color w:val="0000EE"/>
             <w:u w:val="single"/>
           </w:rPr>
-          <w:t>Zech 14:11</w:t>
+          <w:t>Zechariah 14:11</w:t>
         </w:r>
       </w:hyperlink>
       <w:r>
         <w:rPr>
           <w:lang w:val="en_US" w:bidi="en_US"/>
         </w:rPr>
-        <w:t xml:space="preserve">). The people of Israel who did not respond to God’s prophet would face utter oblivion, as had been the fate of their Canaanite predecessors (e.g., </w:t>
+        <w:t xml:space="preserve">). The people of Israel who ignored God's prophet would face complete destruction, like the Canaanites who came before them (for example, </w:t>
       </w:r>
       <w:hyperlink r:id="rId102">
         <w:r>
@@ -4332,7 +5309,7 @@
             <w:color w:val="0000EE"/>
             <w:u w:val="single"/>
           </w:rPr>
-          <w:t>Josh 6:17</w:t>
+          <w:t>Joshua 6:17</w:t>
         </w:r>
       </w:hyperlink>
       <w:r>

--- a/eng/docx/39.content.docx
+++ b/eng/docx/39.content.docx
@@ -19,7 +19,7 @@
         <w:rPr>
           <w:lang w:val="en_US" w:bidi="en_US"/>
         </w:rPr>
-        <w:t>Resource: Study Notes (Tyndale)</w:t>
+        <w:t>Resource: Tyndale Open Study Notes</w:t>
       </w:r>
       <w:r>
         <w:rPr>
@@ -112,7 +112,7 @@
         <w:rPr>
           <w:lang w:val="en_US" w:bidi="en_US"/>
         </w:rPr>
-        <w:t>Study Notes (Tyndale)</w:t>
+        <w:t>Tyndale Open Study Notes</w:t>
       </w:r>
     </w:p>
     <w:p>

--- a/eng/docx/39.content.docx
+++ b/eng/docx/39.content.docx
@@ -19,7 +19,7 @@
         <w:rPr>
           <w:lang w:val="en_US" w:bidi="en_US"/>
         </w:rPr>
-        <w:t>Resource: Tyndale Open Study Notes</w:t>
+        <w:t>Resource: Aquifer Open Study Notes</w:t>
       </w:r>
       <w:r>
         <w:rPr>
@@ -112,7 +112,7 @@
         <w:rPr>
           <w:lang w:val="en_US" w:bidi="en_US"/>
         </w:rPr>
-        <w:t>Tyndale Open Study Notes</w:t>
+        <w:t>Aquifer Open Study Notes</w:t>
       </w:r>
     </w:p>
     <w:p>

--- a/eng/docx/39.content.docx
+++ b/eng/docx/39.content.docx
@@ -347,54 +347,36 @@
         </w:rPr>
         <w:t xml:space="preserve"> of Israel as his people. Malachi's message shows that other aspects of God's unconditional covenant love for Israel, like his patient mercy (see </w:t>
       </w:r>
-      <w:hyperlink r:id="rId13">
-        <w:r>
-          <w:rPr>
-            <w:lang w:val="en_US" w:bidi="en_US"/>
-          </w:rPr>
-          <w:rPr>
-            <w:color w:val="0000EE"/>
-            <w:u w:val="single"/>
-          </w:rPr>
-          <w:t>Malachi 3:6</w:t>
-        </w:r>
-      </w:hyperlink>
+      <w:r>
+        <w:rPr>
+          <w:lang w:val="en_US" w:bidi="en_US"/>
+        </w:rPr>
+        <w:t>Malachi 3:6</w:t>
+      </w:r>
       <w:r>
         <w:rPr>
           <w:lang w:val="en_US" w:bidi="en_US"/>
         </w:rPr>
         <w:t xml:space="preserve">, </w:t>
       </w:r>
-      <w:hyperlink r:id="rId14">
-        <w:r>
-          <w:rPr>
-            <w:lang w:val="en_US" w:bidi="en_US"/>
-          </w:rPr>
-          <w:rPr>
-            <w:color w:val="0000EE"/>
-            <w:u w:val="single"/>
-          </w:rPr>
-          <w:t>17</w:t>
-        </w:r>
-      </w:hyperlink>
+      <w:r>
+        <w:rPr>
+          <w:lang w:val="en_US" w:bidi="en_US"/>
+        </w:rPr>
+        <w:t>17</w:t>
+      </w:r>
       <w:r>
         <w:rPr>
           <w:lang w:val="en_US" w:bidi="en_US"/>
         </w:rPr>
         <w:t xml:space="preserve">), are still active. See also </w:t>
       </w:r>
-      <w:hyperlink r:id="rId15">
-        <w:r>
-          <w:rPr>
-            <w:lang w:val="en_US" w:bidi="en_US"/>
-          </w:rPr>
-          <w:rPr>
-            <w:color w:val="0000EE"/>
-            <w:u w:val="single"/>
-          </w:rPr>
-          <w:t>Romans 9:13</w:t>
-        </w:r>
-      </w:hyperlink>
+      <w:r>
+        <w:rPr>
+          <w:lang w:val="en_US" w:bidi="en_US"/>
+        </w:rPr>
+        <w:t>Romans 9:13</w:t>
+      </w:r>
       <w:r>
         <w:rPr>
           <w:lang w:val="en_US" w:bidi="en_US"/>
@@ -462,18 +444,12 @@
         </w:rPr>
         <w:t xml:space="preserve"> (a structured argument). This form sounds like a courtroom scene and gives the message the tone of a trial. In the first disputation, the prophet states the central truth that God loves Israel (</w:t>
       </w:r>
-      <w:hyperlink r:id="rId16">
-        <w:r>
-          <w:rPr>
-            <w:lang w:val="en_US" w:bidi="en_US"/>
-          </w:rPr>
-          <w:rPr>
-            <w:color w:val="0000EE"/>
-            <w:u w:val="single"/>
-          </w:rPr>
-          <w:t>Malachi 1:2</w:t>
-        </w:r>
-      </w:hyperlink>
+      <w:r>
+        <w:rPr>
+          <w:lang w:val="en_US" w:bidi="en_US"/>
+        </w:rPr>
+        <w:t>Malachi 1:2</w:t>
+      </w:r>
       <w:r>
         <w:rPr>
           <w:lang w:val="en_US" w:bidi="en_US"/>
@@ -566,90 +542,60 @@
         </w:rPr>
         <w:t xml:space="preserve"> in </w:t>
       </w:r>
-      <w:hyperlink r:id="rId16">
-        <w:r>
-          <w:rPr>
-            <w:lang w:val="en_US" w:bidi="en_US"/>
-          </w:rPr>
-          <w:rPr>
-            <w:color w:val="0000EE"/>
-            <w:u w:val="single"/>
-          </w:rPr>
-          <w:t>Malachi 1:2</w:t>
-        </w:r>
-      </w:hyperlink>
+      <w:r>
+        <w:rPr>
+          <w:lang w:val="en_US" w:bidi="en_US"/>
+        </w:rPr>
+        <w:t>Malachi 1:2</w:t>
+      </w:r>
       <w:r>
         <w:rPr>
           <w:lang w:val="en_US" w:bidi="en_US"/>
         </w:rPr>
         <w:t xml:space="preserve">): Love and hate are opposite words in Old Testament legal and prophetic texts (see </w:t>
       </w:r>
-      <w:hyperlink r:id="rId17">
-        <w:r>
-          <w:rPr>
-            <w:lang w:val="en_US" w:bidi="en_US"/>
-          </w:rPr>
-          <w:rPr>
-            <w:color w:val="0000EE"/>
-            <w:u w:val="single"/>
-          </w:rPr>
-          <w:t>Deuteronomy 7:9–10</w:t>
-        </w:r>
-      </w:hyperlink>
+      <w:r>
+        <w:rPr>
+          <w:lang w:val="en_US" w:bidi="en_US"/>
+        </w:rPr>
+        <w:t>Deuteronomy 7:9–10</w:t>
+      </w:r>
       <w:r>
         <w:rPr>
           <w:lang w:val="en_US" w:bidi="en_US"/>
         </w:rPr>
         <w:t xml:space="preserve">; </w:t>
       </w:r>
-      <w:hyperlink r:id="rId18">
-        <w:r>
-          <w:rPr>
-            <w:lang w:val="en_US" w:bidi="en_US"/>
-          </w:rPr>
-          <w:rPr>
-            <w:color w:val="0000EE"/>
-            <w:u w:val="single"/>
-          </w:rPr>
-          <w:t>Amos 5:15</w:t>
-        </w:r>
-      </w:hyperlink>
+      <w:r>
+        <w:rPr>
+          <w:lang w:val="en_US" w:bidi="en_US"/>
+        </w:rPr>
+        <w:t>Amos 5:15</w:t>
+      </w:r>
       <w:r>
         <w:rPr>
           <w:lang w:val="en_US" w:bidi="en_US"/>
         </w:rPr>
         <w:t xml:space="preserve">). They often describe the separation caused by a broken covenant. Here, God says he rejected Esau and his descendants, the Edomites. Esau had despised and rejected a covenant relationship with the Lord (see </w:t>
       </w:r>
-      <w:hyperlink r:id="rId19">
-        <w:r>
-          <w:rPr>
-            <w:lang w:val="en_US" w:bidi="en_US"/>
-          </w:rPr>
-          <w:rPr>
-            <w:color w:val="0000EE"/>
-            <w:u w:val="single"/>
-          </w:rPr>
-          <w:t>Genesis 25:34</w:t>
-        </w:r>
-      </w:hyperlink>
+      <w:r>
+        <w:rPr>
+          <w:lang w:val="en_US" w:bidi="en_US"/>
+        </w:rPr>
+        <w:t>Genesis 25:34</w:t>
+      </w:r>
       <w:r>
         <w:rPr>
           <w:lang w:val="en_US" w:bidi="en_US"/>
         </w:rPr>
         <w:t xml:space="preserve">; </w:t>
       </w:r>
-      <w:hyperlink r:id="rId20">
-        <w:r>
-          <w:rPr>
-            <w:lang w:val="en_US" w:bidi="en_US"/>
-          </w:rPr>
-          <w:rPr>
-            <w:color w:val="0000EE"/>
-            <w:u w:val="single"/>
-          </w:rPr>
-          <w:t>26:34–35</w:t>
-        </w:r>
-      </w:hyperlink>
+      <w:r>
+        <w:rPr>
+          <w:lang w:val="en_US" w:bidi="en_US"/>
+        </w:rPr>
+        <w:t>26:34–35</w:t>
+      </w:r>
       <w:r>
         <w:rPr>
           <w:lang w:val="en_US" w:bidi="en_US"/>
@@ -674,18 +620,12 @@
         </w:rPr>
         <w:t>Esau was the ancestor of the Edomite nation. His inheritance, the territory of Edom, was on the southeastern edge of the Dead Sea. The mention of Jacob and Esau reminds us of the twin brothers’ rivalry (</w:t>
       </w:r>
-      <w:hyperlink r:id="rId21">
-        <w:r>
-          <w:rPr>
-            <w:lang w:val="en_US" w:bidi="en_US"/>
-          </w:rPr>
-          <w:rPr>
-            <w:color w:val="0000EE"/>
-            <w:u w:val="single"/>
-          </w:rPr>
-          <w:t>Genesis 25:23–26</w:t>
-        </w:r>
-      </w:hyperlink>
+      <w:r>
+        <w:rPr>
+          <w:lang w:val="en_US" w:bidi="en_US"/>
+        </w:rPr>
+        <w:t>Genesis 25:23–26</w:t>
+      </w:r>
       <w:r>
         <w:rPr>
           <w:lang w:val="en_US" w:bidi="en_US"/>
@@ -802,90 +742,60 @@
         </w:rPr>
         <w:t xml:space="preserve">: Esau was selfish and showed disrespect for the Lord’s covenant symbols (see </w:t>
       </w:r>
-      <w:hyperlink r:id="rId19">
-        <w:r>
-          <w:rPr>
-            <w:lang w:val="en_US" w:bidi="en_US"/>
-          </w:rPr>
-          <w:rPr>
-            <w:color w:val="0000EE"/>
-            <w:u w:val="single"/>
-          </w:rPr>
-          <w:t>Genesis 25:34</w:t>
-        </w:r>
-      </w:hyperlink>
+      <w:r>
+        <w:rPr>
+          <w:lang w:val="en_US" w:bidi="en_US"/>
+        </w:rPr>
+        <w:t>Genesis 25:34</w:t>
+      </w:r>
       <w:r>
         <w:rPr>
           <w:lang w:val="en_US" w:bidi="en_US"/>
         </w:rPr>
         <w:t xml:space="preserve">). The nation of Edom came to represent the pride of a self-centered life (see </w:t>
       </w:r>
-      <w:hyperlink r:id="rId22">
-        <w:r>
-          <w:rPr>
-            <w:lang w:val="en_US" w:bidi="en_US"/>
-          </w:rPr>
-          <w:rPr>
-            <w:color w:val="0000EE"/>
-            <w:u w:val="single"/>
-          </w:rPr>
-          <w:t>Jeremiah 49:16</w:t>
-        </w:r>
-      </w:hyperlink>
+      <w:r>
+        <w:rPr>
+          <w:lang w:val="en_US" w:bidi="en_US"/>
+        </w:rPr>
+        <w:t>Jeremiah 49:16</w:t>
+      </w:r>
       <w:r>
         <w:rPr>
           <w:lang w:val="en_US" w:bidi="en_US"/>
         </w:rPr>
         <w:t xml:space="preserve">). The Edomites also allied with Babylon in destroying Jerusalem (see </w:t>
       </w:r>
-      <w:hyperlink r:id="rId23">
-        <w:r>
-          <w:rPr>
-            <w:lang w:val="en_US" w:bidi="en_US"/>
-          </w:rPr>
-          <w:rPr>
-            <w:color w:val="0000EE"/>
-            <w:u w:val="single"/>
-          </w:rPr>
-          <w:t>Psalm 137:7–9</w:t>
-        </w:r>
-      </w:hyperlink>
+      <w:r>
+        <w:rPr>
+          <w:lang w:val="en_US" w:bidi="en_US"/>
+        </w:rPr>
+        <w:t>Psalm 137:7–9</w:t>
+      </w:r>
       <w:r>
         <w:rPr>
           <w:lang w:val="en_US" w:bidi="en_US"/>
         </w:rPr>
         <w:t xml:space="preserve">; </w:t>
       </w:r>
-      <w:hyperlink r:id="rId24">
-        <w:r>
-          <w:rPr>
-            <w:lang w:val="en_US" w:bidi="en_US"/>
-          </w:rPr>
-          <w:rPr>
-            <w:color w:val="0000EE"/>
-            <w:u w:val="single"/>
-          </w:rPr>
-          <w:t>Obadiah 1:10</w:t>
-        </w:r>
-      </w:hyperlink>
+      <w:r>
+        <w:rPr>
+          <w:lang w:val="en_US" w:bidi="en_US"/>
+        </w:rPr>
+        <w:t>Obadiah 1:10</w:t>
+      </w:r>
       <w:r>
         <w:rPr>
           <w:lang w:val="en_US" w:bidi="en_US"/>
         </w:rPr>
         <w:t xml:space="preserve">, </w:t>
       </w:r>
-      <w:hyperlink r:id="rId25">
-        <w:r>
-          <w:rPr>
-            <w:lang w:val="en_US" w:bidi="en_US"/>
-          </w:rPr>
-          <w:rPr>
-            <w:color w:val="0000EE"/>
-            <w:u w:val="single"/>
-          </w:rPr>
-          <w:t>12</w:t>
-        </w:r>
-      </w:hyperlink>
+      <w:r>
+        <w:rPr>
+          <w:lang w:val="en_US" w:bidi="en_US"/>
+        </w:rPr>
+        <w:t>12</w:t>
+      </w:r>
       <w:r>
         <w:rPr>
           <w:lang w:val="en_US" w:bidi="en_US"/>
@@ -947,18 +857,12 @@
         </w:rPr>
         <w:t xml:space="preserve">: God’s name refers to his reputation and character. It describes who God is and how he is known by his people (compare </w:t>
       </w:r>
-      <w:hyperlink r:id="rId26">
-        <w:r>
-          <w:rPr>
-            <w:lang w:val="en_US" w:bidi="en_US"/>
-          </w:rPr>
-          <w:rPr>
-            <w:color w:val="0000EE"/>
-            <w:u w:val="single"/>
-          </w:rPr>
-          <w:t>Ezekiel 36:19–24</w:t>
-        </w:r>
-      </w:hyperlink>
+      <w:r>
+        <w:rPr>
+          <w:lang w:val="en_US" w:bidi="en_US"/>
+        </w:rPr>
+        <w:t>Ezekiel 36:19–24</w:t>
+      </w:r>
       <w:r>
         <w:rPr>
           <w:lang w:val="en_US" w:bidi="en_US"/>
@@ -1027,18 +931,12 @@
         </w:rPr>
         <w:t>The first part (</w:t>
       </w:r>
-      <w:hyperlink r:id="rId27">
-        <w:r>
-          <w:rPr>
-            <w:lang w:val="en_US" w:bidi="en_US"/>
-          </w:rPr>
-          <w:rPr>
-            <w:color w:val="0000EE"/>
-            <w:u w:val="single"/>
-          </w:rPr>
-          <w:t>Malachi 1:6–14</w:t>
-        </w:r>
-      </w:hyperlink>
+      <w:r>
+        <w:rPr>
+          <w:lang w:val="en_US" w:bidi="en_US"/>
+        </w:rPr>
+        <w:t>Malachi 1:6–14</w:t>
+      </w:r>
       <w:r>
         <w:rPr>
           <w:lang w:val="en_US" w:bidi="en_US"/>
@@ -1059,36 +957,24 @@
         </w:rPr>
         <w:t>The second part (</w:t>
       </w:r>
-      <w:hyperlink r:id="rId28">
-        <w:r>
-          <w:rPr>
-            <w:lang w:val="en_US" w:bidi="en_US"/>
-          </w:rPr>
-          <w:rPr>
-            <w:color w:val="0000EE"/>
-            <w:u w:val="single"/>
-          </w:rPr>
-          <w:t>Malachi 2:1–9</w:t>
-        </w:r>
-      </w:hyperlink>
+      <w:r>
+        <w:rPr>
+          <w:lang w:val="en_US" w:bidi="en_US"/>
+        </w:rPr>
+        <w:t>Malachi 2:1–9</w:t>
+      </w:r>
       <w:r>
         <w:rPr>
           <w:lang w:val="en_US" w:bidi="en_US"/>
         </w:rPr>
         <w:t>) warns the priests of Judah against sacrificing sick and defective animals and criticizes them for not teaching God’s instructions (</w:t>
       </w:r>
-      <w:hyperlink r:id="rId29">
-        <w:r>
-          <w:rPr>
-            <w:lang w:val="en_US" w:bidi="en_US"/>
-          </w:rPr>
-          <w:rPr>
-            <w:color w:val="0000EE"/>
-            <w:u w:val="single"/>
-          </w:rPr>
-          <w:t>2:6–8</w:t>
-        </w:r>
-      </w:hyperlink>
+      <w:r>
+        <w:rPr>
+          <w:lang w:val="en_US" w:bidi="en_US"/>
+        </w:rPr>
+        <w:t>2:6–8</w:t>
+      </w:r>
       <w:r>
         <w:rPr>
           <w:lang w:val="en_US" w:bidi="en_US"/>
@@ -1150,36 +1036,24 @@
         </w:rPr>
         <w:t>: Ceremonial uncleanness or contamination made an object or person unfit for worship ceremonies to the Lord. In this case, defilement happened by ignoring the laws about acceptable animal sacrifices (</w:t>
       </w:r>
-      <w:hyperlink r:id="rId30">
-        <w:r>
-          <w:rPr>
-            <w:lang w:val="en_US" w:bidi="en_US"/>
-          </w:rPr>
-          <w:rPr>
-            <w:color w:val="0000EE"/>
-            <w:u w:val="single"/>
-          </w:rPr>
-          <w:t>Leviticus 22:17–25</w:t>
-        </w:r>
-      </w:hyperlink>
+      <w:r>
+        <w:rPr>
+          <w:lang w:val="en_US" w:bidi="en_US"/>
+        </w:rPr>
+        <w:t>Leviticus 22:17–25</w:t>
+      </w:r>
       <w:r>
         <w:rPr>
           <w:lang w:val="en_US" w:bidi="en_US"/>
         </w:rPr>
         <w:t xml:space="preserve">; </w:t>
       </w:r>
-      <w:hyperlink r:id="rId31">
-        <w:r>
-          <w:rPr>
-            <w:lang w:val="en_US" w:bidi="en_US"/>
-          </w:rPr>
-          <w:rPr>
-            <w:color w:val="0000EE"/>
-            <w:u w:val="single"/>
-          </w:rPr>
-          <w:t>Deuteronomy 15:21</w:t>
-        </w:r>
-      </w:hyperlink>
+      <w:r>
+        <w:rPr>
+          <w:lang w:val="en_US" w:bidi="en_US"/>
+        </w:rPr>
+        <w:t>Deuteronomy 15:21</w:t>
+      </w:r>
       <w:r>
         <w:rPr>
           <w:lang w:val="en_US" w:bidi="en_US"/>
@@ -1251,18 +1125,12 @@
         </w:rPr>
         <w:t xml:space="preserve"> (</w:t>
       </w:r>
-      <w:hyperlink r:id="rId32">
-        <w:r>
-          <w:rPr>
-            <w:lang w:val="en_US" w:bidi="en_US"/>
-          </w:rPr>
-          <w:rPr>
-            <w:color w:val="0000EE"/>
-            <w:u w:val="single"/>
-          </w:rPr>
-          <w:t>Malachi 1:7</w:t>
-        </w:r>
-      </w:hyperlink>
+      <w:r>
+        <w:rPr>
+          <w:lang w:val="en_US" w:bidi="en_US"/>
+        </w:rPr>
+        <w:t>Malachi 1:7</w:t>
+      </w:r>
       <w:r>
         <w:rPr>
           <w:lang w:val="en_US" w:bidi="en_US"/>
@@ -1282,18 +1150,12 @@
         </w:rPr>
         <w:t xml:space="preserve"> (</w:t>
       </w:r>
-      <w:hyperlink r:id="rId33">
-        <w:r>
-          <w:rPr>
-            <w:lang w:val="en_US" w:bidi="en_US"/>
-          </w:rPr>
-          <w:rPr>
-            <w:color w:val="0000EE"/>
-            <w:u w:val="single"/>
-          </w:rPr>
-          <w:t>1:8</w:t>
-        </w:r>
-      </w:hyperlink>
+      <w:r>
+        <w:rPr>
+          <w:lang w:val="en_US" w:bidi="en_US"/>
+        </w:rPr>
+        <w:t>1:8</w:t>
+      </w:r>
       <w:r>
         <w:rPr>
           <w:lang w:val="en_US" w:bidi="en_US"/>
@@ -1434,36 +1296,24 @@
         </w:rPr>
         <w:t xml:space="preserve">: To "bind with a curse" meant to bring misfortune as punishment for a serious crime against the community (see </w:t>
       </w:r>
-      <w:hyperlink r:id="rId34">
-        <w:r>
-          <w:rPr>
-            <w:lang w:val="en_US" w:bidi="en_US"/>
-          </w:rPr>
-          <w:rPr>
-            <w:color w:val="0000EE"/>
-            <w:u w:val="single"/>
-          </w:rPr>
-          <w:t>Deuteronomy 27:15–26</w:t>
-        </w:r>
-      </w:hyperlink>
+      <w:r>
+        <w:rPr>
+          <w:lang w:val="en_US" w:bidi="en_US"/>
+        </w:rPr>
+        <w:t>Deuteronomy 27:15–26</w:t>
+      </w:r>
       <w:r>
         <w:rPr>
           <w:lang w:val="en_US" w:bidi="en_US"/>
         </w:rPr>
         <w:t xml:space="preserve">; </w:t>
       </w:r>
-      <w:hyperlink r:id="rId35">
-        <w:r>
-          <w:rPr>
-            <w:lang w:val="en_US" w:bidi="en_US"/>
-          </w:rPr>
-          <w:rPr>
-            <w:color w:val="0000EE"/>
-            <w:u w:val="single"/>
-          </w:rPr>
-          <w:t>Jeremiah 48:10</w:t>
-        </w:r>
-      </w:hyperlink>
+      <w:r>
+        <w:rPr>
+          <w:lang w:val="en_US" w:bidi="en_US"/>
+        </w:rPr>
+        <w:t>Jeremiah 48:10</w:t>
+      </w:r>
       <w:r>
         <w:rPr>
           <w:lang w:val="en_US" w:bidi="en_US"/>
@@ -1554,18 +1404,12 @@
         </w:rPr>
         <w:t xml:space="preserve">: Malachi referred to the complete destruction promised for those who broke God’s covenant (see </w:t>
       </w:r>
-      <w:hyperlink r:id="rId36">
-        <w:r>
-          <w:rPr>
-            <w:lang w:val="en_US" w:bidi="en_US"/>
-          </w:rPr>
-          <w:rPr>
-            <w:color w:val="0000EE"/>
-            <w:u w:val="single"/>
-          </w:rPr>
-          <w:t>Deuteronomy 28:20</w:t>
-        </w:r>
-      </w:hyperlink>
+      <w:r>
+        <w:rPr>
+          <w:lang w:val="en_US" w:bidi="en_US"/>
+        </w:rPr>
+        <w:t>Deuteronomy 28:20</w:t>
+      </w:r>
       <w:r>
         <w:rPr>
           <w:lang w:val="en_US" w:bidi="en_US"/>
@@ -1627,72 +1471,48 @@
         </w:rPr>
         <w:t>: If the Levites dedicated themselves to serving God and gave up their own glory, God would grant them life and peace (</w:t>
       </w:r>
-      <w:hyperlink r:id="rId37">
-        <w:r>
-          <w:rPr>
-            <w:lang w:val="en_US" w:bidi="en_US"/>
-          </w:rPr>
-          <w:rPr>
-            <w:color w:val="0000EE"/>
-            <w:u w:val="single"/>
-          </w:rPr>
-          <w:t>Malachi 2:5</w:t>
-        </w:r>
-      </w:hyperlink>
+      <w:r>
+        <w:rPr>
+          <w:lang w:val="en_US" w:bidi="en_US"/>
+        </w:rPr>
+        <w:t>Malachi 2:5</w:t>
+      </w:r>
       <w:r>
         <w:rPr>
           <w:lang w:val="en_US" w:bidi="en_US"/>
         </w:rPr>
         <w:t xml:space="preserve">; compare </w:t>
       </w:r>
-      <w:hyperlink r:id="rId38">
-        <w:r>
-          <w:rPr>
-            <w:lang w:val="en_US" w:bidi="en_US"/>
-          </w:rPr>
-          <w:rPr>
-            <w:color w:val="0000EE"/>
-            <w:u w:val="single"/>
-          </w:rPr>
-          <w:t>Numbers 8:5–26</w:t>
-        </w:r>
-      </w:hyperlink>
+      <w:r>
+        <w:rPr>
+          <w:lang w:val="en_US" w:bidi="en_US"/>
+        </w:rPr>
+        <w:t>Numbers 8:5–26</w:t>
+      </w:r>
       <w:r>
         <w:rPr>
           <w:lang w:val="en_US" w:bidi="en_US"/>
         </w:rPr>
         <w:t xml:space="preserve">; </w:t>
       </w:r>
-      <w:hyperlink r:id="rId39">
-        <w:r>
-          <w:rPr>
-            <w:lang w:val="en_US" w:bidi="en_US"/>
-          </w:rPr>
-          <w:rPr>
-            <w:color w:val="0000EE"/>
-            <w:u w:val="single"/>
-          </w:rPr>
-          <w:t>25:12–13</w:t>
-        </w:r>
-      </w:hyperlink>
+      <w:r>
+        <w:rPr>
+          <w:lang w:val="en_US" w:bidi="en_US"/>
+        </w:rPr>
+        <w:t>25:12–13</w:t>
+      </w:r>
       <w:r>
         <w:rPr>
           <w:lang w:val="en_US" w:bidi="en_US"/>
         </w:rPr>
         <w:t>). Their special responsibility was to teach God's instructions (</w:t>
       </w:r>
-      <w:hyperlink r:id="rId40">
-        <w:r>
-          <w:rPr>
-            <w:lang w:val="en_US" w:bidi="en_US"/>
-          </w:rPr>
-          <w:rPr>
-            <w:color w:val="0000EE"/>
-            <w:u w:val="single"/>
-          </w:rPr>
-          <w:t>Malachi 2:7</w:t>
-        </w:r>
-      </w:hyperlink>
+      <w:r>
+        <w:rPr>
+          <w:lang w:val="en_US" w:bidi="en_US"/>
+        </w:rPr>
+        <w:t>Malachi 2:7</w:t>
+      </w:r>
       <w:r>
         <w:rPr>
           <w:lang w:val="en_US" w:bidi="en_US"/>
@@ -1751,18 +1571,12 @@
         </w:rPr>
         <w:t>The priests had been trusted with God’s sacred teaching, as given in the law of Moses. As teachers, they were responsible for guarding God’s covenant (his binding promises) with Israel (</w:t>
       </w:r>
-      <w:hyperlink r:id="rId41">
-        <w:r>
-          <w:rPr>
-            <w:lang w:val="en_US" w:bidi="en_US"/>
-          </w:rPr>
-          <w:rPr>
-            <w:color w:val="0000EE"/>
-            <w:u w:val="single"/>
-          </w:rPr>
-          <w:t>Deuteronomy 33:9–10</w:t>
-        </w:r>
-      </w:hyperlink>
+      <w:r>
+        <w:rPr>
+          <w:lang w:val="en_US" w:bidi="en_US"/>
+        </w:rPr>
+        <w:t>Deuteronomy 33:9–10</w:t>
+      </w:r>
       <w:r>
         <w:rPr>
           <w:lang w:val="en_US" w:bidi="en_US"/>
@@ -1901,18 +1715,12 @@
         </w:rPr>
         <w:t xml:space="preserve">): The expression also appears in </w:t>
       </w:r>
-      <w:hyperlink r:id="rId33">
-        <w:r>
-          <w:rPr>
-            <w:lang w:val="en_US" w:bidi="en_US"/>
-          </w:rPr>
-          <w:rPr>
-            <w:color w:val="0000EE"/>
-            <w:u w:val="single"/>
-          </w:rPr>
-          <w:t>Malachi 1:8</w:t>
-        </w:r>
-      </w:hyperlink>
+      <w:r>
+        <w:rPr>
+          <w:lang w:val="en_US" w:bidi="en_US"/>
+        </w:rPr>
+        <w:t>Malachi 1:8</w:t>
+      </w:r>
       <w:r>
         <w:rPr>
           <w:lang w:val="en_US" w:bidi="en_US"/>
@@ -2035,18 +1843,12 @@
         </w:rPr>
         <w:t>, Israel’s statement of belief in one God (</w:t>
       </w:r>
-      <w:hyperlink r:id="rId42">
-        <w:r>
-          <w:rPr>
-            <w:lang w:val="en_US" w:bidi="en_US"/>
-          </w:rPr>
-          <w:rPr>
-            <w:color w:val="0000EE"/>
-            <w:u w:val="single"/>
-          </w:rPr>
-          <w:t>Deuteronomy 6:4–5</w:t>
-        </w:r>
-      </w:hyperlink>
+      <w:r>
+        <w:rPr>
+          <w:lang w:val="en_US" w:bidi="en_US"/>
+        </w:rPr>
+        <w:t>Deuteronomy 6:4–5</w:t>
+      </w:r>
       <w:r>
         <w:rPr>
           <w:lang w:val="en_US" w:bidi="en_US"/>
@@ -2151,36 +1953,24 @@
         </w:rPr>
         <w:t>Malachi’s third message shows that the failure to keep the covenant spread from the priests to all the people. They did not keep their promises to the Lord or to their fellow citizens when they married foreign women. They also broke their promises to their wives when they divorced them. The prophet now addresses the people as fellow members of the community. This marks a clear change in tone. He moves from sharp accusation to an inclusive appeal (</w:t>
       </w:r>
-      <w:hyperlink r:id="rId43">
-        <w:r>
-          <w:rPr>
-            <w:lang w:val="en_US" w:bidi="en_US"/>
-          </w:rPr>
-          <w:rPr>
-            <w:color w:val="0000EE"/>
-            <w:u w:val="single"/>
-          </w:rPr>
-          <w:t>Malachi 2:8–9</w:t>
-        </w:r>
-      </w:hyperlink>
+      <w:r>
+        <w:rPr>
+          <w:lang w:val="en_US" w:bidi="en_US"/>
+        </w:rPr>
+        <w:t>Malachi 2:8–9</w:t>
+      </w:r>
       <w:r>
         <w:rPr>
           <w:lang w:val="en_US" w:bidi="en_US"/>
         </w:rPr>
         <w:t xml:space="preserve">; </w:t>
       </w:r>
-      <w:hyperlink r:id="rId44">
-        <w:r>
-          <w:rPr>
-            <w:lang w:val="en_US" w:bidi="en_US"/>
-          </w:rPr>
-          <w:rPr>
-            <w:color w:val="0000EE"/>
-            <w:u w:val="single"/>
-          </w:rPr>
-          <w:t>10</w:t>
-        </w:r>
-      </w:hyperlink>
+      <w:r>
+        <w:rPr>
+          <w:lang w:val="en_US" w:bidi="en_US"/>
+        </w:rPr>
+        <w:t>10</w:t>
+      </w:r>
       <w:r>
         <w:rPr>
           <w:lang w:val="en_US" w:bidi="en_US"/>
@@ -2262,36 +2052,24 @@
         </w:rPr>
         <w:t>In Israelite history, marrying foreign women often led to worshiping foreign gods. Loyalty was essential in Israel's agreements, both with God and in marriage. Divorce disrespects the unity of the marriage agreement (</w:t>
       </w:r>
-      <w:hyperlink r:id="rId45">
-        <w:r>
-          <w:rPr>
-            <w:lang w:val="en_US" w:bidi="en_US"/>
-          </w:rPr>
-          <w:rPr>
-            <w:color w:val="0000EE"/>
-            <w:u w:val="single"/>
-          </w:rPr>
-          <w:t>Malachi 2:15</w:t>
-        </w:r>
-      </w:hyperlink>
+      <w:r>
+        <w:rPr>
+          <w:lang w:val="en_US" w:bidi="en_US"/>
+        </w:rPr>
+        <w:t>Malachi 2:15</w:t>
+      </w:r>
       <w:r>
         <w:rPr>
           <w:lang w:val="en_US" w:bidi="en_US"/>
         </w:rPr>
         <w:t xml:space="preserve">; see </w:t>
       </w:r>
-      <w:hyperlink r:id="rId46">
-        <w:r>
-          <w:rPr>
-            <w:lang w:val="en_US" w:bidi="en_US"/>
-          </w:rPr>
-          <w:rPr>
-            <w:color w:val="0000EE"/>
-            <w:u w:val="single"/>
-          </w:rPr>
-          <w:t>Genesis 2:24</w:t>
-        </w:r>
-      </w:hyperlink>
+      <w:r>
+        <w:rPr>
+          <w:lang w:val="en_US" w:bidi="en_US"/>
+        </w:rPr>
+        <w:t>Genesis 2:24</w:t>
+      </w:r>
       <w:r>
         <w:rPr>
           <w:lang w:val="en_US" w:bidi="en_US"/>
@@ -2431,18 +2209,12 @@
         </w:rPr>
         <w:t xml:space="preserve">, meaning "joint partner." The Hebrew word for a seam or joint in construction (for example, </w:t>
       </w:r>
-      <w:hyperlink r:id="rId47">
-        <w:r>
-          <w:rPr>
-            <w:lang w:val="en_US" w:bidi="en_US"/>
-          </w:rPr>
-          <w:rPr>
-            <w:color w:val="0000EE"/>
-            <w:u w:val="single"/>
-          </w:rPr>
-          <w:t>Exodus 26:6–11</w:t>
-        </w:r>
-      </w:hyperlink>
+      <w:r>
+        <w:rPr>
+          <w:lang w:val="en_US" w:bidi="en_US"/>
+        </w:rPr>
+        <w:t>Exodus 26:6–11</w:t>
+      </w:r>
       <w:r>
         <w:rPr>
           <w:lang w:val="en_US" w:bidi="en_US"/>
@@ -2474,18 +2246,12 @@
         </w:rPr>
         <w:t xml:space="preserve">: Marriage is a serious promise, with God as a witness (see </w:t>
       </w:r>
-      <w:hyperlink r:id="rId48">
-        <w:r>
-          <w:rPr>
-            <w:lang w:val="en_US" w:bidi="en_US"/>
-          </w:rPr>
-          <w:rPr>
-            <w:color w:val="0000EE"/>
-            <w:u w:val="single"/>
-          </w:rPr>
-          <w:t>Proverbs 2:17</w:t>
-        </w:r>
-      </w:hyperlink>
+      <w:r>
+        <w:rPr>
+          <w:lang w:val="en_US" w:bidi="en_US"/>
+        </w:rPr>
+        <w:t>Proverbs 2:17</w:t>
+      </w:r>
       <w:r>
         <w:rPr>
           <w:lang w:val="en_US" w:bidi="en_US"/>
@@ -2551,72 +2317,48 @@
         </w:rPr>
         <w:t xml:space="preserve">: God dislikes a broken promise (see </w:t>
       </w:r>
-      <w:hyperlink r:id="rId49">
-        <w:r>
-          <w:rPr>
-            <w:lang w:val="en_US" w:bidi="en_US"/>
-          </w:rPr>
-          <w:rPr>
-            <w:color w:val="0000EE"/>
-            <w:u w:val="single"/>
-          </w:rPr>
-          <w:t>Malachi 1:3</w:t>
-        </w:r>
-      </w:hyperlink>
+      <w:r>
+        <w:rPr>
+          <w:lang w:val="en_US" w:bidi="en_US"/>
+        </w:rPr>
+        <w:t>Malachi 1:3</w:t>
+      </w:r>
       <w:r>
         <w:rPr>
           <w:lang w:val="en_US" w:bidi="en_US"/>
         </w:rPr>
         <w:t xml:space="preserve">; </w:t>
       </w:r>
-      <w:hyperlink r:id="rId50">
-        <w:r>
-          <w:rPr>
-            <w:lang w:val="en_US" w:bidi="en_US"/>
-          </w:rPr>
-          <w:rPr>
-            <w:color w:val="0000EE"/>
-            <w:u w:val="single"/>
-          </w:rPr>
-          <w:t>Hosea 9:15</w:t>
-        </w:r>
-      </w:hyperlink>
+      <w:r>
+        <w:rPr>
+          <w:lang w:val="en_US" w:bidi="en_US"/>
+        </w:rPr>
+        <w:t>Hosea 9:15</w:t>
+      </w:r>
       <w:r>
         <w:rPr>
           <w:lang w:val="en_US" w:bidi="en_US"/>
         </w:rPr>
         <w:t>). This is fitting because God's relationship with people is based on faithfulness, and he expected the same from Israel (</w:t>
       </w:r>
-      <w:hyperlink r:id="rId51">
-        <w:r>
-          <w:rPr>
-            <w:lang w:val="en_US" w:bidi="en_US"/>
-          </w:rPr>
-          <w:rPr>
-            <w:color w:val="0000EE"/>
-            <w:u w:val="single"/>
-          </w:rPr>
-          <w:t>Exodus 34:6</w:t>
-        </w:r>
-      </w:hyperlink>
+      <w:r>
+        <w:rPr>
+          <w:lang w:val="en_US" w:bidi="en_US"/>
+        </w:rPr>
+        <w:t>Exodus 34:6</w:t>
+      </w:r>
       <w:r>
         <w:rPr>
           <w:lang w:val="en_US" w:bidi="en_US"/>
         </w:rPr>
         <w:t xml:space="preserve">; </w:t>
       </w:r>
-      <w:hyperlink r:id="rId52">
-        <w:r>
-          <w:rPr>
-            <w:lang w:val="en_US" w:bidi="en_US"/>
-          </w:rPr>
-          <w:rPr>
-            <w:color w:val="0000EE"/>
-            <w:u w:val="single"/>
-          </w:rPr>
-          <w:t>Deuteronomy 7:9</w:t>
-        </w:r>
-      </w:hyperlink>
+      <w:r>
+        <w:rPr>
+          <w:lang w:val="en_US" w:bidi="en_US"/>
+        </w:rPr>
+        <w:t>Deuteronomy 7:9</w:t>
+      </w:r>
       <w:r>
         <w:rPr>
           <w:lang w:val="en_US" w:bidi="en_US"/>
@@ -2667,18 +2409,12 @@
         </w:rPr>
         <w:t xml:space="preserve">) means to force a marriage partner to leave. Malachi wanted to address the misuse of divorce laws (see </w:t>
       </w:r>
-      <w:hyperlink r:id="rId53">
-        <w:r>
-          <w:rPr>
-            <w:lang w:val="en_US" w:bidi="en_US"/>
-          </w:rPr>
-          <w:rPr>
-            <w:color w:val="0000EE"/>
-            <w:u w:val="single"/>
-          </w:rPr>
-          <w:t>Deuteronomy 24:1–4</w:t>
-        </w:r>
-      </w:hyperlink>
+      <w:r>
+        <w:rPr>
+          <w:lang w:val="en_US" w:bidi="en_US"/>
+        </w:rPr>
+        <w:t>Deuteronomy 24:1–4</w:t>
+      </w:r>
       <w:r>
         <w:rPr>
           <w:lang w:val="en_US" w:bidi="en_US"/>
@@ -2806,36 +2542,24 @@
         </w:rPr>
         <w:t>Malachi's fourth message addresses the difference between God's justice and human justice (</w:t>
       </w:r>
-      <w:hyperlink r:id="rId54">
-        <w:r>
-          <w:rPr>
-            <w:lang w:val="en_US" w:bidi="en_US"/>
-          </w:rPr>
-          <w:rPr>
-            <w:color w:val="0000EE"/>
-            <w:u w:val="single"/>
-          </w:rPr>
-          <w:t>Malachi 2:17</w:t>
-        </w:r>
-      </w:hyperlink>
+      <w:r>
+        <w:rPr>
+          <w:lang w:val="en_US" w:bidi="en_US"/>
+        </w:rPr>
+        <w:t>Malachi 2:17</w:t>
+      </w:r>
       <w:r>
         <w:rPr>
           <w:lang w:val="en_US" w:bidi="en_US"/>
         </w:rPr>
         <w:t xml:space="preserve">). This section sounds like a courtroom charge against Judah. It presents God’s formal accusation. Malachi condemns religious behavior that follows rules but lacks sincere devotion (see </w:t>
       </w:r>
-      <w:hyperlink r:id="rId55">
-        <w:r>
-          <w:rPr>
-            <w:lang w:val="en_US" w:bidi="en_US"/>
-          </w:rPr>
-          <w:rPr>
-            <w:color w:val="0000EE"/>
-            <w:u w:val="single"/>
-          </w:rPr>
-          <w:t>Malachi 3:14</w:t>
-        </w:r>
-      </w:hyperlink>
+      <w:r>
+        <w:rPr>
+          <w:lang w:val="en_US" w:bidi="en_US"/>
+        </w:rPr>
+        <w:t>Malachi 3:14</w:t>
+      </w:r>
       <w:r>
         <w:rPr>
           <w:lang w:val="en_US" w:bidi="en_US"/>
@@ -2914,54 +2638,36 @@
         </w:rPr>
         <w:t xml:space="preserve">): This is a play on Malachi’s name. The messenger could be an angel or a human acting as a divine courier. Jesus identified John the Baptist by referring to this passage (see </w:t>
       </w:r>
-      <w:hyperlink r:id="rId56">
-        <w:r>
-          <w:rPr>
-            <w:lang w:val="en_US" w:bidi="en_US"/>
-          </w:rPr>
-          <w:rPr>
-            <w:color w:val="0000EE"/>
-            <w:u w:val="single"/>
-          </w:rPr>
-          <w:t>Matthew 11:10</w:t>
-        </w:r>
-      </w:hyperlink>
+      <w:r>
+        <w:rPr>
+          <w:lang w:val="en_US" w:bidi="en_US"/>
+        </w:rPr>
+        <w:t>Matthew 11:10</w:t>
+      </w:r>
       <w:r>
         <w:rPr>
           <w:lang w:val="en_US" w:bidi="en_US"/>
         </w:rPr>
         <w:t xml:space="preserve">; </w:t>
       </w:r>
-      <w:hyperlink r:id="rId57">
-        <w:r>
-          <w:rPr>
-            <w:lang w:val="en_US" w:bidi="en_US"/>
-          </w:rPr>
-          <w:rPr>
-            <w:color w:val="0000EE"/>
-            <w:u w:val="single"/>
-          </w:rPr>
-          <w:t>Mark 1:2</w:t>
-        </w:r>
-      </w:hyperlink>
+      <w:r>
+        <w:rPr>
+          <w:lang w:val="en_US" w:bidi="en_US"/>
+        </w:rPr>
+        <w:t>Mark 1:2</w:t>
+      </w:r>
       <w:r>
         <w:rPr>
           <w:lang w:val="en_US" w:bidi="en_US"/>
         </w:rPr>
         <w:t xml:space="preserve">; </w:t>
       </w:r>
-      <w:hyperlink r:id="rId58">
-        <w:r>
-          <w:rPr>
-            <w:lang w:val="en_US" w:bidi="en_US"/>
-          </w:rPr>
-          <w:rPr>
-            <w:color w:val="0000EE"/>
-            <w:u w:val="single"/>
-          </w:rPr>
-          <w:t>Luke 7:27</w:t>
-        </w:r>
-      </w:hyperlink>
+      <w:r>
+        <w:rPr>
+          <w:lang w:val="en_US" w:bidi="en_US"/>
+        </w:rPr>
+        <w:t>Luke 7:27</w:t>
+      </w:r>
       <w:r>
         <w:rPr>
           <w:lang w:val="en_US" w:bidi="en_US"/>
@@ -2986,18 +2692,12 @@
         </w:rPr>
         <w:t xml:space="preserve">Malachi’s audience likely saw the messenger of the covenant as a divine being (compare </w:t>
       </w:r>
-      <w:hyperlink r:id="rId59">
-        <w:r>
-          <w:rPr>
-            <w:lang w:val="en_US" w:bidi="en_US"/>
-          </w:rPr>
-          <w:rPr>
-            <w:color w:val="0000EE"/>
-            <w:u w:val="single"/>
-          </w:rPr>
-          <w:t>Exodus 23:20–23</w:t>
-        </w:r>
-      </w:hyperlink>
+      <w:r>
+        <w:rPr>
+          <w:lang w:val="en_US" w:bidi="en_US"/>
+        </w:rPr>
+        <w:t>Exodus 23:20–23</w:t>
+      </w:r>
       <w:r>
         <w:rPr>
           <w:lang w:val="en_US" w:bidi="en_US"/>
@@ -3063,54 +2763,36 @@
         </w:rPr>
         <w:t>: The people's wickedness must be removed through divine testing and punishment (</w:t>
       </w:r>
-      <w:hyperlink r:id="rId60">
-        <w:r>
-          <w:rPr>
-            <w:lang w:val="en_US" w:bidi="en_US"/>
-          </w:rPr>
-          <w:rPr>
-            <w:color w:val="0000EE"/>
-            <w:u w:val="single"/>
-          </w:rPr>
-          <w:t>Isaiah 1:25</w:t>
-        </w:r>
-      </w:hyperlink>
+      <w:r>
+        <w:rPr>
+          <w:lang w:val="en_US" w:bidi="en_US"/>
+        </w:rPr>
+        <w:t>Isaiah 1:25</w:t>
+      </w:r>
       <w:r>
         <w:rPr>
           <w:lang w:val="en_US" w:bidi="en_US"/>
         </w:rPr>
         <w:t xml:space="preserve">; </w:t>
       </w:r>
-      <w:hyperlink r:id="rId61">
-        <w:r>
-          <w:rPr>
-            <w:lang w:val="en_US" w:bidi="en_US"/>
-          </w:rPr>
-          <w:rPr>
-            <w:color w:val="0000EE"/>
-            <w:u w:val="single"/>
-          </w:rPr>
-          <w:t>Jeremiah 6:29</w:t>
-        </w:r>
-      </w:hyperlink>
+      <w:r>
+        <w:rPr>
+          <w:lang w:val="en_US" w:bidi="en_US"/>
+        </w:rPr>
+        <w:t>Jeremiah 6:29</w:t>
+      </w:r>
       <w:r>
         <w:rPr>
           <w:lang w:val="en_US" w:bidi="en_US"/>
         </w:rPr>
         <w:t xml:space="preserve">; </w:t>
       </w:r>
-      <w:hyperlink r:id="rId62">
-        <w:r>
-          <w:rPr>
-            <w:lang w:val="en_US" w:bidi="en_US"/>
-          </w:rPr>
-          <w:rPr>
-            <w:color w:val="0000EE"/>
-            <w:u w:val="single"/>
-          </w:rPr>
-          <w:t>Ezekiel 22:22</w:t>
-        </w:r>
-      </w:hyperlink>
+      <w:r>
+        <w:rPr>
+          <w:lang w:val="en_US" w:bidi="en_US"/>
+        </w:rPr>
+        <w:t>Ezekiel 22:22</w:t>
+      </w:r>
       <w:r>
         <w:rPr>
           <w:lang w:val="en_US" w:bidi="en_US"/>
@@ -3142,18 +2824,12 @@
         </w:rPr>
         <w:t xml:space="preserve">: An alkaline detergent was made from plants (see </w:t>
       </w:r>
-      <w:hyperlink r:id="rId63">
-        <w:r>
-          <w:rPr>
-            <w:lang w:val="en_US" w:bidi="en_US"/>
-          </w:rPr>
-          <w:rPr>
-            <w:color w:val="0000EE"/>
-            <w:u w:val="single"/>
-          </w:rPr>
-          <w:t>Jeremiah 2:22</w:t>
-        </w:r>
-      </w:hyperlink>
+      <w:r>
+        <w:rPr>
+          <w:lang w:val="en_US" w:bidi="en_US"/>
+        </w:rPr>
+        <w:t>Jeremiah 2:22</w:t>
+      </w:r>
       <w:r>
         <w:rPr>
           <w:lang w:val="en_US" w:bidi="en_US"/>
@@ -3261,36 +2937,24 @@
         </w:rPr>
         <w:t>On the coming day of God’s judgment, sinful Judeans would either be purified (</w:t>
       </w:r>
-      <w:hyperlink r:id="rId64">
-        <w:r>
-          <w:rPr>
-            <w:lang w:val="en_US" w:bidi="en_US"/>
-          </w:rPr>
-          <w:rPr>
-            <w:color w:val="0000EE"/>
-            <w:u w:val="single"/>
-          </w:rPr>
-          <w:t>Malachi 3:3</w:t>
-        </w:r>
-      </w:hyperlink>
+      <w:r>
+        <w:rPr>
+          <w:lang w:val="en_US" w:bidi="en_US"/>
+        </w:rPr>
+        <w:t>Malachi 3:3</w:t>
+      </w:r>
       <w:r>
         <w:rPr>
           <w:lang w:val="en_US" w:bidi="en_US"/>
         </w:rPr>
         <w:t>) or destroyed (</w:t>
       </w:r>
-      <w:hyperlink r:id="rId65">
-        <w:r>
-          <w:rPr>
-            <w:lang w:val="en_US" w:bidi="en_US"/>
-          </w:rPr>
-          <w:rPr>
-            <w:color w:val="0000EE"/>
-            <w:u w:val="single"/>
-          </w:rPr>
-          <w:t>4:1–2</w:t>
-        </w:r>
-      </w:hyperlink>
+      <w:r>
+        <w:rPr>
+          <w:lang w:val="en_US" w:bidi="en_US"/>
+        </w:rPr>
+        <w:t>4:1–2</w:t>
+      </w:r>
       <w:r>
         <w:rPr>
           <w:lang w:val="en_US" w:bidi="en_US"/>
@@ -3345,18 +3009,12 @@
         </w:rPr>
         <w:t>Malachi’s fifth message repeats the first message (</w:t>
       </w:r>
-      <w:hyperlink r:id="rId66">
-        <w:r>
-          <w:rPr>
-            <w:lang w:val="en_US" w:bidi="en_US"/>
-          </w:rPr>
-          <w:rPr>
-            <w:color w:val="0000EE"/>
-            <w:u w:val="single"/>
-          </w:rPr>
-          <w:t>Malachi 1:2–5</w:t>
-        </w:r>
-      </w:hyperlink>
+      <w:r>
+        <w:rPr>
+          <w:lang w:val="en_US" w:bidi="en_US"/>
+        </w:rPr>
+        <w:t>Malachi 1:2–5</w:t>
+      </w:r>
       <w:r>
         <w:rPr>
           <w:lang w:val="en_US" w:bidi="en_US"/>
@@ -3418,18 +3076,12 @@
         </w:rPr>
         <w:t xml:space="preserve">: In a covenant relationship, this phrase expresses a change in loyalty by Israel or God. It usually means repentance, a complete turn back to God or a full shift toward the Lord. The command is urgent and requires an immediate response. The accusation of fake worship builds on similar charges in the second argument (see </w:t>
       </w:r>
-      <w:hyperlink r:id="rId27">
-        <w:r>
-          <w:rPr>
-            <w:lang w:val="en_US" w:bidi="en_US"/>
-          </w:rPr>
-          <w:rPr>
-            <w:color w:val="0000EE"/>
-            <w:u w:val="single"/>
-          </w:rPr>
-          <w:t>Malachi 1:6–14</w:t>
-        </w:r>
-      </w:hyperlink>
+      <w:r>
+        <w:rPr>
+          <w:lang w:val="en_US" w:bidi="en_US"/>
+        </w:rPr>
+        <w:t>Malachi 1:6–14</w:t>
+      </w:r>
       <w:r>
         <w:rPr>
           <w:lang w:val="en_US" w:bidi="en_US"/>
@@ -3449,18 +3101,12 @@
         </w:rPr>
         <w:t xml:space="preserve"> (</w:t>
       </w:r>
-      <w:hyperlink r:id="rId67">
-        <w:r>
-          <w:rPr>
-            <w:lang w:val="en_US" w:bidi="en_US"/>
-          </w:rPr>
-          <w:rPr>
-            <w:color w:val="0000EE"/>
-            <w:u w:val="single"/>
-          </w:rPr>
-          <w:t>Malachi 3:10</w:t>
-        </w:r>
-      </w:hyperlink>
+      <w:r>
+        <w:rPr>
+          <w:lang w:val="en_US" w:bidi="en_US"/>
+        </w:rPr>
+        <w:t>Malachi 3:10</w:t>
+      </w:r>
       <w:r>
         <w:rPr>
           <w:lang w:val="en_US" w:bidi="en_US"/>
@@ -3480,18 +3126,12 @@
         </w:rPr>
         <w:t xml:space="preserve"> (see </w:t>
       </w:r>
-      <w:hyperlink r:id="rId68">
-        <w:r>
-          <w:rPr>
-            <w:lang w:val="en_US" w:bidi="en_US"/>
-          </w:rPr>
-          <w:rPr>
-            <w:color w:val="0000EE"/>
-            <w:u w:val="single"/>
-          </w:rPr>
-          <w:t>1:14</w:t>
-        </w:r>
-      </w:hyperlink>
+      <w:r>
+        <w:rPr>
+          <w:lang w:val="en_US" w:bidi="en_US"/>
+        </w:rPr>
+        <w:t>1:14</w:t>
+      </w:r>
       <w:r>
         <w:rPr>
           <w:lang w:val="en_US" w:bidi="en_US"/>
@@ -3568,54 +3208,36 @@
         </w:rPr>
         <w:t xml:space="preserve">Tithes, which are a tenth of the land's produce, were required offerings (see </w:t>
       </w:r>
-      <w:hyperlink r:id="rId69">
-        <w:r>
-          <w:rPr>
-            <w:lang w:val="en_US" w:bidi="en_US"/>
-          </w:rPr>
-          <w:rPr>
-            <w:color w:val="0000EE"/>
-            <w:u w:val="single"/>
-          </w:rPr>
-          <w:t>Deuteronomy 12:6</w:t>
-        </w:r>
-      </w:hyperlink>
+      <w:r>
+        <w:rPr>
+          <w:lang w:val="en_US" w:bidi="en_US"/>
+        </w:rPr>
+        <w:t>Deuteronomy 12:6</w:t>
+      </w:r>
       <w:r>
         <w:rPr>
           <w:lang w:val="en_US" w:bidi="en_US"/>
         </w:rPr>
         <w:t xml:space="preserve">, </w:t>
       </w:r>
-      <w:hyperlink r:id="rId70">
-        <w:r>
-          <w:rPr>
-            <w:lang w:val="en_US" w:bidi="en_US"/>
-          </w:rPr>
-          <w:rPr>
-            <w:color w:val="0000EE"/>
-            <w:u w:val="single"/>
-          </w:rPr>
-          <w:t>11</w:t>
-        </w:r>
-      </w:hyperlink>
+      <w:r>
+        <w:rPr>
+          <w:lang w:val="en_US" w:bidi="en_US"/>
+        </w:rPr>
+        <w:t>11</w:t>
+      </w:r>
       <w:r>
         <w:rPr>
           <w:lang w:val="en_US" w:bidi="en_US"/>
         </w:rPr>
         <w:t xml:space="preserve">, </w:t>
       </w:r>
-      <w:hyperlink r:id="rId71">
-        <w:r>
-          <w:rPr>
-            <w:lang w:val="en_US" w:bidi="en_US"/>
-          </w:rPr>
-          <w:rPr>
-            <w:color w:val="0000EE"/>
-            <w:u w:val="single"/>
-          </w:rPr>
-          <w:t>17</w:t>
-        </w:r>
-      </w:hyperlink>
+      <w:r>
+        <w:rPr>
+          <w:lang w:val="en_US" w:bidi="en_US"/>
+        </w:rPr>
+        <w:t>17</w:t>
+      </w:r>
       <w:r>
         <w:rPr>
           <w:lang w:val="en_US" w:bidi="en_US"/>
@@ -3694,36 +3316,24 @@
         </w:rPr>
         <w:t xml:space="preserve">Judah's recent troubles came from God's curse (see </w:t>
       </w:r>
-      <w:hyperlink r:id="rId36">
-        <w:r>
-          <w:rPr>
-            <w:lang w:val="en_US" w:bidi="en_US"/>
-          </w:rPr>
-          <w:rPr>
-            <w:color w:val="0000EE"/>
-            <w:u w:val="single"/>
-          </w:rPr>
-          <w:t>Deuteronomy 28:20</w:t>
-        </w:r>
-      </w:hyperlink>
+      <w:r>
+        <w:rPr>
+          <w:lang w:val="en_US" w:bidi="en_US"/>
+        </w:rPr>
+        <w:t>Deuteronomy 28:20</w:t>
+      </w:r>
       <w:r>
         <w:rPr>
           <w:lang w:val="en_US" w:bidi="en_US"/>
         </w:rPr>
         <w:t xml:space="preserve">, </w:t>
       </w:r>
-      <w:hyperlink r:id="rId72">
-        <w:r>
-          <w:rPr>
-            <w:lang w:val="en_US" w:bidi="en_US"/>
-          </w:rPr>
-          <w:rPr>
-            <w:color w:val="0000EE"/>
-            <w:u w:val="single"/>
-          </w:rPr>
-          <w:t>27</w:t>
-        </w:r>
-      </w:hyperlink>
+      <w:r>
+        <w:rPr>
+          <w:lang w:val="en_US" w:bidi="en_US"/>
+        </w:rPr>
+        <w:t>27</w:t>
+      </w:r>
       <w:r>
         <w:rPr>
           <w:lang w:val="en_US" w:bidi="en_US"/>
@@ -3901,54 +3511,36 @@
         </w:rPr>
         <w:t xml:space="preserve">: The people accused God of favoring wrongdoers and questioned his fairness (see </w:t>
       </w:r>
-      <w:hyperlink r:id="rId54">
-        <w:r>
-          <w:rPr>
-            <w:lang w:val="en_US" w:bidi="en_US"/>
-          </w:rPr>
-          <w:rPr>
-            <w:color w:val="0000EE"/>
-            <w:u w:val="single"/>
-          </w:rPr>
-          <w:t>Malachi 2:17</w:t>
-        </w:r>
-      </w:hyperlink>
+      <w:r>
+        <w:rPr>
+          <w:lang w:val="en_US" w:bidi="en_US"/>
+        </w:rPr>
+        <w:t>Malachi 2:17</w:t>
+      </w:r>
       <w:r>
         <w:rPr>
           <w:lang w:val="en_US" w:bidi="en_US"/>
         </w:rPr>
         <w:t>). However, the Lord values justice (</w:t>
       </w:r>
-      <w:hyperlink r:id="rId73">
-        <w:r>
-          <w:rPr>
-            <w:lang w:val="en_US" w:bidi="en_US"/>
-          </w:rPr>
-          <w:rPr>
-            <w:color w:val="0000EE"/>
-            <w:u w:val="single"/>
-          </w:rPr>
-          <w:t>Psalms 9:16</w:t>
-        </w:r>
-      </w:hyperlink>
+      <w:r>
+        <w:rPr>
+          <w:lang w:val="en_US" w:bidi="en_US"/>
+        </w:rPr>
+        <w:t>Psalms 9:16</w:t>
+      </w:r>
       <w:r>
         <w:rPr>
           <w:lang w:val="en_US" w:bidi="en_US"/>
         </w:rPr>
         <w:t xml:space="preserve">; </w:t>
       </w:r>
-      <w:hyperlink r:id="rId74">
-        <w:r>
-          <w:rPr>
-            <w:lang w:val="en_US" w:bidi="en_US"/>
-          </w:rPr>
-          <w:rPr>
-            <w:color w:val="0000EE"/>
-            <w:u w:val="single"/>
-          </w:rPr>
-          <w:t>37:28</w:t>
-        </w:r>
-      </w:hyperlink>
+      <w:r>
+        <w:rPr>
+          <w:lang w:val="en_US" w:bidi="en_US"/>
+        </w:rPr>
+        <w:t>37:28</w:t>
+      </w:r>
       <w:r>
         <w:rPr>
           <w:lang w:val="en_US" w:bidi="en_US"/>
@@ -4003,36 +3595,24 @@
         </w:rPr>
         <w:t>Malachi’s final message contains two distinct but related speeches. The first emphasizes serving the Lord (</w:t>
       </w:r>
-      <w:hyperlink r:id="rId75">
-        <w:r>
-          <w:rPr>
-            <w:lang w:val="en_US" w:bidi="en_US"/>
-          </w:rPr>
-          <w:rPr>
-            <w:color w:val="0000EE"/>
-            <w:u w:val="single"/>
-          </w:rPr>
-          <w:t>Malachi 3:13–18</w:t>
-        </w:r>
-      </w:hyperlink>
+      <w:r>
+        <w:rPr>
+          <w:lang w:val="en_US" w:bidi="en_US"/>
+        </w:rPr>
+        <w:t>Malachi 3:13–18</w:t>
+      </w:r>
       <w:r>
         <w:rPr>
           <w:lang w:val="en_US" w:bidi="en_US"/>
         </w:rPr>
         <w:t>). The second compares the fate of the wicked and the righteous (</w:t>
       </w:r>
-      <w:hyperlink r:id="rId76">
-        <w:r>
-          <w:rPr>
-            <w:lang w:val="en_US" w:bidi="en_US"/>
-          </w:rPr>
-          <w:rPr>
-            <w:color w:val="0000EE"/>
-            <w:u w:val="single"/>
-          </w:rPr>
-          <w:t>Malachi 4:1–3</w:t>
-        </w:r>
-      </w:hyperlink>
+      <w:r>
+        <w:rPr>
+          <w:lang w:val="en_US" w:bidi="en_US"/>
+        </w:rPr>
+        <w:t>Malachi 4:1–3</w:t>
+      </w:r>
       <w:r>
         <w:rPr>
           <w:lang w:val="en_US" w:bidi="en_US"/>
@@ -4065,18 +3645,12 @@
         </w:rPr>
         <w:t>). The prophet revisits themes from the fourth message (</w:t>
       </w:r>
-      <w:hyperlink r:id="rId77">
-        <w:r>
-          <w:rPr>
-            <w:lang w:val="en_US" w:bidi="en_US"/>
-          </w:rPr>
-          <w:rPr>
-            <w:color w:val="0000EE"/>
-            <w:u w:val="single"/>
-          </w:rPr>
-          <w:t>Malachi 3:1–5</w:t>
-        </w:r>
-      </w:hyperlink>
+      <w:r>
+        <w:rPr>
+          <w:lang w:val="en_US" w:bidi="en_US"/>
+        </w:rPr>
+        <w:t>Malachi 3:1–5</w:t>
+      </w:r>
       <w:r>
         <w:rPr>
           <w:lang w:val="en_US" w:bidi="en_US"/>
@@ -4156,18 +3730,12 @@
         </w:rPr>
         <w:t>: People believed that doing good deeds would lead to material blessings (</w:t>
       </w:r>
-      <w:hyperlink r:id="rId78">
-        <w:r>
-          <w:rPr>
-            <w:lang w:val="en_US" w:bidi="en_US"/>
-          </w:rPr>
-          <w:rPr>
-            <w:color w:val="0000EE"/>
-            <w:u w:val="single"/>
-          </w:rPr>
-          <w:t>Deuteronomy 28</w:t>
-        </w:r>
-      </w:hyperlink>
+      <w:r>
+        <w:rPr>
+          <w:lang w:val="en_US" w:bidi="en_US"/>
+        </w:rPr>
+        <w:t>Deuteronomy 28</w:t>
+      </w:r>
       <w:r>
         <w:rPr>
           <w:lang w:val="en_US" w:bidi="en_US"/>
@@ -4199,18 +3767,12 @@
         </w:rPr>
         <w:t xml:space="preserve">: People thought that showing sadness or wearing funeral clothes showed true repentance, as if these actions were righteous by themselves (see </w:t>
       </w:r>
-      <w:hyperlink r:id="rId79">
-        <w:r>
-          <w:rPr>
-            <w:lang w:val="en_US" w:bidi="en_US"/>
-          </w:rPr>
-          <w:rPr>
-            <w:color w:val="0000EE"/>
-            <w:u w:val="single"/>
-          </w:rPr>
-          <w:t>Matthew 6:1–18</w:t>
-        </w:r>
-      </w:hyperlink>
+      <w:r>
+        <w:rPr>
+          <w:lang w:val="en_US" w:bidi="en_US"/>
+        </w:rPr>
+        <w:t>Matthew 6:1–18</w:t>
+      </w:r>
       <w:r>
         <w:rPr>
           <w:lang w:val="en_US" w:bidi="en_US"/>
@@ -4265,18 +3827,12 @@
         </w:rPr>
         <w:t xml:space="preserve">Calling the arrogant blessed went against God’s justice, because it treated pride and wrongdoing as good (see </w:t>
       </w:r>
-      <w:hyperlink r:id="rId80">
-        <w:r>
-          <w:rPr>
-            <w:lang w:val="en_US" w:bidi="en_US"/>
-          </w:rPr>
-          <w:rPr>
-            <w:color w:val="0000EE"/>
-            <w:u w:val="single"/>
-          </w:rPr>
-          <w:t>Malachi 3:13</w:t>
-        </w:r>
-      </w:hyperlink>
+      <w:r>
+        <w:rPr>
+          <w:lang w:val="en_US" w:bidi="en_US"/>
+        </w:rPr>
+        <w:t>Malachi 3:13</w:t>
+      </w:r>
       <w:r>
         <w:rPr>
           <w:lang w:val="en_US" w:bidi="en_US"/>
@@ -4421,18 +3977,12 @@
         </w:rPr>
         <w:t xml:space="preserve">Here, the prophet acts as a recorder. He reports how the people reacted to his final message and how God responded to the conversation among those who feared the Lord. God listened to what they said (see </w:t>
       </w:r>
-      <w:hyperlink r:id="rId81">
-        <w:r>
-          <w:rPr>
-            <w:lang w:val="en_US" w:bidi="en_US"/>
-          </w:rPr>
-          <w:rPr>
-            <w:color w:val="0000EE"/>
-            <w:u w:val="single"/>
-          </w:rPr>
-          <w:t>Malachi 3:16</w:t>
-        </w:r>
-      </w:hyperlink>
+      <w:r>
+        <w:rPr>
+          <w:lang w:val="en_US" w:bidi="en_US"/>
+        </w:rPr>
+        <w:t>Malachi 3:16</w:t>
+      </w:r>
       <w:r>
         <w:rPr>
           <w:lang w:val="en_US" w:bidi="en_US"/>
@@ -4607,72 +4157,48 @@
         </w:rPr>
         <w:t xml:space="preserve"> might come from the winged sun disk common in ancient Near Eastern art. It could refer to the Messiah (God's chosen one) or symbolize a new era of righteousness when God will remove the curse of sin. Israel's spiritual healing would rely on God cleansing the people and forgiving their sins (see </w:t>
       </w:r>
-      <w:hyperlink r:id="rId82">
-        <w:r>
-          <w:rPr>
-            <w:lang w:val="en_US" w:bidi="en_US"/>
-          </w:rPr>
-          <w:rPr>
-            <w:color w:val="0000EE"/>
-            <w:u w:val="single"/>
-          </w:rPr>
-          <w:t>Jeremiah 33:6–8</w:t>
-        </w:r>
-      </w:hyperlink>
+      <w:r>
+        <w:rPr>
+          <w:lang w:val="en_US" w:bidi="en_US"/>
+        </w:rPr>
+        <w:t>Jeremiah 33:6–8</w:t>
+      </w:r>
       <w:r>
         <w:rPr>
           <w:lang w:val="en_US" w:bidi="en_US"/>
         </w:rPr>
         <w:t xml:space="preserve">; compare </w:t>
       </w:r>
-      <w:hyperlink r:id="rId83">
-        <w:r>
-          <w:rPr>
-            <w:lang w:val="en_US" w:bidi="en_US"/>
-          </w:rPr>
-          <w:rPr>
-            <w:color w:val="0000EE"/>
-            <w:u w:val="single"/>
-          </w:rPr>
-          <w:t>Jeremiah 8:14–15</w:t>
-        </w:r>
-      </w:hyperlink>
+      <w:r>
+        <w:rPr>
+          <w:lang w:val="en_US" w:bidi="en_US"/>
+        </w:rPr>
+        <w:t>Jeremiah 8:14–15</w:t>
+      </w:r>
       <w:r>
         <w:rPr>
           <w:lang w:val="en_US" w:bidi="en_US"/>
         </w:rPr>
         <w:t>). This healing would follow a collective confession of sin and a return to God (</w:t>
       </w:r>
-      <w:hyperlink r:id="rId84">
-        <w:r>
-          <w:rPr>
-            <w:lang w:val="en_US" w:bidi="en_US"/>
-          </w:rPr>
-          <w:rPr>
-            <w:color w:val="0000EE"/>
-            <w:u w:val="single"/>
-          </w:rPr>
-          <w:t>Malachi 3:7</w:t>
-        </w:r>
-      </w:hyperlink>
+      <w:r>
+        <w:rPr>
+          <w:lang w:val="en_US" w:bidi="en_US"/>
+        </w:rPr>
+        <w:t>Malachi 3:7</w:t>
+      </w:r>
       <w:r>
         <w:rPr>
           <w:lang w:val="en_US" w:bidi="en_US"/>
         </w:rPr>
         <w:t xml:space="preserve">; compare </w:t>
       </w:r>
-      <w:hyperlink r:id="rId85">
-        <w:r>
-          <w:rPr>
-            <w:lang w:val="en_US" w:bidi="en_US"/>
-          </w:rPr>
-          <w:rPr>
-            <w:color w:val="0000EE"/>
-            <w:u w:val="single"/>
-          </w:rPr>
-          <w:t>Jeremiah 14:19–20</w:t>
-        </w:r>
-      </w:hyperlink>
+      <w:r>
+        <w:rPr>
+          <w:lang w:val="en_US" w:bidi="en_US"/>
+        </w:rPr>
+        <w:t>Jeremiah 14:19–20</w:t>
+      </w:r>
       <w:r>
         <w:rPr>
           <w:lang w:val="en_US" w:bidi="en_US"/>
@@ -4704,72 +4230,48 @@
         </w:rPr>
         <w:t xml:space="preserve">: Outstretched wings symbolize God's protection and rescue (see </w:t>
       </w:r>
-      <w:hyperlink r:id="rId86">
-        <w:r>
-          <w:rPr>
-            <w:lang w:val="en_US" w:bidi="en_US"/>
-          </w:rPr>
-          <w:rPr>
-            <w:color w:val="0000EE"/>
-            <w:u w:val="single"/>
-          </w:rPr>
-          <w:t>Exodus 19:4</w:t>
-        </w:r>
-      </w:hyperlink>
+      <w:r>
+        <w:rPr>
+          <w:lang w:val="en_US" w:bidi="en_US"/>
+        </w:rPr>
+        <w:t>Exodus 19:4</w:t>
+      </w:r>
       <w:r>
         <w:rPr>
           <w:lang w:val="en_US" w:bidi="en_US"/>
         </w:rPr>
         <w:t xml:space="preserve">; </w:t>
       </w:r>
-      <w:hyperlink r:id="rId87">
-        <w:r>
-          <w:rPr>
-            <w:lang w:val="en_US" w:bidi="en_US"/>
-          </w:rPr>
-          <w:rPr>
-            <w:color w:val="0000EE"/>
-            <w:u w:val="single"/>
-          </w:rPr>
-          <w:t>Deuteronomy 32:10–11</w:t>
-        </w:r>
-      </w:hyperlink>
+      <w:r>
+        <w:rPr>
+          <w:lang w:val="en_US" w:bidi="en_US"/>
+        </w:rPr>
+        <w:t>Deuteronomy 32:10–11</w:t>
+      </w:r>
       <w:r>
         <w:rPr>
           <w:lang w:val="en_US" w:bidi="en_US"/>
         </w:rPr>
         <w:t xml:space="preserve">; </w:t>
       </w:r>
-      <w:hyperlink r:id="rId88">
-        <w:r>
-          <w:rPr>
-            <w:lang w:val="en_US" w:bidi="en_US"/>
-          </w:rPr>
-          <w:rPr>
-            <w:color w:val="0000EE"/>
-            <w:u w:val="single"/>
-          </w:rPr>
-          <w:t>Psalm 17:8</w:t>
-        </w:r>
-      </w:hyperlink>
+      <w:r>
+        <w:rPr>
+          <w:lang w:val="en_US" w:bidi="en_US"/>
+        </w:rPr>
+        <w:t>Psalm 17:8</w:t>
+      </w:r>
       <w:r>
         <w:rPr>
           <w:lang w:val="en_US" w:bidi="en_US"/>
         </w:rPr>
         <w:t xml:space="preserve">; </w:t>
       </w:r>
-      <w:hyperlink r:id="rId89">
-        <w:r>
-          <w:rPr>
-            <w:lang w:val="en_US" w:bidi="en_US"/>
-          </w:rPr>
-          <w:rPr>
-            <w:color w:val="0000EE"/>
-            <w:u w:val="single"/>
-          </w:rPr>
-          <w:t>18:10</w:t>
-        </w:r>
-      </w:hyperlink>
+      <w:r>
+        <w:rPr>
+          <w:lang w:val="en_US" w:bidi="en_US"/>
+        </w:rPr>
+        <w:t>18:10</w:t>
+      </w:r>
       <w:r>
         <w:rPr>
           <w:lang w:val="en_US" w:bidi="en_US"/>
@@ -4824,18 +4326,12 @@
         </w:rPr>
         <w:t xml:space="preserve">The first postscript (a short message added at the end) calls Judah to obey the law of Moses. Israel’s identity began with the exodus and was shaped by the covenant made at Mount Sinai through Moses (see </w:t>
       </w:r>
-      <w:hyperlink r:id="rId90">
-        <w:r>
-          <w:rPr>
-            <w:lang w:val="en_US" w:bidi="en_US"/>
-          </w:rPr>
-          <w:rPr>
-            <w:color w:val="0000EE"/>
-            <w:u w:val="single"/>
-          </w:rPr>
-          <w:t>Deuteronomy 34:10–12</w:t>
-        </w:r>
-      </w:hyperlink>
+      <w:r>
+        <w:rPr>
+          <w:lang w:val="en_US" w:bidi="en_US"/>
+        </w:rPr>
+        <w:t>Deuteronomy 34:10–12</w:t>
+      </w:r>
       <w:r>
         <w:rPr>
           <w:lang w:val="en_US" w:bidi="en_US"/>
@@ -4890,18 +4386,12 @@
         </w:rPr>
         <w:t xml:space="preserve">The book ends with a closing section that points to Moses and Elijah. These two figures are models of faithfulness to the Lord. Moses represents the Law, and Elijah represents the Prophets (see </w:t>
       </w:r>
-      <w:hyperlink r:id="rId91">
-        <w:r>
-          <w:rPr>
-            <w:lang w:val="en_US" w:bidi="en_US"/>
-          </w:rPr>
-          <w:rPr>
-            <w:color w:val="0000EE"/>
-            <w:u w:val="single"/>
-          </w:rPr>
-          <w:t>Matthew 17:1–4</w:t>
-        </w:r>
-      </w:hyperlink>
+      <w:r>
+        <w:rPr>
+          <w:lang w:val="en_US" w:bidi="en_US"/>
+        </w:rPr>
+        <w:t>Matthew 17:1–4</w:t>
+      </w:r>
       <w:r>
         <w:rPr>
           <w:lang w:val="en_US" w:bidi="en_US"/>
@@ -4922,36 +4412,24 @@
         </w:rPr>
         <w:t>In ancient Hebrew practice, these two appeals may have functioned as added closing messages for the scroll that contained the 12 Minor Prophets (the shorter prophetic books). If this is the case, the first closing message (</w:t>
       </w:r>
-      <w:hyperlink r:id="rId92">
-        <w:r>
-          <w:rPr>
-            <w:lang w:val="en_US" w:bidi="en_US"/>
-          </w:rPr>
-          <w:rPr>
-            <w:color w:val="0000EE"/>
-            <w:u w:val="single"/>
-          </w:rPr>
-          <w:t>Malachi 4:4</w:t>
-        </w:r>
-      </w:hyperlink>
+      <w:r>
+        <w:rPr>
+          <w:lang w:val="en_US" w:bidi="en_US"/>
+        </w:rPr>
+        <w:t>Malachi 4:4</w:t>
+      </w:r>
       <w:r>
         <w:rPr>
           <w:lang w:val="en_US" w:bidi="en_US"/>
         </w:rPr>
         <w:t>) links the scroll to the Law of Moses. The second closing message (</w:t>
       </w:r>
-      <w:hyperlink r:id="rId93">
-        <w:r>
-          <w:rPr>
-            <w:lang w:val="en_US" w:bidi="en_US"/>
-          </w:rPr>
-          <w:rPr>
-            <w:color w:val="0000EE"/>
-            <w:u w:val="single"/>
-          </w:rPr>
-          <w:t>Malachi 4:5–6</w:t>
-        </w:r>
-      </w:hyperlink>
+      <w:r>
+        <w:rPr>
+          <w:lang w:val="en_US" w:bidi="en_US"/>
+        </w:rPr>
+        <w:t>Malachi 4:5–6</w:t>
+      </w:r>
       <w:r>
         <w:rPr>
           <w:lang w:val="en_US" w:bidi="en_US"/>
@@ -5028,90 +4506,60 @@
         </w:rPr>
         <w:t xml:space="preserve">Elijah is a prime example of a prophet who preached repentance, supported by signs and wonders (see </w:t>
       </w:r>
-      <w:hyperlink r:id="rId94">
-        <w:r>
-          <w:rPr>
-            <w:lang w:val="en_US" w:bidi="en_US"/>
-          </w:rPr>
-          <w:rPr>
-            <w:color w:val="0000EE"/>
-            <w:u w:val="single"/>
-          </w:rPr>
-          <w:t>Luke 1:17</w:t>
-        </w:r>
-      </w:hyperlink>
+      <w:r>
+        <w:rPr>
+          <w:lang w:val="en_US" w:bidi="en_US"/>
+        </w:rPr>
+        <w:t>Luke 1:17</w:t>
+      </w:r>
       <w:r>
         <w:rPr>
           <w:lang w:val="en_US" w:bidi="en_US"/>
         </w:rPr>
         <w:t xml:space="preserve">; </w:t>
       </w:r>
-      <w:hyperlink r:id="rId95">
-        <w:r>
-          <w:rPr>
-            <w:lang w:val="en_US" w:bidi="en_US"/>
-          </w:rPr>
-          <w:rPr>
-            <w:color w:val="0000EE"/>
-            <w:u w:val="single"/>
-          </w:rPr>
-          <w:t>James 5:17–18</w:t>
-        </w:r>
-      </w:hyperlink>
+      <w:r>
+        <w:rPr>
+          <w:lang w:val="en_US" w:bidi="en_US"/>
+        </w:rPr>
+        <w:t>James 5:17–18</w:t>
+      </w:r>
       <w:r>
         <w:rPr>
           <w:lang w:val="en_US" w:bidi="en_US"/>
         </w:rPr>
         <w:t xml:space="preserve">). Elijah was a forerunner of the day of the Lord (see </w:t>
       </w:r>
-      <w:hyperlink r:id="rId96">
-        <w:r>
-          <w:rPr>
-            <w:lang w:val="en_US" w:bidi="en_US"/>
-          </w:rPr>
-          <w:rPr>
-            <w:color w:val="0000EE"/>
-            <w:u w:val="single"/>
-          </w:rPr>
-          <w:t>Malachi 3:1</w:t>
-        </w:r>
-      </w:hyperlink>
+      <w:r>
+        <w:rPr>
+          <w:lang w:val="en_US" w:bidi="en_US"/>
+        </w:rPr>
+        <w:t>Malachi 3:1</w:t>
+      </w:r>
       <w:r>
         <w:rPr>
           <w:lang w:val="en_US" w:bidi="en_US"/>
         </w:rPr>
         <w:t xml:space="preserve">). The New Testament identifies John the Baptist as the prophet who prepared the way for Jesus the Messiah (see </w:t>
       </w:r>
-      <w:hyperlink r:id="rId97">
-        <w:r>
-          <w:rPr>
-            <w:lang w:val="en_US" w:bidi="en_US"/>
-          </w:rPr>
-          <w:rPr>
-            <w:color w:val="0000EE"/>
-            <w:u w:val="single"/>
-          </w:rPr>
-          <w:t>Matthew 11:11–15</w:t>
-        </w:r>
-      </w:hyperlink>
+      <w:r>
+        <w:rPr>
+          <w:lang w:val="en_US" w:bidi="en_US"/>
+        </w:rPr>
+        <w:t>Matthew 11:11–15</w:t>
+      </w:r>
       <w:r>
         <w:rPr>
           <w:lang w:val="en_US" w:bidi="en_US"/>
         </w:rPr>
         <w:t xml:space="preserve">; </w:t>
       </w:r>
-      <w:hyperlink r:id="rId94">
-        <w:r>
-          <w:rPr>
-            <w:lang w:val="en_US" w:bidi="en_US"/>
-          </w:rPr>
-          <w:rPr>
-            <w:color w:val="0000EE"/>
-            <w:u w:val="single"/>
-          </w:rPr>
-          <w:t>Luke 1:17</w:t>
-        </w:r>
-      </w:hyperlink>
+      <w:r>
+        <w:rPr>
+          <w:lang w:val="en_US" w:bidi="en_US"/>
+        </w:rPr>
+        <w:t>Luke 1:17</w:t>
+      </w:r>
       <w:r>
         <w:rPr>
           <w:lang w:val="en_US" w:bidi="en_US"/>
@@ -5190,18 +4638,12 @@
         </w:rPr>
         <w:t xml:space="preserve"> means repentance and a complete change of loyalties. Turning toward God results in reconciliation between generations (see </w:t>
       </w:r>
-      <w:hyperlink r:id="rId98">
-        <w:r>
-          <w:rPr>
-            <w:lang w:val="en_US" w:bidi="en_US"/>
-          </w:rPr>
-          <w:rPr>
-            <w:color w:val="0000EE"/>
-            <w:u w:val="single"/>
-          </w:rPr>
-          <w:t>2 Corinthians 5:18–20</w:t>
-        </w:r>
-      </w:hyperlink>
+      <w:r>
+        <w:rPr>
+          <w:lang w:val="en_US" w:bidi="en_US"/>
+        </w:rPr>
+        <w:t>2 Corinthians 5:18–20</w:t>
+      </w:r>
       <w:r>
         <w:rPr>
           <w:lang w:val="en_US" w:bidi="en_US"/>
@@ -5246,72 +4688,48 @@
         </w:rPr>
         <w:t xml:space="preserve"> means total destruction (see </w:t>
       </w:r>
-      <w:hyperlink r:id="rId99">
-        <w:r>
-          <w:rPr>
-            <w:lang w:val="en_US" w:bidi="en_US"/>
-          </w:rPr>
-          <w:rPr>
-            <w:color w:val="0000EE"/>
-            <w:u w:val="single"/>
-          </w:rPr>
-          <w:t>Deuteronomy 7:26</w:t>
-        </w:r>
-      </w:hyperlink>
+      <w:r>
+        <w:rPr>
+          <w:lang w:val="en_US" w:bidi="en_US"/>
+        </w:rPr>
+        <w:t>Deuteronomy 7:26</w:t>
+      </w:r>
       <w:r>
         <w:rPr>
           <w:lang w:val="en_US" w:bidi="en_US"/>
         </w:rPr>
         <w:t xml:space="preserve">; </w:t>
       </w:r>
-      <w:hyperlink r:id="rId100">
-        <w:r>
-          <w:rPr>
-            <w:lang w:val="en_US" w:bidi="en_US"/>
-          </w:rPr>
-          <w:rPr>
-            <w:color w:val="0000EE"/>
-            <w:u w:val="single"/>
-          </w:rPr>
-          <w:t>1 Samuel 15:18</w:t>
-        </w:r>
-      </w:hyperlink>
+      <w:r>
+        <w:rPr>
+          <w:lang w:val="en_US" w:bidi="en_US"/>
+        </w:rPr>
+        <w:t>1 Samuel 15:18</w:t>
+      </w:r>
       <w:r>
         <w:rPr>
           <w:lang w:val="en_US" w:bidi="en_US"/>
         </w:rPr>
         <w:t xml:space="preserve">; </w:t>
       </w:r>
-      <w:hyperlink r:id="rId101">
-        <w:r>
-          <w:rPr>
-            <w:lang w:val="en_US" w:bidi="en_US"/>
-          </w:rPr>
-          <w:rPr>
-            <w:color w:val="0000EE"/>
-            <w:u w:val="single"/>
-          </w:rPr>
-          <w:t>Zechariah 14:11</w:t>
-        </w:r>
-      </w:hyperlink>
+      <w:r>
+        <w:rPr>
+          <w:lang w:val="en_US" w:bidi="en_US"/>
+        </w:rPr>
+        <w:t>Zechariah 14:11</w:t>
+      </w:r>
       <w:r>
         <w:rPr>
           <w:lang w:val="en_US" w:bidi="en_US"/>
         </w:rPr>
         <w:t xml:space="preserve">). The people of Israel who ignored God's prophet would face complete destruction, like the Canaanites who came before them (for example, </w:t>
       </w:r>
-      <w:hyperlink r:id="rId102">
-        <w:r>
-          <w:rPr>
-            <w:lang w:val="en_US" w:bidi="en_US"/>
-          </w:rPr>
-          <w:rPr>
-            <w:color w:val="0000EE"/>
-            <w:u w:val="single"/>
-          </w:rPr>
-          <w:t>Joshua 6:17</w:t>
-        </w:r>
-      </w:hyperlink>
+      <w:r>
+        <w:rPr>
+          <w:lang w:val="en_US" w:bidi="en_US"/>
+        </w:rPr>
+        <w:t>Joshua 6:17</w:t>
+      </w:r>
       <w:r>
         <w:rPr>
           <w:lang w:val="en_US" w:bidi="en_US"/>
